--- a/Dokumentasi/SSH.docx
+++ b/Dokumentasi/SSH.docx
@@ -11,46 +11,383 @@
         </w:numPr>
         <w:spacing w:after="60"/>
         <w:ind w:left="-709"/>
-      </w:pPr>
-      <w:r>
-        <w:rPr>
+        <w:jc w:val="right"/>
+        <w:rPr>
+          <w:rFonts w:ascii="Berlin Sans FB" w:hAnsi="Berlin Sans FB"/>
+          <w:sz w:val="40"/>
+          <w:szCs w:val="40"/>
+        </w:rPr>
+      </w:pPr>
+      <w:r>
+        <w:rPr>
+          <w:rFonts w:ascii="Berlin Sans FB" w:hAnsi="Berlin Sans FB"/>
           <w:noProof/>
-        </w:rPr>
-        <w:drawing>
-          <wp:inline distT="0" distB="0" distL="0" distR="0" wp14:anchorId="280D5985" wp14:editId="039B3856">
-            <wp:extent cx="6600896" cy="1952625"/>
-            <wp:effectExtent l="0" t="0" r="9525" b="0"/>
-            <wp:docPr id="903514650" name="Gambar 1"/>
-            <wp:cNvGraphicFramePr>
-              <a:graphicFrameLocks xmlns:a="http://schemas.openxmlformats.org/drawingml/2006/main" noChangeAspect="1"/>
-            </wp:cNvGraphicFramePr>
-            <a:graphic xmlns:a="http://schemas.openxmlformats.org/drawingml/2006/main">
-              <a:graphicData uri="http://schemas.openxmlformats.org/drawingml/2006/picture">
-                <pic:pic xmlns:pic="http://schemas.openxmlformats.org/drawingml/2006/picture">
-                  <pic:nvPicPr>
-                    <pic:cNvPr id="903514650" name=""/>
-                    <pic:cNvPicPr/>
-                  </pic:nvPicPr>
-                  <pic:blipFill>
-                    <a:blip r:embed="rId5"/>
-                    <a:stretch>
-                      <a:fillRect/>
-                    </a:stretch>
-                  </pic:blipFill>
-                  <pic:spPr>
-                    <a:xfrm>
-                      <a:off x="0" y="0"/>
-                      <a:ext cx="6604965" cy="1953829"/>
-                    </a:xfrm>
-                    <a:prstGeom prst="rect">
-                      <a:avLst/>
-                    </a:prstGeom>
-                  </pic:spPr>
-                </pic:pic>
-              </a:graphicData>
-            </a:graphic>
-          </wp:inline>
-        </w:drawing>
+          <w:sz w:val="40"/>
+          <w:szCs w:val="40"/>
+          <w14:ligatures w14:val="standardContextual"/>
+        </w:rPr>
+        <mc:AlternateContent>
+          <mc:Choice Requires="wps">
+            <w:drawing>
+              <wp:anchor distT="0" distB="0" distL="114300" distR="114300" simplePos="0" relativeHeight="251687936" behindDoc="1" locked="0" layoutInCell="1" allowOverlap="1" wp14:anchorId="2C36BD28" wp14:editId="4B0379F4">
+                <wp:simplePos x="0" y="0"/>
+                <wp:positionH relativeFrom="column">
+                  <wp:posOffset>-684954</wp:posOffset>
+                </wp:positionH>
+                <wp:positionV relativeFrom="paragraph">
+                  <wp:posOffset>-202353</wp:posOffset>
+                </wp:positionV>
+                <wp:extent cx="2726266" cy="1126067"/>
+                <wp:effectExtent l="0" t="0" r="17145" b="17145"/>
+                <wp:wrapNone/>
+                <wp:docPr id="2089211624" name="Kotak Teks 34"/>
+                <wp:cNvGraphicFramePr/>
+                <a:graphic xmlns:a="http://schemas.openxmlformats.org/drawingml/2006/main">
+                  <a:graphicData uri="http://schemas.microsoft.com/office/word/2010/wordprocessingShape">
+                    <wps:wsp>
+                      <wps:cNvSpPr txBox="1"/>
+                      <wps:spPr>
+                        <a:xfrm>
+                          <a:off x="0" y="0"/>
+                          <a:ext cx="2726266" cy="1126067"/>
+                        </a:xfrm>
+                        <a:prstGeom prst="rect">
+                          <a:avLst/>
+                        </a:prstGeom>
+                        <a:solidFill>
+                          <a:schemeClr val="bg1"/>
+                        </a:solidFill>
+                        <a:ln w="6350">
+                          <a:solidFill>
+                            <a:schemeClr val="bg1"/>
+                          </a:solidFill>
+                        </a:ln>
+                      </wps:spPr>
+                      <wps:txbx>
+                        <w:txbxContent>
+                          <w:p>
+                            <w:r>
+                              <w:rPr>
+                                <w:noProof/>
+                              </w:rPr>
+                              <w:drawing>
+                                <wp:inline distT="0" distB="0" distL="0" distR="0" wp14:anchorId="44C5C4C4" wp14:editId="721A7296">
+                                  <wp:extent cx="2492448" cy="990600"/>
+                                  <wp:effectExtent l="0" t="0" r="0" b="0"/>
+                                  <wp:docPr id="1677211279" name="Gambar 36"/>
+                                  <wp:cNvGraphicFramePr>
+                                    <a:graphicFrameLocks xmlns:a="http://schemas.openxmlformats.org/drawingml/2006/main" noChangeAspect="1"/>
+                                  </wp:cNvGraphicFramePr>
+                                  <a:graphic xmlns:a="http://schemas.openxmlformats.org/drawingml/2006/main">
+                                    <a:graphicData uri="http://schemas.openxmlformats.org/drawingml/2006/picture">
+                                      <pic:pic xmlns:pic="http://schemas.openxmlformats.org/drawingml/2006/picture">
+                                        <pic:nvPicPr>
+                                          <pic:cNvPr id="0" name="Picture 34"/>
+                                          <pic:cNvPicPr>
+                                            <a:picLocks noChangeAspect="1" noChangeArrowheads="1"/>
+                                          </pic:cNvPicPr>
+                                        </pic:nvPicPr>
+                                        <pic:blipFill rotWithShape="1">
+                                          <a:blip r:embed="rId5">
+                                            <a:extLst>
+                                              <a:ext uri="{28A0092B-C50C-407E-A947-70E740481C1C}">
+                                                <a14:useLocalDpi xmlns:a14="http://schemas.microsoft.com/office/drawing/2010/main" val="0"/>
+                                              </a:ext>
+                                            </a:extLst>
+                                          </a:blip>
+                                          <a:srcRect t="29057" b="31198"/>
+                                          <a:stretch>
+                                            <a:fillRect/>
+                                          </a:stretch>
+                                        </pic:blipFill>
+                                        <pic:spPr bwMode="auto">
+                                          <a:xfrm>
+                                            <a:off x="0" y="0"/>
+                                            <a:ext cx="2519057" cy="1001176"/>
+                                          </a:xfrm>
+                                          <a:prstGeom prst="rect">
+                                            <a:avLst/>
+                                          </a:prstGeom>
+                                          <a:noFill/>
+                                          <a:ln>
+                                            <a:noFill/>
+                                          </a:ln>
+                                          <a:extLst>
+                                            <a:ext uri="{53640926-AAD7-44D8-BBD7-CCE9431645EC}">
+                                              <a14:shadowObscured xmlns:a14="http://schemas.microsoft.com/office/drawing/2010/main"/>
+                                            </a:ext>
+                                          </a:extLst>
+                                        </pic:spPr>
+                                      </pic:pic>
+                                    </a:graphicData>
+                                  </a:graphic>
+                                </wp:inline>
+                              </w:drawing>
+                            </w:r>
+                          </w:p>
+                        </w:txbxContent>
+                      </wps:txbx>
+                      <wps:bodyPr rot="0" spcFirstLastPara="0" vertOverflow="overflow" horzOverflow="overflow" vert="horz" wrap="square" lIns="91440" tIns="45720" rIns="91440" bIns="45720" numCol="1" spcCol="0" rtlCol="0" fromWordArt="0" anchor="t" anchorCtr="0" forceAA="0" compatLnSpc="1">
+                        <a:prstTxWarp prst="textNoShape">
+                          <a:avLst/>
+                        </a:prstTxWarp>
+                        <a:noAutofit/>
+                      </wps:bodyPr>
+                    </wps:wsp>
+                  </a:graphicData>
+                </a:graphic>
+                <wp14:sizeRelH relativeFrom="margin">
+                  <wp14:pctWidth>0</wp14:pctWidth>
+                </wp14:sizeRelH>
+                <wp14:sizeRelV relativeFrom="margin">
+                  <wp14:pctHeight>0</wp14:pctHeight>
+                </wp14:sizeRelV>
+              </wp:anchor>
+            </w:drawing>
+          </mc:Choice>
+          <mc:Fallback>
+            <w:pict>
+              <v:shapetype w14:anchorId="2C36BD28" id="_x0000_t202" coordsize="21600,21600" o:spt="202" path="m,l,21600r21600,l21600,xe">
+                <v:stroke joinstyle="miter"/>
+                <v:path gradientshapeok="t" o:connecttype="rect"/>
+              </v:shapetype>
+              <v:shape id="Kotak Teks 34" o:spid="_x0000_s1026" type="#_x0000_t202" style="position:absolute;left:0;text-align:left;margin-left:-53.95pt;margin-top:-15.95pt;width:214.65pt;height:88.65pt;z-index:-251628544;visibility:visible;mso-wrap-style:square;mso-width-percent:0;mso-height-percent:0;mso-wrap-distance-left:9pt;mso-wrap-distance-top:0;mso-wrap-distance-right:9pt;mso-wrap-distance-bottom:0;mso-position-horizontal:absolute;mso-position-horizontal-relative:text;mso-position-vertical:absolute;mso-position-vertical-relative:text;mso-width-percent:0;mso-height-percent:0;mso-width-relative:margin;mso-height-relative:margin;v-text-anchor:top" o:gfxdata="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" fillcolor="white [3212]" strokecolor="white [3212]" strokeweight=".5pt">
+                <v:textbox>
+                  <w:txbxContent>
+                    <w:p>
+                      <w:r>
+                        <w:rPr>
+                          <w:noProof/>
+                        </w:rPr>
+                        <w:drawing>
+                          <wp:inline distT="0" distB="0" distL="0" distR="0" wp14:anchorId="44C5C4C4" wp14:editId="721A7296">
+                            <wp:extent cx="2492448" cy="990600"/>
+                            <wp:effectExtent l="0" t="0" r="0" b="0"/>
+                            <wp:docPr id="1677211279" name="Gambar 36"/>
+                            <wp:cNvGraphicFramePr>
+                              <a:graphicFrameLocks xmlns:a="http://schemas.openxmlformats.org/drawingml/2006/main" noChangeAspect="1"/>
+                            </wp:cNvGraphicFramePr>
+                            <a:graphic xmlns:a="http://schemas.openxmlformats.org/drawingml/2006/main">
+                              <a:graphicData uri="http://schemas.openxmlformats.org/drawingml/2006/picture">
+                                <pic:pic xmlns:pic="http://schemas.openxmlformats.org/drawingml/2006/picture">
+                                  <pic:nvPicPr>
+                                    <pic:cNvPr id="0" name="Picture 34"/>
+                                    <pic:cNvPicPr>
+                                      <a:picLocks noChangeAspect="1" noChangeArrowheads="1"/>
+                                    </pic:cNvPicPr>
+                                  </pic:nvPicPr>
+                                  <pic:blipFill rotWithShape="1">
+                                    <a:blip r:embed="rId6">
+                                      <a:extLst>
+                                        <a:ext uri="{28A0092B-C50C-407E-A947-70E740481C1C}">
+                                          <a14:useLocalDpi xmlns:a14="http://schemas.microsoft.com/office/drawing/2010/main" val="0"/>
+                                        </a:ext>
+                                      </a:extLst>
+                                    </a:blip>
+                                    <a:srcRect t="29057" b="31198"/>
+                                    <a:stretch>
+                                      <a:fillRect/>
+                                    </a:stretch>
+                                  </pic:blipFill>
+                                  <pic:spPr bwMode="auto">
+                                    <a:xfrm>
+                                      <a:off x="0" y="0"/>
+                                      <a:ext cx="2519057" cy="1001176"/>
+                                    </a:xfrm>
+                                    <a:prstGeom prst="rect">
+                                      <a:avLst/>
+                                    </a:prstGeom>
+                                    <a:noFill/>
+                                    <a:ln>
+                                      <a:noFill/>
+                                    </a:ln>
+                                    <a:extLst>
+                                      <a:ext uri="{53640926-AAD7-44D8-BBD7-CCE9431645EC}">
+                                        <a14:shadowObscured xmlns:a14="http://schemas.microsoft.com/office/drawing/2010/main"/>
+                                      </a:ext>
+                                    </a:extLst>
+                                  </pic:spPr>
+                                </pic:pic>
+                              </a:graphicData>
+                            </a:graphic>
+                          </wp:inline>
+                        </w:drawing>
+                      </w:r>
+                    </w:p>
+                  </w:txbxContent>
+                </v:textbox>
+              </v:shape>
+            </w:pict>
+          </mc:Fallback>
+        </mc:AlternateContent>
+      </w:r>
+      <w:r>
+        <w:rPr>
+          <w:rFonts w:ascii="Berlin Sans FB" w:hAnsi="Berlin Sans FB"/>
+          <w:sz w:val="40"/>
+          <w:szCs w:val="40"/>
+        </w:rPr>
+        <w:t>DOKUMENTASI PEMBELAJARAN</w:t>
+      </w:r>
+    </w:p>
+    <w:p>
+      <w:pPr>
+        <w:pStyle w:val="PoinDaftar"/>
+        <w:numPr>
+          <w:ilvl w:val="0"/>
+          <w:numId w:val="0"/>
+        </w:numPr>
+        <w:spacing w:after="60"/>
+        <w:ind w:left="-709"/>
+        <w:jc w:val="right"/>
+        <w:rPr>
+          <w:rFonts w:ascii="Berlin Sans FB" w:hAnsi="Berlin Sans FB"/>
+          <w:sz w:val="40"/>
+          <w:szCs w:val="40"/>
+        </w:rPr>
+      </w:pPr>
+      <w:r>
+        <w:rPr>
+          <w:rFonts w:ascii="Berlin Sans FB" w:hAnsi="Berlin Sans FB"/>
+          <w:sz w:val="40"/>
+          <w:szCs w:val="40"/>
+        </w:rPr>
+        <w:t>SECURE SHELL (SSH)</w:t>
+      </w:r>
+    </w:p>
+    <w:p>
+      <w:pPr>
+        <w:pStyle w:val="PoinDaftar"/>
+        <w:numPr>
+          <w:ilvl w:val="0"/>
+          <w:numId w:val="0"/>
+        </w:numPr>
+        <w:spacing w:after="60"/>
+        <w:ind w:left="-709"/>
+        <w:jc w:val="right"/>
+        <w:rPr>
+          <w:rFonts w:ascii="Berlin Sans FB" w:hAnsi="Berlin Sans FB"/>
+          <w:sz w:val="20"/>
+          <w:szCs w:val="20"/>
+        </w:rPr>
+      </w:pPr>
+      <w:r>
+        <w:rPr>
+          <w:rFonts w:ascii="Berlin Sans FB" w:hAnsi="Berlin Sans FB"/>
+          <w:sz w:val="20"/>
+          <w:szCs w:val="20"/>
+        </w:rPr>
+        <w:t xml:space="preserve">Alicia Maharani | Teknologi Rekayasa Komputer | SV IPB </w:t>
+      </w:r>
+      <w:proofErr w:type="spellStart"/>
+      <w:r>
+        <w:rPr>
+          <w:rFonts w:ascii="Berlin Sans FB" w:hAnsi="Berlin Sans FB"/>
+          <w:sz w:val="20"/>
+          <w:szCs w:val="20"/>
+        </w:rPr>
+        <w:t>University</w:t>
+      </w:r>
+      <w:proofErr w:type="spellEnd"/>
+    </w:p>
+    <w:p>
+      <w:pPr>
+        <w:pStyle w:val="PoinDaftar"/>
+        <w:numPr>
+          <w:ilvl w:val="0"/>
+          <w:numId w:val="0"/>
+        </w:numPr>
+        <w:spacing w:after="60"/>
+        <w:ind w:left="-709"/>
+        <w:jc w:val="right"/>
+        <w:rPr>
+          <w:rFonts w:ascii="Berlin Sans FB" w:hAnsi="Berlin Sans FB"/>
+          <w:sz w:val="20"/>
+          <w:szCs w:val="20"/>
+        </w:rPr>
+      </w:pPr>
+      <w:r>
+        <w:rPr>
+          <w:rFonts w:ascii="Berlin Sans FB" w:hAnsi="Berlin Sans FB"/>
+          <w:noProof/>
+          <w:sz w:val="40"/>
+          <w:szCs w:val="40"/>
+          <w14:ligatures w14:val="standardContextual"/>
+        </w:rPr>
+        <mc:AlternateContent>
+          <mc:Choice Requires="wps">
+            <w:drawing>
+              <wp:anchor distT="0" distB="0" distL="114300" distR="114300" simplePos="0" relativeHeight="251686912" behindDoc="0" locked="0" layoutInCell="1" allowOverlap="1" wp14:anchorId="5F6A6EFD" wp14:editId="1130C897">
+                <wp:simplePos x="0" y="0"/>
+                <wp:positionH relativeFrom="column">
+                  <wp:posOffset>-397299</wp:posOffset>
+                </wp:positionH>
+                <wp:positionV relativeFrom="paragraph">
+                  <wp:posOffset>119803</wp:posOffset>
+                </wp:positionV>
+                <wp:extent cx="6543675" cy="50800"/>
+                <wp:effectExtent l="0" t="0" r="28575" b="25400"/>
+                <wp:wrapNone/>
+                <wp:docPr id="228336018" name="Persegi Panjang 1"/>
+                <wp:cNvGraphicFramePr/>
+                <a:graphic xmlns:a="http://schemas.openxmlformats.org/drawingml/2006/main">
+                  <a:graphicData uri="http://schemas.microsoft.com/office/word/2010/wordprocessingShape">
+                    <wps:wsp>
+                      <wps:cNvSpPr/>
+                      <wps:spPr>
+                        <a:xfrm>
+                          <a:off x="0" y="0"/>
+                          <a:ext cx="6543675" cy="50800"/>
+                        </a:xfrm>
+                        <a:prstGeom prst="rect">
+                          <a:avLst/>
+                        </a:prstGeom>
+                        <a:solidFill>
+                          <a:schemeClr val="accent2"/>
+                        </a:solidFill>
+                        <a:ln>
+                          <a:solidFill>
+                            <a:schemeClr val="accent2"/>
+                          </a:solidFill>
+                        </a:ln>
+                      </wps:spPr>
+                      <wps:style>
+                        <a:lnRef idx="2">
+                          <a:schemeClr val="accent1">
+                            <a:shade val="15000"/>
+                          </a:schemeClr>
+                        </a:lnRef>
+                        <a:fillRef idx="1">
+                          <a:schemeClr val="accent1"/>
+                        </a:fillRef>
+                        <a:effectRef idx="0">
+                          <a:schemeClr val="accent1"/>
+                        </a:effectRef>
+                        <a:fontRef idx="minor">
+                          <a:schemeClr val="lt1"/>
+                        </a:fontRef>
+                      </wps:style>
+                      <wps:bodyPr rot="0" spcFirstLastPara="0" vertOverflow="overflow" horzOverflow="overflow" vert="horz" wrap="square" lIns="91440" tIns="45720" rIns="91440" bIns="45720" numCol="1" spcCol="0" rtlCol="0" fromWordArt="0" anchor="ctr" anchorCtr="0" forceAA="0" compatLnSpc="1">
+                        <a:prstTxWarp prst="textNoShape">
+                          <a:avLst/>
+                        </a:prstTxWarp>
+                        <a:noAutofit/>
+                      </wps:bodyPr>
+                    </wps:wsp>
+                  </a:graphicData>
+                </a:graphic>
+                <wp14:sizeRelV relativeFrom="margin">
+                  <wp14:pctHeight>0</wp14:pctHeight>
+                </wp14:sizeRelV>
+              </wp:anchor>
+            </w:drawing>
+          </mc:Choice>
+          <mc:Fallback>
+            <w:pict>
+              <v:rect w14:anchorId="65CCA946" id="Persegi Panjang 1" o:spid="_x0000_s1026" style="position:absolute;margin-left:-31.3pt;margin-top:9.45pt;width:515.25pt;height:4pt;z-index:251686912;visibility:visible;mso-wrap-style:square;mso-height-percent:0;mso-wrap-distance-left:9pt;mso-wrap-distance-top:0;mso-wrap-distance-right:9pt;mso-wrap-distance-bottom:0;mso-position-horizontal:absolute;mso-position-horizontal-relative:text;mso-position-vertical:absolute;mso-position-vertical-relative:text;mso-height-percent:0;mso-height-relative:margin;v-text-anchor:middle" o:gfxdata="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" fillcolor="#ed7d31 [3205]" strokecolor="#ed7d31 [3205]" strokeweight="1pt"/>
+            </w:pict>
+          </mc:Fallback>
+        </mc:AlternateContent>
       </w:r>
     </w:p>
     <w:p>
@@ -98,7 +435,61 @@
           <w:sz w:val="28"/>
           <w:szCs w:val="28"/>
         </w:rPr>
-        <w:t xml:space="preserve">Memahami konsep SSH (Secure Shell) serta mekanisme komunikasi client-server. </w:t>
+        <w:t>Memahami konsep SSH (</w:t>
+      </w:r>
+      <w:proofErr w:type="spellStart"/>
+      <w:r>
+        <w:rPr>
+          <w:rFonts w:ascii="Candara" w:hAnsi="Candara"/>
+          <w:sz w:val="28"/>
+          <w:szCs w:val="28"/>
+        </w:rPr>
+        <w:t>Secure</w:t>
+      </w:r>
+      <w:proofErr w:type="spellEnd"/>
+      <w:r>
+        <w:rPr>
+          <w:rFonts w:ascii="Candara" w:hAnsi="Candara"/>
+          <w:sz w:val="28"/>
+          <w:szCs w:val="28"/>
+        </w:rPr>
+        <w:t xml:space="preserve"> </w:t>
+      </w:r>
+      <w:proofErr w:type="spellStart"/>
+      <w:r>
+        <w:rPr>
+          <w:rFonts w:ascii="Candara" w:hAnsi="Candara"/>
+          <w:sz w:val="28"/>
+          <w:szCs w:val="28"/>
+        </w:rPr>
+        <w:t>Shell</w:t>
+      </w:r>
+      <w:proofErr w:type="spellEnd"/>
+      <w:r>
+        <w:rPr>
+          <w:rFonts w:ascii="Candara" w:hAnsi="Candara"/>
+          <w:sz w:val="28"/>
+          <w:szCs w:val="28"/>
+        </w:rPr>
+        <w:t xml:space="preserve">) serta mekanisme komunikasi </w:t>
+      </w:r>
+      <w:proofErr w:type="spellStart"/>
+      <w:r>
+        <w:rPr>
+          <w:rFonts w:ascii="Candara" w:hAnsi="Candara"/>
+          <w:sz w:val="28"/>
+          <w:szCs w:val="28"/>
+        </w:rPr>
+        <w:t>client</w:t>
+      </w:r>
+      <w:proofErr w:type="spellEnd"/>
+      <w:r>
+        <w:rPr>
+          <w:rFonts w:ascii="Candara" w:hAnsi="Candara"/>
+          <w:sz w:val="28"/>
+          <w:szCs w:val="28"/>
+        </w:rPr>
+        <w:t xml:space="preserve">-server. </w:t>
       </w:r>
     </w:p>
     <w:p>
@@ -122,7 +513,43 @@
           <w:sz w:val="28"/>
           <w:szCs w:val="28"/>
         </w:rPr>
-        <w:t xml:space="preserve">Mempelajari proses instalasi dan konfigurasi SSH Server (OpenSSH) dan SSH Client. </w:t>
+        <w:t>Mempelajari proses instalasi dan konfigurasi SSH Server (</w:t>
+      </w:r>
+      <w:proofErr w:type="spellStart"/>
+      <w:r>
+        <w:rPr>
+          <w:rFonts w:ascii="Candara" w:hAnsi="Candara"/>
+          <w:sz w:val="28"/>
+          <w:szCs w:val="28"/>
+        </w:rPr>
+        <w:t>OpenSSH</w:t>
+      </w:r>
+      <w:proofErr w:type="spellEnd"/>
+      <w:r>
+        <w:rPr>
+          <w:rFonts w:ascii="Candara" w:hAnsi="Candara"/>
+          <w:sz w:val="28"/>
+          <w:szCs w:val="28"/>
+        </w:rPr>
+        <w:t xml:space="preserve">) dan SSH </w:t>
+      </w:r>
+      <w:proofErr w:type="spellStart"/>
+      <w:r>
+        <w:rPr>
+          <w:rFonts w:ascii="Candara" w:hAnsi="Candara"/>
+          <w:sz w:val="28"/>
+          <w:szCs w:val="28"/>
+        </w:rPr>
+        <w:t>Client</w:t>
+      </w:r>
+      <w:proofErr w:type="spellEnd"/>
+      <w:r>
+        <w:rPr>
+          <w:rFonts w:ascii="Candara" w:hAnsi="Candara"/>
+          <w:sz w:val="28"/>
+          <w:szCs w:val="28"/>
+        </w:rPr>
+        <w:t xml:space="preserve">. </w:t>
       </w:r>
     </w:p>
     <w:p>
@@ -146,7 +573,25 @@
           <w:sz w:val="28"/>
           <w:szCs w:val="28"/>
         </w:rPr>
-        <w:t xml:space="preserve">Mampu melakukan koneksi dari client ke server menggunakan protokol SSH. </w:t>
+        <w:t xml:space="preserve">Mampu melakukan koneksi dari </w:t>
+      </w:r>
+      <w:proofErr w:type="spellStart"/>
+      <w:r>
+        <w:rPr>
+          <w:rFonts w:ascii="Candara" w:hAnsi="Candara"/>
+          <w:sz w:val="28"/>
+          <w:szCs w:val="28"/>
+        </w:rPr>
+        <w:t>client</w:t>
+      </w:r>
+      <w:proofErr w:type="spellEnd"/>
+      <w:r>
+        <w:rPr>
+          <w:rFonts w:ascii="Candara" w:hAnsi="Candara"/>
+          <w:sz w:val="28"/>
+          <w:szCs w:val="28"/>
+        </w:rPr>
+        <w:t xml:space="preserve"> ke server menggunakan protokol SSH. </w:t>
       </w:r>
     </w:p>
     <w:p>
@@ -170,7 +615,61 @@
           <w:sz w:val="28"/>
           <w:szCs w:val="28"/>
         </w:rPr>
-        <w:t xml:space="preserve">Memahami dan menerapkan keyless login menggunakan SSH Key. </w:t>
+        <w:t xml:space="preserve">Memahami dan menerapkan </w:t>
+      </w:r>
+      <w:proofErr w:type="spellStart"/>
+      <w:r>
+        <w:rPr>
+          <w:rFonts w:ascii="Candara" w:hAnsi="Candara"/>
+          <w:sz w:val="28"/>
+          <w:szCs w:val="28"/>
+        </w:rPr>
+        <w:t>keyless</w:t>
+      </w:r>
+      <w:proofErr w:type="spellEnd"/>
+      <w:r>
+        <w:rPr>
+          <w:rFonts w:ascii="Candara" w:hAnsi="Candara"/>
+          <w:sz w:val="28"/>
+          <w:szCs w:val="28"/>
+        </w:rPr>
+        <w:t xml:space="preserve"> </w:t>
+      </w:r>
+      <w:proofErr w:type="spellStart"/>
+      <w:r>
+        <w:rPr>
+          <w:rFonts w:ascii="Candara" w:hAnsi="Candara"/>
+          <w:sz w:val="28"/>
+          <w:szCs w:val="28"/>
+        </w:rPr>
+        <w:t>login</w:t>
+      </w:r>
+      <w:proofErr w:type="spellEnd"/>
+      <w:r>
+        <w:rPr>
+          <w:rFonts w:ascii="Candara" w:hAnsi="Candara"/>
+          <w:sz w:val="28"/>
+          <w:szCs w:val="28"/>
+        </w:rPr>
+        <w:t xml:space="preserve"> menggunakan SSH </w:t>
+      </w:r>
+      <w:proofErr w:type="spellStart"/>
+      <w:r>
+        <w:rPr>
+          <w:rFonts w:ascii="Candara" w:hAnsi="Candara"/>
+          <w:sz w:val="28"/>
+          <w:szCs w:val="28"/>
+        </w:rPr>
+        <w:t>Key</w:t>
+      </w:r>
+      <w:proofErr w:type="spellEnd"/>
+      <w:r>
+        <w:rPr>
+          <w:rFonts w:ascii="Candara" w:hAnsi="Candara"/>
+          <w:sz w:val="28"/>
+          <w:szCs w:val="28"/>
+        </w:rPr>
+        <w:t xml:space="preserve">. </w:t>
       </w:r>
     </w:p>
     <w:p>
@@ -194,7 +693,115 @@
           <w:sz w:val="28"/>
           <w:szCs w:val="28"/>
         </w:rPr>
-        <w:t xml:space="preserve">Mampu membuat public key dan private key pada client menggunakan ssh-keygen. </w:t>
+        <w:t xml:space="preserve">Mampu membuat </w:t>
+      </w:r>
+      <w:proofErr w:type="spellStart"/>
+      <w:r>
+        <w:rPr>
+          <w:rFonts w:ascii="Candara" w:hAnsi="Candara"/>
+          <w:sz w:val="28"/>
+          <w:szCs w:val="28"/>
+        </w:rPr>
+        <w:t>public</w:t>
+      </w:r>
+      <w:proofErr w:type="spellEnd"/>
+      <w:r>
+        <w:rPr>
+          <w:rFonts w:ascii="Candara" w:hAnsi="Candara"/>
+          <w:sz w:val="28"/>
+          <w:szCs w:val="28"/>
+        </w:rPr>
+        <w:t xml:space="preserve"> </w:t>
+      </w:r>
+      <w:proofErr w:type="spellStart"/>
+      <w:r>
+        <w:rPr>
+          <w:rFonts w:ascii="Candara" w:hAnsi="Candara"/>
+          <w:sz w:val="28"/>
+          <w:szCs w:val="28"/>
+        </w:rPr>
+        <w:t>key</w:t>
+      </w:r>
+      <w:proofErr w:type="spellEnd"/>
+      <w:r>
+        <w:rPr>
+          <w:rFonts w:ascii="Candara" w:hAnsi="Candara"/>
+          <w:sz w:val="28"/>
+          <w:szCs w:val="28"/>
+        </w:rPr>
+        <w:t xml:space="preserve"> dan </w:t>
+      </w:r>
+      <w:proofErr w:type="spellStart"/>
+      <w:r>
+        <w:rPr>
+          <w:rFonts w:ascii="Candara" w:hAnsi="Candara"/>
+          <w:sz w:val="28"/>
+          <w:szCs w:val="28"/>
+        </w:rPr>
+        <w:t>private</w:t>
+      </w:r>
+      <w:proofErr w:type="spellEnd"/>
+      <w:r>
+        <w:rPr>
+          <w:rFonts w:ascii="Candara" w:hAnsi="Candara"/>
+          <w:sz w:val="28"/>
+          <w:szCs w:val="28"/>
+        </w:rPr>
+        <w:t xml:space="preserve"> </w:t>
+      </w:r>
+      <w:proofErr w:type="spellStart"/>
+      <w:r>
+        <w:rPr>
+          <w:rFonts w:ascii="Candara" w:hAnsi="Candara"/>
+          <w:sz w:val="28"/>
+          <w:szCs w:val="28"/>
+        </w:rPr>
+        <w:t>key</w:t>
+      </w:r>
+      <w:proofErr w:type="spellEnd"/>
+      <w:r>
+        <w:rPr>
+          <w:rFonts w:ascii="Candara" w:hAnsi="Candara"/>
+          <w:sz w:val="28"/>
+          <w:szCs w:val="28"/>
+        </w:rPr>
+        <w:t xml:space="preserve"> pada </w:t>
+      </w:r>
+      <w:proofErr w:type="spellStart"/>
+      <w:r>
+        <w:rPr>
+          <w:rFonts w:ascii="Candara" w:hAnsi="Candara"/>
+          <w:sz w:val="28"/>
+          <w:szCs w:val="28"/>
+        </w:rPr>
+        <w:t>client</w:t>
+      </w:r>
+      <w:proofErr w:type="spellEnd"/>
+      <w:r>
+        <w:rPr>
+          <w:rFonts w:ascii="Candara" w:hAnsi="Candara"/>
+          <w:sz w:val="28"/>
+          <w:szCs w:val="28"/>
+        </w:rPr>
+        <w:t xml:space="preserve"> menggunakan </w:t>
+      </w:r>
+      <w:proofErr w:type="spellStart"/>
+      <w:r>
+        <w:rPr>
+          <w:rFonts w:ascii="Candara" w:hAnsi="Candara"/>
+          <w:sz w:val="28"/>
+          <w:szCs w:val="28"/>
+        </w:rPr>
+        <w:t>ssh-keygen</w:t>
+      </w:r>
+      <w:proofErr w:type="spellEnd"/>
+      <w:r>
+        <w:rPr>
+          <w:rFonts w:ascii="Candara" w:hAnsi="Candara"/>
+          <w:sz w:val="28"/>
+          <w:szCs w:val="28"/>
+        </w:rPr>
+        <w:t xml:space="preserve">. </w:t>
       </w:r>
     </w:p>
     <w:p>
@@ -218,7 +825,61 @@
           <w:sz w:val="28"/>
           <w:szCs w:val="28"/>
         </w:rPr>
-        <w:t xml:space="preserve">Mampu memasang public key pada server untuk autentikasi SSH. </w:t>
+        <w:t xml:space="preserve">Mampu memasang </w:t>
+      </w:r>
+      <w:proofErr w:type="spellStart"/>
+      <w:r>
+        <w:rPr>
+          <w:rFonts w:ascii="Candara" w:hAnsi="Candara"/>
+          <w:sz w:val="28"/>
+          <w:szCs w:val="28"/>
+        </w:rPr>
+        <w:t>public</w:t>
+      </w:r>
+      <w:proofErr w:type="spellEnd"/>
+      <w:r>
+        <w:rPr>
+          <w:rFonts w:ascii="Candara" w:hAnsi="Candara"/>
+          <w:sz w:val="28"/>
+          <w:szCs w:val="28"/>
+        </w:rPr>
+        <w:t xml:space="preserve"> </w:t>
+      </w:r>
+      <w:proofErr w:type="spellStart"/>
+      <w:r>
+        <w:rPr>
+          <w:rFonts w:ascii="Candara" w:hAnsi="Candara"/>
+          <w:sz w:val="28"/>
+          <w:szCs w:val="28"/>
+        </w:rPr>
+        <w:t>key</w:t>
+      </w:r>
+      <w:proofErr w:type="spellEnd"/>
+      <w:r>
+        <w:rPr>
+          <w:rFonts w:ascii="Candara" w:hAnsi="Candara"/>
+          <w:sz w:val="28"/>
+          <w:szCs w:val="28"/>
+        </w:rPr>
+        <w:t xml:space="preserve"> pada server untuk </w:t>
+      </w:r>
+      <w:proofErr w:type="spellStart"/>
+      <w:r>
+        <w:rPr>
+          <w:rFonts w:ascii="Candara" w:hAnsi="Candara"/>
+          <w:sz w:val="28"/>
+          <w:szCs w:val="28"/>
+        </w:rPr>
+        <w:t>autentikasi</w:t>
+      </w:r>
+      <w:proofErr w:type="spellEnd"/>
+      <w:r>
+        <w:rPr>
+          <w:rFonts w:ascii="Candara" w:hAnsi="Candara"/>
+          <w:sz w:val="28"/>
+          <w:szCs w:val="28"/>
+        </w:rPr>
+        <w:t xml:space="preserve"> SSH. </w:t>
       </w:r>
     </w:p>
     <w:p>
@@ -242,7 +903,61 @@
           <w:sz w:val="28"/>
           <w:szCs w:val="28"/>
         </w:rPr>
-        <w:t>Melakukan pengujian koneksi SSH menggunakan SSH Key tanpa autentikasi password.</w:t>
+        <w:t xml:space="preserve">Melakukan pengujian koneksi SSH menggunakan SSH </w:t>
+      </w:r>
+      <w:proofErr w:type="spellStart"/>
+      <w:r>
+        <w:rPr>
+          <w:rFonts w:ascii="Candara" w:hAnsi="Candara"/>
+          <w:sz w:val="28"/>
+          <w:szCs w:val="28"/>
+        </w:rPr>
+        <w:t>Key</w:t>
+      </w:r>
+      <w:proofErr w:type="spellEnd"/>
+      <w:r>
+        <w:rPr>
+          <w:rFonts w:ascii="Candara" w:hAnsi="Candara"/>
+          <w:sz w:val="28"/>
+          <w:szCs w:val="28"/>
+        </w:rPr>
+        <w:t xml:space="preserve"> tanpa </w:t>
+      </w:r>
+      <w:proofErr w:type="spellStart"/>
+      <w:r>
+        <w:rPr>
+          <w:rFonts w:ascii="Candara" w:hAnsi="Candara"/>
+          <w:sz w:val="28"/>
+          <w:szCs w:val="28"/>
+        </w:rPr>
+        <w:t>autentikasi</w:t>
+      </w:r>
+      <w:proofErr w:type="spellEnd"/>
+      <w:r>
+        <w:rPr>
+          <w:rFonts w:ascii="Candara" w:hAnsi="Candara"/>
+          <w:sz w:val="28"/>
+          <w:szCs w:val="28"/>
+        </w:rPr>
+        <w:t xml:space="preserve"> </w:t>
+      </w:r>
+      <w:proofErr w:type="spellStart"/>
+      <w:r>
+        <w:rPr>
+          <w:rFonts w:ascii="Candara" w:hAnsi="Candara"/>
+          <w:sz w:val="28"/>
+          <w:szCs w:val="28"/>
+        </w:rPr>
+        <w:t>password</w:t>
+      </w:r>
+      <w:proofErr w:type="spellEnd"/>
+      <w:r>
+        <w:rPr>
+          <w:rFonts w:ascii="Candara" w:hAnsi="Candara"/>
+          <w:sz w:val="28"/>
+          <w:szCs w:val="28"/>
+        </w:rPr>
+        <w:t>.</w:t>
       </w:r>
     </w:p>
     <w:p>
@@ -483,7 +1198,55 @@
           <w:sz w:val="28"/>
           <w:szCs w:val="28"/>
         </w:rPr>
-        <w:t>SSH(Secure Shell)</w:t>
+        <w:t>SSH(</w:t>
+      </w:r>
+      <w:proofErr w:type="spellStart"/>
+      <w:r>
+        <w:rPr>
+          <w:rFonts w:ascii="Candara" w:eastAsia="Now Heavy" w:hAnsi="Candara" w:cs="Now Heavy"/>
+          <w:b/>
+          <w:bCs/>
+          <w:color w:val="19274F"/>
+          <w:sz w:val="28"/>
+          <w:szCs w:val="28"/>
+        </w:rPr>
+        <w:t>Secure</w:t>
+      </w:r>
+      <w:proofErr w:type="spellEnd"/>
+      <w:r>
+        <w:rPr>
+          <w:rFonts w:ascii="Candara" w:eastAsia="Now Heavy" w:hAnsi="Candara" w:cs="Now Heavy"/>
+          <w:b/>
+          <w:bCs/>
+          <w:color w:val="19274F"/>
+          <w:sz w:val="28"/>
+          <w:szCs w:val="28"/>
+        </w:rPr>
+        <w:t xml:space="preserve"> </w:t>
+      </w:r>
+      <w:proofErr w:type="spellStart"/>
+      <w:r>
+        <w:rPr>
+          <w:rFonts w:ascii="Candara" w:eastAsia="Now Heavy" w:hAnsi="Candara" w:cs="Now Heavy"/>
+          <w:b/>
+          <w:bCs/>
+          <w:color w:val="19274F"/>
+          <w:sz w:val="28"/>
+          <w:szCs w:val="28"/>
+        </w:rPr>
+        <w:t>Shell</w:t>
+      </w:r>
+      <w:proofErr w:type="spellEnd"/>
+      <w:r>
+        <w:rPr>
+          <w:rFonts w:ascii="Candara" w:eastAsia="Now Heavy" w:hAnsi="Candara" w:cs="Now Heavy"/>
+          <w:b/>
+          <w:bCs/>
+          <w:color w:val="19274F"/>
+          <w:sz w:val="28"/>
+          <w:szCs w:val="28"/>
+        </w:rPr>
+        <w:t>)</w:t>
       </w:r>
       <w:r>
         <w:rPr>
@@ -494,34 +1257,160 @@
         </w:rPr>
         <w:t xml:space="preserve"> merupakan </w:t>
       </w:r>
-      <w:r>
-        <w:rPr>
-          <w:rFonts w:ascii="Candara" w:eastAsia="Now Heavy" w:hAnsi="Candara" w:cs="Now Heavy"/>
-          <w:b/>
-          <w:bCs/>
-          <w:color w:val="19274F"/>
-          <w:sz w:val="28"/>
-          <w:szCs w:val="28"/>
-        </w:rPr>
-        <w:t>protocol administrasi remote</w:t>
-      </w:r>
-      <w:r>
-        <w:rPr>
-          <w:rFonts w:ascii="Candara" w:eastAsia="Now Heavy" w:hAnsi="Candara" w:cs="Now Heavy"/>
-          <w:color w:val="19274F"/>
-          <w:sz w:val="28"/>
-          <w:szCs w:val="28"/>
-        </w:rPr>
-        <w:t xml:space="preserve"> yang memperbolehkan pengguna untuk mengakses dan mengontrol server mereka dalam jaringan secara aman. Mulai dari menjalankan sebuah program, membuat folder, menghapus file, membuat file, transfer file, hingga menjalankan atau menghentikan sebuah services. </w:t>
-      </w:r>
-      <w:r>
-        <w:rPr>
-          <w:rFonts w:ascii="Candara" w:eastAsia="Now Heavy" w:hAnsi="Candara" w:cs="Now Heavy"/>
-          <w:color w:val="19274F"/>
-          <w:sz w:val="28"/>
-          <w:szCs w:val="28"/>
-        </w:rPr>
-        <w:t xml:space="preserve"> SSH sendiri beroperasi pada lapisan aplikasi (application layer).</w:t>
+      <w:proofErr w:type="spellStart"/>
+      <w:r>
+        <w:rPr>
+          <w:rFonts w:ascii="Candara" w:eastAsia="Now Heavy" w:hAnsi="Candara" w:cs="Now Heavy"/>
+          <w:b/>
+          <w:bCs/>
+          <w:color w:val="19274F"/>
+          <w:sz w:val="28"/>
+          <w:szCs w:val="28"/>
+        </w:rPr>
+        <w:t>protocol</w:t>
+      </w:r>
+      <w:proofErr w:type="spellEnd"/>
+      <w:r>
+        <w:rPr>
+          <w:rFonts w:ascii="Candara" w:eastAsia="Now Heavy" w:hAnsi="Candara" w:cs="Now Heavy"/>
+          <w:b/>
+          <w:bCs/>
+          <w:color w:val="19274F"/>
+          <w:sz w:val="28"/>
+          <w:szCs w:val="28"/>
+        </w:rPr>
+        <w:t xml:space="preserve"> administrasi </w:t>
+      </w:r>
+      <w:proofErr w:type="spellStart"/>
+      <w:r>
+        <w:rPr>
+          <w:rFonts w:ascii="Candara" w:eastAsia="Now Heavy" w:hAnsi="Candara" w:cs="Now Heavy"/>
+          <w:b/>
+          <w:bCs/>
+          <w:color w:val="19274F"/>
+          <w:sz w:val="28"/>
+          <w:szCs w:val="28"/>
+        </w:rPr>
+        <w:t>remote</w:t>
+      </w:r>
+      <w:proofErr w:type="spellEnd"/>
+      <w:r>
+        <w:rPr>
+          <w:rFonts w:ascii="Candara" w:eastAsia="Now Heavy" w:hAnsi="Candara" w:cs="Now Heavy"/>
+          <w:color w:val="19274F"/>
+          <w:sz w:val="28"/>
+          <w:szCs w:val="28"/>
+        </w:rPr>
+        <w:t xml:space="preserve"> yang memperbolehkan pengguna untuk mengakses dan mengontrol server mereka dalam jaringan secara aman. Mulai dari menjalankan sebuah program, membuat folder, menghapus </w:t>
+      </w:r>
+      <w:proofErr w:type="spellStart"/>
+      <w:r>
+        <w:rPr>
+          <w:rFonts w:ascii="Candara" w:eastAsia="Now Heavy" w:hAnsi="Candara" w:cs="Now Heavy"/>
+          <w:color w:val="19274F"/>
+          <w:sz w:val="28"/>
+          <w:szCs w:val="28"/>
+        </w:rPr>
+        <w:t>file</w:t>
+      </w:r>
+      <w:proofErr w:type="spellEnd"/>
+      <w:r>
+        <w:rPr>
+          <w:rFonts w:ascii="Candara" w:eastAsia="Now Heavy" w:hAnsi="Candara" w:cs="Now Heavy"/>
+          <w:color w:val="19274F"/>
+          <w:sz w:val="28"/>
+          <w:szCs w:val="28"/>
+        </w:rPr>
+        <w:t xml:space="preserve">, membuat </w:t>
+      </w:r>
+      <w:proofErr w:type="spellStart"/>
+      <w:r>
+        <w:rPr>
+          <w:rFonts w:ascii="Candara" w:eastAsia="Now Heavy" w:hAnsi="Candara" w:cs="Now Heavy"/>
+          <w:color w:val="19274F"/>
+          <w:sz w:val="28"/>
+          <w:szCs w:val="28"/>
+        </w:rPr>
+        <w:t>file</w:t>
+      </w:r>
+      <w:proofErr w:type="spellEnd"/>
+      <w:r>
+        <w:rPr>
+          <w:rFonts w:ascii="Candara" w:eastAsia="Now Heavy" w:hAnsi="Candara" w:cs="Now Heavy"/>
+          <w:color w:val="19274F"/>
+          <w:sz w:val="28"/>
+          <w:szCs w:val="28"/>
+        </w:rPr>
+        <w:t xml:space="preserve">, transfer </w:t>
+      </w:r>
+      <w:proofErr w:type="spellStart"/>
+      <w:r>
+        <w:rPr>
+          <w:rFonts w:ascii="Candara" w:eastAsia="Now Heavy" w:hAnsi="Candara" w:cs="Now Heavy"/>
+          <w:color w:val="19274F"/>
+          <w:sz w:val="28"/>
+          <w:szCs w:val="28"/>
+        </w:rPr>
+        <w:t>file</w:t>
+      </w:r>
+      <w:proofErr w:type="spellEnd"/>
+      <w:r>
+        <w:rPr>
+          <w:rFonts w:ascii="Candara" w:eastAsia="Now Heavy" w:hAnsi="Candara" w:cs="Now Heavy"/>
+          <w:color w:val="19274F"/>
+          <w:sz w:val="28"/>
+          <w:szCs w:val="28"/>
+        </w:rPr>
+        <w:t xml:space="preserve">, hingga menjalankan atau menghentikan sebuah </w:t>
+      </w:r>
+      <w:proofErr w:type="spellStart"/>
+      <w:r>
+        <w:rPr>
+          <w:rFonts w:ascii="Candara" w:eastAsia="Now Heavy" w:hAnsi="Candara" w:cs="Now Heavy"/>
+          <w:color w:val="19274F"/>
+          <w:sz w:val="28"/>
+          <w:szCs w:val="28"/>
+        </w:rPr>
+        <w:t>services</w:t>
+      </w:r>
+      <w:proofErr w:type="spellEnd"/>
+      <w:r>
+        <w:rPr>
+          <w:rFonts w:ascii="Candara" w:eastAsia="Now Heavy" w:hAnsi="Candara" w:cs="Now Heavy"/>
+          <w:color w:val="19274F"/>
+          <w:sz w:val="28"/>
+          <w:szCs w:val="28"/>
+        </w:rPr>
+        <w:t xml:space="preserve">. </w:t>
+      </w:r>
+      <w:r>
+        <w:rPr>
+          <w:rFonts w:ascii="Candara" w:eastAsia="Now Heavy" w:hAnsi="Candara" w:cs="Now Heavy"/>
+          <w:color w:val="19274F"/>
+          <w:sz w:val="28"/>
+          <w:szCs w:val="28"/>
+        </w:rPr>
+        <w:t xml:space="preserve"> SSH sendiri beroperasi pada lapisan aplikasi (</w:t>
+      </w:r>
+      <w:proofErr w:type="spellStart"/>
+      <w:r>
+        <w:rPr>
+          <w:rFonts w:ascii="Candara" w:eastAsia="Now Heavy" w:hAnsi="Candara" w:cs="Now Heavy"/>
+          <w:color w:val="19274F"/>
+          <w:sz w:val="28"/>
+          <w:szCs w:val="28"/>
+        </w:rPr>
+        <w:t>application</w:t>
+      </w:r>
+      <w:proofErr w:type="spellEnd"/>
+      <w:r>
+        <w:rPr>
+          <w:rFonts w:ascii="Candara" w:eastAsia="Now Heavy" w:hAnsi="Candara" w:cs="Now Heavy"/>
+          <w:color w:val="19274F"/>
+          <w:sz w:val="28"/>
+          <w:szCs w:val="28"/>
+        </w:rPr>
+        <w:t xml:space="preserve"> layer).</w:t>
       </w:r>
     </w:p>
     <w:p>
@@ -556,8 +1445,147 @@
           <w:sz w:val="28"/>
           <w:szCs w:val="28"/>
         </w:rPr>
-        <w:lastRenderedPageBreak/>
-        <w:t>SSH menggunakan teknik kriptografi untuk memastikan semua komunikasi yang masuk dan keluar dari server remote terenkripsi dengan beberapa teknologi seperti enkripsi simetris, enkripsi asimetris, dan hashing. Bahkan di dalamnya juga tersedia mekanisme untuk mengautentikasi pengguna, mentransfer input dari client ke host, dan mengirimkan hasilnya (output) kembali ke klien.</w:t>
+        <w:t xml:space="preserve">SSH menggunakan teknik kriptografi untuk memastikan semua komunikasi yang masuk dan keluar dari server </w:t>
+      </w:r>
+      <w:proofErr w:type="spellStart"/>
+      <w:r>
+        <w:rPr>
+          <w:rFonts w:ascii="Candara" w:eastAsia="Now Heavy" w:hAnsi="Candara" w:cs="Now Heavy"/>
+          <w:color w:val="19274F"/>
+          <w:sz w:val="28"/>
+          <w:szCs w:val="28"/>
+        </w:rPr>
+        <w:t>remote</w:t>
+      </w:r>
+      <w:proofErr w:type="spellEnd"/>
+      <w:r>
+        <w:rPr>
+          <w:rFonts w:ascii="Candara" w:eastAsia="Now Heavy" w:hAnsi="Candara" w:cs="Now Heavy"/>
+          <w:color w:val="19274F"/>
+          <w:sz w:val="28"/>
+          <w:szCs w:val="28"/>
+        </w:rPr>
+        <w:t xml:space="preserve"> terenkripsi dengan beberapa teknologi seperti enkripsi simetris, enkripsi asimetris, dan </w:t>
+      </w:r>
+      <w:proofErr w:type="spellStart"/>
+      <w:r>
+        <w:rPr>
+          <w:rFonts w:ascii="Candara" w:eastAsia="Now Heavy" w:hAnsi="Candara" w:cs="Now Heavy"/>
+          <w:color w:val="19274F"/>
+          <w:sz w:val="28"/>
+          <w:szCs w:val="28"/>
+        </w:rPr>
+        <w:t>hashing</w:t>
+      </w:r>
+      <w:proofErr w:type="spellEnd"/>
+      <w:r>
+        <w:rPr>
+          <w:rFonts w:ascii="Candara" w:eastAsia="Now Heavy" w:hAnsi="Candara" w:cs="Now Heavy"/>
+          <w:color w:val="19274F"/>
+          <w:sz w:val="28"/>
+          <w:szCs w:val="28"/>
+        </w:rPr>
+        <w:t xml:space="preserve">. Bahkan di dalamnya juga tersedia mekanisme untuk </w:t>
+      </w:r>
+      <w:proofErr w:type="spellStart"/>
+      <w:r>
+        <w:rPr>
+          <w:rFonts w:ascii="Candara" w:eastAsia="Now Heavy" w:hAnsi="Candara" w:cs="Now Heavy"/>
+          <w:color w:val="19274F"/>
+          <w:sz w:val="28"/>
+          <w:szCs w:val="28"/>
+        </w:rPr>
+        <w:t>mengautentikasi</w:t>
+      </w:r>
+      <w:proofErr w:type="spellEnd"/>
+      <w:r>
+        <w:rPr>
+          <w:rFonts w:ascii="Candara" w:eastAsia="Now Heavy" w:hAnsi="Candara" w:cs="Now Heavy"/>
+          <w:color w:val="19274F"/>
+          <w:sz w:val="28"/>
+          <w:szCs w:val="28"/>
+        </w:rPr>
+        <w:t xml:space="preserve"> pengguna, mentransfer </w:t>
+      </w:r>
+      <w:proofErr w:type="spellStart"/>
+      <w:r>
+        <w:rPr>
+          <w:rFonts w:ascii="Candara" w:eastAsia="Now Heavy" w:hAnsi="Candara" w:cs="Now Heavy"/>
+          <w:color w:val="19274F"/>
+          <w:sz w:val="28"/>
+          <w:szCs w:val="28"/>
+        </w:rPr>
+        <w:t>input</w:t>
+      </w:r>
+      <w:proofErr w:type="spellEnd"/>
+      <w:r>
+        <w:rPr>
+          <w:rFonts w:ascii="Candara" w:eastAsia="Now Heavy" w:hAnsi="Candara" w:cs="Now Heavy"/>
+          <w:color w:val="19274F"/>
+          <w:sz w:val="28"/>
+          <w:szCs w:val="28"/>
+        </w:rPr>
+        <w:t xml:space="preserve"> dari </w:t>
+      </w:r>
+      <w:proofErr w:type="spellStart"/>
+      <w:r>
+        <w:rPr>
+          <w:rFonts w:ascii="Candara" w:eastAsia="Now Heavy" w:hAnsi="Candara" w:cs="Now Heavy"/>
+          <w:color w:val="19274F"/>
+          <w:sz w:val="28"/>
+          <w:szCs w:val="28"/>
+        </w:rPr>
+        <w:t>client</w:t>
+      </w:r>
+      <w:proofErr w:type="spellEnd"/>
+      <w:r>
+        <w:rPr>
+          <w:rFonts w:ascii="Candara" w:eastAsia="Now Heavy" w:hAnsi="Candara" w:cs="Now Heavy"/>
+          <w:color w:val="19274F"/>
+          <w:sz w:val="28"/>
+          <w:szCs w:val="28"/>
+        </w:rPr>
+        <w:t xml:space="preserve"> ke </w:t>
+      </w:r>
+      <w:proofErr w:type="spellStart"/>
+      <w:r>
+        <w:rPr>
+          <w:rFonts w:ascii="Candara" w:eastAsia="Now Heavy" w:hAnsi="Candara" w:cs="Now Heavy"/>
+          <w:color w:val="19274F"/>
+          <w:sz w:val="28"/>
+          <w:szCs w:val="28"/>
+        </w:rPr>
+        <w:t>host</w:t>
+      </w:r>
+      <w:proofErr w:type="spellEnd"/>
+      <w:r>
+        <w:rPr>
+          <w:rFonts w:ascii="Candara" w:eastAsia="Now Heavy" w:hAnsi="Candara" w:cs="Now Heavy"/>
+          <w:color w:val="19274F"/>
+          <w:sz w:val="28"/>
+          <w:szCs w:val="28"/>
+        </w:rPr>
+        <w:t>, dan mengirimkan hasilnya (</w:t>
+      </w:r>
+      <w:proofErr w:type="spellStart"/>
+      <w:r>
+        <w:rPr>
+          <w:rFonts w:ascii="Candara" w:eastAsia="Now Heavy" w:hAnsi="Candara" w:cs="Now Heavy"/>
+          <w:color w:val="19274F"/>
+          <w:sz w:val="28"/>
+          <w:szCs w:val="28"/>
+        </w:rPr>
+        <w:t>output</w:t>
+      </w:r>
+      <w:proofErr w:type="spellEnd"/>
+      <w:r>
+        <w:rPr>
+          <w:rFonts w:ascii="Candara" w:eastAsia="Now Heavy" w:hAnsi="Candara" w:cs="Now Heavy"/>
+          <w:color w:val="19274F"/>
+          <w:sz w:val="28"/>
+          <w:szCs w:val="28"/>
+        </w:rPr>
+        <w:t>) kembali ke klien.</w:t>
       </w:r>
     </w:p>
     <w:p>
@@ -611,7 +1639,7 @@
                     </pic:cNvPicPr>
                   </pic:nvPicPr>
                   <pic:blipFill>
-                    <a:blip r:embed="rId6" cstate="print">
+                    <a:blip r:embed="rId7" cstate="print">
                       <a:extLst>
                         <a:ext uri="{28A0092B-C50C-407E-A947-70E740481C1C}">
                           <a14:useLocalDpi xmlns:a14="http://schemas.microsoft.com/office/drawing/2010/main" val="0"/>
@@ -705,16 +1733,140 @@
           <w:sz w:val="28"/>
           <w:szCs w:val="28"/>
         </w:rPr>
-        <w:t>SSH Client:</w:t>
-      </w:r>
-      <w:r>
-        <w:rPr>
-          <w:rFonts w:ascii="Candara" w:eastAsia="Now Heavy" w:hAnsi="Candara" w:cs="Now Heavy"/>
-          <w:color w:val="19274F"/>
-          <w:sz w:val="28"/>
-          <w:szCs w:val="28"/>
-        </w:rPr>
-        <w:t xml:space="preserve"> Aplikasi di perangkat pengguna (misalnya OpenSSH client, PuTTY) yang menginisiasi koneksi ke port default SSH (Port 22).</w:t>
+        <w:t xml:space="preserve">SSH </w:t>
+      </w:r>
+      <w:proofErr w:type="spellStart"/>
+      <w:r>
+        <w:rPr>
+          <w:rFonts w:ascii="Candara" w:eastAsia="Now Heavy" w:hAnsi="Candara" w:cs="Now Heavy"/>
+          <w:b/>
+          <w:bCs/>
+          <w:color w:val="19274F"/>
+          <w:sz w:val="28"/>
+          <w:szCs w:val="28"/>
+        </w:rPr>
+        <w:t>Client</w:t>
+      </w:r>
+      <w:proofErr w:type="spellEnd"/>
+      <w:r>
+        <w:rPr>
+          <w:rFonts w:ascii="Candara" w:eastAsia="Now Heavy" w:hAnsi="Candara" w:cs="Now Heavy"/>
+          <w:b/>
+          <w:bCs/>
+          <w:color w:val="19274F"/>
+          <w:sz w:val="28"/>
+          <w:szCs w:val="28"/>
+        </w:rPr>
+        <w:t>:</w:t>
+      </w:r>
+      <w:r>
+        <w:rPr>
+          <w:rFonts w:ascii="Candara" w:eastAsia="Now Heavy" w:hAnsi="Candara" w:cs="Now Heavy"/>
+          <w:color w:val="19274F"/>
+          <w:sz w:val="28"/>
+          <w:szCs w:val="28"/>
+        </w:rPr>
+        <w:t xml:space="preserve"> Aplikasi di perangkat pengguna (misalnya </w:t>
+      </w:r>
+      <w:proofErr w:type="spellStart"/>
+      <w:r>
+        <w:rPr>
+          <w:rFonts w:ascii="Candara" w:eastAsia="Now Heavy" w:hAnsi="Candara" w:cs="Now Heavy"/>
+          <w:color w:val="19274F"/>
+          <w:sz w:val="28"/>
+          <w:szCs w:val="28"/>
+        </w:rPr>
+        <w:t>OpenSSH</w:t>
+      </w:r>
+      <w:proofErr w:type="spellEnd"/>
+      <w:r>
+        <w:rPr>
+          <w:rFonts w:ascii="Candara" w:eastAsia="Now Heavy" w:hAnsi="Candara" w:cs="Now Heavy"/>
+          <w:color w:val="19274F"/>
+          <w:sz w:val="28"/>
+          <w:szCs w:val="28"/>
+        </w:rPr>
+        <w:t xml:space="preserve"> </w:t>
+      </w:r>
+      <w:proofErr w:type="spellStart"/>
+      <w:r>
+        <w:rPr>
+          <w:rFonts w:ascii="Candara" w:eastAsia="Now Heavy" w:hAnsi="Candara" w:cs="Now Heavy"/>
+          <w:color w:val="19274F"/>
+          <w:sz w:val="28"/>
+          <w:szCs w:val="28"/>
+        </w:rPr>
+        <w:t>client</w:t>
+      </w:r>
+      <w:proofErr w:type="spellEnd"/>
+      <w:r>
+        <w:rPr>
+          <w:rFonts w:ascii="Candara" w:eastAsia="Now Heavy" w:hAnsi="Candara" w:cs="Now Heavy"/>
+          <w:color w:val="19274F"/>
+          <w:sz w:val="28"/>
+          <w:szCs w:val="28"/>
+        </w:rPr>
+        <w:t xml:space="preserve">, </w:t>
+      </w:r>
+      <w:proofErr w:type="spellStart"/>
+      <w:r>
+        <w:rPr>
+          <w:rFonts w:ascii="Candara" w:eastAsia="Now Heavy" w:hAnsi="Candara" w:cs="Now Heavy"/>
+          <w:color w:val="19274F"/>
+          <w:sz w:val="28"/>
+          <w:szCs w:val="28"/>
+        </w:rPr>
+        <w:t>PuTTY</w:t>
+      </w:r>
+      <w:proofErr w:type="spellEnd"/>
+      <w:r>
+        <w:rPr>
+          <w:rFonts w:ascii="Candara" w:eastAsia="Now Heavy" w:hAnsi="Candara" w:cs="Now Heavy"/>
+          <w:color w:val="19274F"/>
+          <w:sz w:val="28"/>
+          <w:szCs w:val="28"/>
+        </w:rPr>
+        <w:t xml:space="preserve">) yang menginisiasi koneksi ke </w:t>
+      </w:r>
+      <w:proofErr w:type="spellStart"/>
+      <w:r>
+        <w:rPr>
+          <w:rFonts w:ascii="Candara" w:eastAsia="Now Heavy" w:hAnsi="Candara" w:cs="Now Heavy"/>
+          <w:color w:val="19274F"/>
+          <w:sz w:val="28"/>
+          <w:szCs w:val="28"/>
+        </w:rPr>
+        <w:t>port</w:t>
+      </w:r>
+      <w:proofErr w:type="spellEnd"/>
+      <w:r>
+        <w:rPr>
+          <w:rFonts w:ascii="Candara" w:eastAsia="Now Heavy" w:hAnsi="Candara" w:cs="Now Heavy"/>
+          <w:color w:val="19274F"/>
+          <w:sz w:val="28"/>
+          <w:szCs w:val="28"/>
+        </w:rPr>
+        <w:t xml:space="preserve"> </w:t>
+      </w:r>
+      <w:proofErr w:type="spellStart"/>
+      <w:r>
+        <w:rPr>
+          <w:rFonts w:ascii="Candara" w:eastAsia="Now Heavy" w:hAnsi="Candara" w:cs="Now Heavy"/>
+          <w:color w:val="19274F"/>
+          <w:sz w:val="28"/>
+          <w:szCs w:val="28"/>
+        </w:rPr>
+        <w:t>default</w:t>
+      </w:r>
+      <w:proofErr w:type="spellEnd"/>
+      <w:r>
+        <w:rPr>
+          <w:rFonts w:ascii="Candara" w:eastAsia="Now Heavy" w:hAnsi="Candara" w:cs="Now Heavy"/>
+          <w:color w:val="19274F"/>
+          <w:sz w:val="28"/>
+          <w:szCs w:val="28"/>
+        </w:rPr>
+        <w:t xml:space="preserve"> SSH (Port 22).</w:t>
       </w:r>
     </w:p>
     <w:p>
@@ -751,7 +1903,67 @@
           <w:sz w:val="28"/>
           <w:szCs w:val="28"/>
         </w:rPr>
-        <w:t xml:space="preserve"> Layanan/daemon yang berjalan di mesin jarak jauh (sshd) yang mendengarkan permintaan koneksi dan melayani autentikasi.</w:t>
+        <w:t xml:space="preserve"> Layanan/</w:t>
+      </w:r>
+      <w:proofErr w:type="spellStart"/>
+      <w:r>
+        <w:rPr>
+          <w:rFonts w:ascii="Candara" w:eastAsia="Now Heavy" w:hAnsi="Candara" w:cs="Now Heavy"/>
+          <w:color w:val="19274F"/>
+          <w:sz w:val="28"/>
+          <w:szCs w:val="28"/>
+        </w:rPr>
+        <w:t>daemon</w:t>
+      </w:r>
+      <w:proofErr w:type="spellEnd"/>
+      <w:r>
+        <w:rPr>
+          <w:rFonts w:ascii="Candara" w:eastAsia="Now Heavy" w:hAnsi="Candara" w:cs="Now Heavy"/>
+          <w:color w:val="19274F"/>
+          <w:sz w:val="28"/>
+          <w:szCs w:val="28"/>
+        </w:rPr>
+        <w:t xml:space="preserve"> yang berjalan di mesin jarak jauh (</w:t>
+      </w:r>
+      <w:proofErr w:type="spellStart"/>
+      <w:r>
+        <w:rPr>
+          <w:rFonts w:ascii="Candara" w:eastAsia="Now Heavy" w:hAnsi="Candara" w:cs="Now Heavy"/>
+          <w:color w:val="19274F"/>
+          <w:sz w:val="28"/>
+          <w:szCs w:val="28"/>
+        </w:rPr>
+        <w:t>sshd</w:t>
+      </w:r>
+      <w:proofErr w:type="spellEnd"/>
+      <w:r>
+        <w:rPr>
+          <w:rFonts w:ascii="Candara" w:eastAsia="Now Heavy" w:hAnsi="Candara" w:cs="Now Heavy"/>
+          <w:color w:val="19274F"/>
+          <w:sz w:val="28"/>
+          <w:szCs w:val="28"/>
+        </w:rPr>
+        <w:t xml:space="preserve">) yang mendengarkan permintaan koneksi dan melayani </w:t>
+      </w:r>
+      <w:proofErr w:type="spellStart"/>
+      <w:r>
+        <w:rPr>
+          <w:rFonts w:ascii="Candara" w:eastAsia="Now Heavy" w:hAnsi="Candara" w:cs="Now Heavy"/>
+          <w:color w:val="19274F"/>
+          <w:sz w:val="28"/>
+          <w:szCs w:val="28"/>
+        </w:rPr>
+        <w:t>autentikasi</w:t>
+      </w:r>
+      <w:proofErr w:type="spellEnd"/>
+      <w:r>
+        <w:rPr>
+          <w:rFonts w:ascii="Candara" w:eastAsia="Now Heavy" w:hAnsi="Candara" w:cs="Now Heavy"/>
+          <w:color w:val="19274F"/>
+          <w:sz w:val="28"/>
+          <w:szCs w:val="28"/>
+        </w:rPr>
+        <w:t>.</w:t>
       </w:r>
     </w:p>
     <w:p>
@@ -787,7 +1999,167 @@
           <w:sz w:val="28"/>
           <w:szCs w:val="28"/>
         </w:rPr>
-        <w:t>SSH-Keygen adalah perintah pada OpenSSH yang digunakan untuk membuat dan mengelola pasangan kunci SSH (SSH key pair). Pasangan kunci tersebut terdiri dari private key dan public key, yang dapat digunakan sebagai metode autentikasi saat melakukan koneksi SSH.</w:t>
+        <w:t>SSH-</w:t>
+      </w:r>
+      <w:proofErr w:type="spellStart"/>
+      <w:r>
+        <w:rPr>
+          <w:rFonts w:ascii="Candara" w:eastAsia="Now Heavy" w:hAnsi="Candara" w:cs="Now Heavy"/>
+          <w:color w:val="19274F"/>
+          <w:sz w:val="28"/>
+          <w:szCs w:val="28"/>
+        </w:rPr>
+        <w:t>Keygen</w:t>
+      </w:r>
+      <w:proofErr w:type="spellEnd"/>
+      <w:r>
+        <w:rPr>
+          <w:rFonts w:ascii="Candara" w:eastAsia="Now Heavy" w:hAnsi="Candara" w:cs="Now Heavy"/>
+          <w:color w:val="19274F"/>
+          <w:sz w:val="28"/>
+          <w:szCs w:val="28"/>
+        </w:rPr>
+        <w:t xml:space="preserve"> adalah perintah pada </w:t>
+      </w:r>
+      <w:proofErr w:type="spellStart"/>
+      <w:r>
+        <w:rPr>
+          <w:rFonts w:ascii="Candara" w:eastAsia="Now Heavy" w:hAnsi="Candara" w:cs="Now Heavy"/>
+          <w:color w:val="19274F"/>
+          <w:sz w:val="28"/>
+          <w:szCs w:val="28"/>
+        </w:rPr>
+        <w:t>OpenSSH</w:t>
+      </w:r>
+      <w:proofErr w:type="spellEnd"/>
+      <w:r>
+        <w:rPr>
+          <w:rFonts w:ascii="Candara" w:eastAsia="Now Heavy" w:hAnsi="Candara" w:cs="Now Heavy"/>
+          <w:color w:val="19274F"/>
+          <w:sz w:val="28"/>
+          <w:szCs w:val="28"/>
+        </w:rPr>
+        <w:t xml:space="preserve"> yang digunakan untuk membuat dan mengelola pasangan kunci SSH (SSH </w:t>
+      </w:r>
+      <w:proofErr w:type="spellStart"/>
+      <w:r>
+        <w:rPr>
+          <w:rFonts w:ascii="Candara" w:eastAsia="Now Heavy" w:hAnsi="Candara" w:cs="Now Heavy"/>
+          <w:color w:val="19274F"/>
+          <w:sz w:val="28"/>
+          <w:szCs w:val="28"/>
+        </w:rPr>
+        <w:t>key</w:t>
+      </w:r>
+      <w:proofErr w:type="spellEnd"/>
+      <w:r>
+        <w:rPr>
+          <w:rFonts w:ascii="Candara" w:eastAsia="Now Heavy" w:hAnsi="Candara" w:cs="Now Heavy"/>
+          <w:color w:val="19274F"/>
+          <w:sz w:val="28"/>
+          <w:szCs w:val="28"/>
+        </w:rPr>
+        <w:t xml:space="preserve"> pair). Pasangan kunci tersebut terdiri dari </w:t>
+      </w:r>
+      <w:proofErr w:type="spellStart"/>
+      <w:r>
+        <w:rPr>
+          <w:rFonts w:ascii="Candara" w:eastAsia="Now Heavy" w:hAnsi="Candara" w:cs="Now Heavy"/>
+          <w:color w:val="19274F"/>
+          <w:sz w:val="28"/>
+          <w:szCs w:val="28"/>
+        </w:rPr>
+        <w:t>private</w:t>
+      </w:r>
+      <w:proofErr w:type="spellEnd"/>
+      <w:r>
+        <w:rPr>
+          <w:rFonts w:ascii="Candara" w:eastAsia="Now Heavy" w:hAnsi="Candara" w:cs="Now Heavy"/>
+          <w:color w:val="19274F"/>
+          <w:sz w:val="28"/>
+          <w:szCs w:val="28"/>
+        </w:rPr>
+        <w:t xml:space="preserve"> </w:t>
+      </w:r>
+      <w:proofErr w:type="spellStart"/>
+      <w:r>
+        <w:rPr>
+          <w:rFonts w:ascii="Candara" w:eastAsia="Now Heavy" w:hAnsi="Candara" w:cs="Now Heavy"/>
+          <w:color w:val="19274F"/>
+          <w:sz w:val="28"/>
+          <w:szCs w:val="28"/>
+        </w:rPr>
+        <w:t>key</w:t>
+      </w:r>
+      <w:proofErr w:type="spellEnd"/>
+      <w:r>
+        <w:rPr>
+          <w:rFonts w:ascii="Candara" w:eastAsia="Now Heavy" w:hAnsi="Candara" w:cs="Now Heavy"/>
+          <w:color w:val="19274F"/>
+          <w:sz w:val="28"/>
+          <w:szCs w:val="28"/>
+        </w:rPr>
+        <w:t xml:space="preserve"> dan </w:t>
+      </w:r>
+      <w:proofErr w:type="spellStart"/>
+      <w:r>
+        <w:rPr>
+          <w:rFonts w:ascii="Candara" w:eastAsia="Now Heavy" w:hAnsi="Candara" w:cs="Now Heavy"/>
+          <w:color w:val="19274F"/>
+          <w:sz w:val="28"/>
+          <w:szCs w:val="28"/>
+        </w:rPr>
+        <w:t>public</w:t>
+      </w:r>
+      <w:proofErr w:type="spellEnd"/>
+      <w:r>
+        <w:rPr>
+          <w:rFonts w:ascii="Candara" w:eastAsia="Now Heavy" w:hAnsi="Candara" w:cs="Now Heavy"/>
+          <w:color w:val="19274F"/>
+          <w:sz w:val="28"/>
+          <w:szCs w:val="28"/>
+        </w:rPr>
+        <w:t xml:space="preserve"> </w:t>
+      </w:r>
+      <w:proofErr w:type="spellStart"/>
+      <w:r>
+        <w:rPr>
+          <w:rFonts w:ascii="Candara" w:eastAsia="Now Heavy" w:hAnsi="Candara" w:cs="Now Heavy"/>
+          <w:color w:val="19274F"/>
+          <w:sz w:val="28"/>
+          <w:szCs w:val="28"/>
+        </w:rPr>
+        <w:t>key</w:t>
+      </w:r>
+      <w:proofErr w:type="spellEnd"/>
+      <w:r>
+        <w:rPr>
+          <w:rFonts w:ascii="Candara" w:eastAsia="Now Heavy" w:hAnsi="Candara" w:cs="Now Heavy"/>
+          <w:color w:val="19274F"/>
+          <w:sz w:val="28"/>
+          <w:szCs w:val="28"/>
+        </w:rPr>
+        <w:t xml:space="preserve">, yang dapat digunakan sebagai metode </w:t>
+      </w:r>
+      <w:proofErr w:type="spellStart"/>
+      <w:r>
+        <w:rPr>
+          <w:rFonts w:ascii="Candara" w:eastAsia="Now Heavy" w:hAnsi="Candara" w:cs="Now Heavy"/>
+          <w:color w:val="19274F"/>
+          <w:sz w:val="28"/>
+          <w:szCs w:val="28"/>
+        </w:rPr>
+        <w:t>autentikasi</w:t>
+      </w:r>
+      <w:proofErr w:type="spellEnd"/>
+      <w:r>
+        <w:rPr>
+          <w:rFonts w:ascii="Candara" w:eastAsia="Now Heavy" w:hAnsi="Candara" w:cs="Now Heavy"/>
+          <w:color w:val="19274F"/>
+          <w:sz w:val="28"/>
+          <w:szCs w:val="28"/>
+        </w:rPr>
+        <w:t xml:space="preserve"> saat melakukan koneksi SSH.</w:t>
       </w:r>
     </w:p>
     <w:p>
@@ -823,9 +2195,39 @@
           <w:sz w:val="28"/>
           <w:szCs w:val="28"/>
         </w:rPr>
-        <w:lastRenderedPageBreak/>
-        <w:t>SSH Key (Secure Shell Key) adalah sepasang kunci kriptografi yang digunakan untuk melakukan autentikasi antara komputer client dan server melalui protokol SSH. SSH Key memungkinkan pengguna masuk ke server tanpa harus selalu memasukkan password.</w:t>
-      </w:r>
+        <w:t xml:space="preserve">SSH </w:t>
+      </w:r>
+      <w:proofErr w:type="spellStart"/>
+      <w:r>
+        <w:rPr>
+          <w:rFonts w:ascii="Candara" w:eastAsia="Now Heavy" w:hAnsi="Candara" w:cs="Now Heavy"/>
+          <w:color w:val="19274F"/>
+          <w:sz w:val="28"/>
+          <w:szCs w:val="28"/>
+        </w:rPr>
+        <w:t>Key</w:t>
+      </w:r>
+      <w:proofErr w:type="spellEnd"/>
+      <w:r>
+        <w:rPr>
+          <w:rFonts w:ascii="Candara" w:eastAsia="Now Heavy" w:hAnsi="Candara" w:cs="Now Heavy"/>
+          <w:color w:val="19274F"/>
+          <w:sz w:val="28"/>
+          <w:szCs w:val="28"/>
+        </w:rPr>
+        <w:t xml:space="preserve"> (</w:t>
+      </w:r>
+      <w:proofErr w:type="spellStart"/>
+      <w:r>
+        <w:rPr>
+          <w:rFonts w:ascii="Candara" w:eastAsia="Now Heavy" w:hAnsi="Candara" w:cs="Now Heavy"/>
+          <w:color w:val="19274F"/>
+          <w:sz w:val="28"/>
+          <w:szCs w:val="28"/>
+        </w:rPr>
+        <w:t>Secure</w:t>
+      </w:r>
+      <w:proofErr w:type="spellEnd"/>
       <w:r>
         <w:rPr>
           <w:rFonts w:ascii="Candara" w:eastAsia="Now Heavy" w:hAnsi="Candara" w:cs="Now Heavy"/>
@@ -835,14 +2237,203 @@
         </w:rPr>
         <w:t xml:space="preserve"> </w:t>
       </w:r>
-      <w:r>
-        <w:rPr>
-          <w:rFonts w:ascii="Candara" w:eastAsia="Now Heavy" w:hAnsi="Candara" w:cs="Now Heavy"/>
-          <w:color w:val="19274F"/>
-          <w:sz w:val="28"/>
-          <w:szCs w:val="28"/>
-        </w:rPr>
-        <w:t>SSH Key menggunakan sistem kriptografi asimetris (asymmetric cryptography) yang terdiri dari dua buah kunci:</w:t>
+      <w:proofErr w:type="spellStart"/>
+      <w:r>
+        <w:rPr>
+          <w:rFonts w:ascii="Candara" w:eastAsia="Now Heavy" w:hAnsi="Candara" w:cs="Now Heavy"/>
+          <w:color w:val="19274F"/>
+          <w:sz w:val="28"/>
+          <w:szCs w:val="28"/>
+        </w:rPr>
+        <w:t>Shell</w:t>
+      </w:r>
+      <w:proofErr w:type="spellEnd"/>
+      <w:r>
+        <w:rPr>
+          <w:rFonts w:ascii="Candara" w:eastAsia="Now Heavy" w:hAnsi="Candara" w:cs="Now Heavy"/>
+          <w:color w:val="19274F"/>
+          <w:sz w:val="28"/>
+          <w:szCs w:val="28"/>
+        </w:rPr>
+        <w:t xml:space="preserve"> </w:t>
+      </w:r>
+      <w:proofErr w:type="spellStart"/>
+      <w:r>
+        <w:rPr>
+          <w:rFonts w:ascii="Candara" w:eastAsia="Now Heavy" w:hAnsi="Candara" w:cs="Now Heavy"/>
+          <w:color w:val="19274F"/>
+          <w:sz w:val="28"/>
+          <w:szCs w:val="28"/>
+        </w:rPr>
+        <w:t>Key</w:t>
+      </w:r>
+      <w:proofErr w:type="spellEnd"/>
+      <w:r>
+        <w:rPr>
+          <w:rFonts w:ascii="Candara" w:eastAsia="Now Heavy" w:hAnsi="Candara" w:cs="Now Heavy"/>
+          <w:color w:val="19274F"/>
+          <w:sz w:val="28"/>
+          <w:szCs w:val="28"/>
+        </w:rPr>
+        <w:t xml:space="preserve">) adalah sepasang kunci kriptografi yang digunakan untuk melakukan </w:t>
+      </w:r>
+      <w:proofErr w:type="spellStart"/>
+      <w:r>
+        <w:rPr>
+          <w:rFonts w:ascii="Candara" w:eastAsia="Now Heavy" w:hAnsi="Candara" w:cs="Now Heavy"/>
+          <w:color w:val="19274F"/>
+          <w:sz w:val="28"/>
+          <w:szCs w:val="28"/>
+        </w:rPr>
+        <w:t>autentikasi</w:t>
+      </w:r>
+      <w:proofErr w:type="spellEnd"/>
+      <w:r>
+        <w:rPr>
+          <w:rFonts w:ascii="Candara" w:eastAsia="Now Heavy" w:hAnsi="Candara" w:cs="Now Heavy"/>
+          <w:color w:val="19274F"/>
+          <w:sz w:val="28"/>
+          <w:szCs w:val="28"/>
+        </w:rPr>
+        <w:t xml:space="preserve"> antara komputer </w:t>
+      </w:r>
+      <w:proofErr w:type="spellStart"/>
+      <w:r>
+        <w:rPr>
+          <w:rFonts w:ascii="Candara" w:eastAsia="Now Heavy" w:hAnsi="Candara" w:cs="Now Heavy"/>
+          <w:color w:val="19274F"/>
+          <w:sz w:val="28"/>
+          <w:szCs w:val="28"/>
+        </w:rPr>
+        <w:t>client</w:t>
+      </w:r>
+      <w:proofErr w:type="spellEnd"/>
+      <w:r>
+        <w:rPr>
+          <w:rFonts w:ascii="Candara" w:eastAsia="Now Heavy" w:hAnsi="Candara" w:cs="Now Heavy"/>
+          <w:color w:val="19274F"/>
+          <w:sz w:val="28"/>
+          <w:szCs w:val="28"/>
+        </w:rPr>
+        <w:t xml:space="preserve"> dan server melalui protokol SSH. SSH </w:t>
+      </w:r>
+      <w:proofErr w:type="spellStart"/>
+      <w:r>
+        <w:rPr>
+          <w:rFonts w:ascii="Candara" w:eastAsia="Now Heavy" w:hAnsi="Candara" w:cs="Now Heavy"/>
+          <w:color w:val="19274F"/>
+          <w:sz w:val="28"/>
+          <w:szCs w:val="28"/>
+        </w:rPr>
+        <w:t>Key</w:t>
+      </w:r>
+      <w:proofErr w:type="spellEnd"/>
+      <w:r>
+        <w:rPr>
+          <w:rFonts w:ascii="Candara" w:eastAsia="Now Heavy" w:hAnsi="Candara" w:cs="Now Heavy"/>
+          <w:color w:val="19274F"/>
+          <w:sz w:val="28"/>
+          <w:szCs w:val="28"/>
+        </w:rPr>
+        <w:t xml:space="preserve"> memungkinkan pengguna masuk ke server tanpa harus selalu memasukkan </w:t>
+      </w:r>
+      <w:proofErr w:type="spellStart"/>
+      <w:r>
+        <w:rPr>
+          <w:rFonts w:ascii="Candara" w:eastAsia="Now Heavy" w:hAnsi="Candara" w:cs="Now Heavy"/>
+          <w:color w:val="19274F"/>
+          <w:sz w:val="28"/>
+          <w:szCs w:val="28"/>
+        </w:rPr>
+        <w:t>password</w:t>
+      </w:r>
+      <w:proofErr w:type="spellEnd"/>
+      <w:r>
+        <w:rPr>
+          <w:rFonts w:ascii="Candara" w:eastAsia="Now Heavy" w:hAnsi="Candara" w:cs="Now Heavy"/>
+          <w:color w:val="19274F"/>
+          <w:sz w:val="28"/>
+          <w:szCs w:val="28"/>
+        </w:rPr>
+        <w:t>.</w:t>
+      </w:r>
+      <w:r>
+        <w:rPr>
+          <w:rFonts w:ascii="Candara" w:eastAsia="Now Heavy" w:hAnsi="Candara" w:cs="Now Heavy"/>
+          <w:color w:val="19274F"/>
+          <w:sz w:val="28"/>
+          <w:szCs w:val="28"/>
+        </w:rPr>
+        <w:t xml:space="preserve"> </w:t>
+      </w:r>
+      <w:r>
+        <w:rPr>
+          <w:rFonts w:ascii="Candara" w:eastAsia="Now Heavy" w:hAnsi="Candara" w:cs="Now Heavy"/>
+          <w:color w:val="19274F"/>
+          <w:sz w:val="28"/>
+          <w:szCs w:val="28"/>
+        </w:rPr>
+        <w:t xml:space="preserve">SSH </w:t>
+      </w:r>
+      <w:proofErr w:type="spellStart"/>
+      <w:r>
+        <w:rPr>
+          <w:rFonts w:ascii="Candara" w:eastAsia="Now Heavy" w:hAnsi="Candara" w:cs="Now Heavy"/>
+          <w:color w:val="19274F"/>
+          <w:sz w:val="28"/>
+          <w:szCs w:val="28"/>
+        </w:rPr>
+        <w:t>Key</w:t>
+      </w:r>
+      <w:proofErr w:type="spellEnd"/>
+      <w:r>
+        <w:rPr>
+          <w:rFonts w:ascii="Candara" w:eastAsia="Now Heavy" w:hAnsi="Candara" w:cs="Now Heavy"/>
+          <w:color w:val="19274F"/>
+          <w:sz w:val="28"/>
+          <w:szCs w:val="28"/>
+        </w:rPr>
+        <w:t xml:space="preserve"> menggunakan sistem kriptografi asimetris (</w:t>
+      </w:r>
+      <w:proofErr w:type="spellStart"/>
+      <w:r>
+        <w:rPr>
+          <w:rFonts w:ascii="Candara" w:eastAsia="Now Heavy" w:hAnsi="Candara" w:cs="Now Heavy"/>
+          <w:color w:val="19274F"/>
+          <w:sz w:val="28"/>
+          <w:szCs w:val="28"/>
+        </w:rPr>
+        <w:t>asymmetric</w:t>
+      </w:r>
+      <w:proofErr w:type="spellEnd"/>
+      <w:r>
+        <w:rPr>
+          <w:rFonts w:ascii="Candara" w:eastAsia="Now Heavy" w:hAnsi="Candara" w:cs="Now Heavy"/>
+          <w:color w:val="19274F"/>
+          <w:sz w:val="28"/>
+          <w:szCs w:val="28"/>
+        </w:rPr>
+        <w:t xml:space="preserve"> </w:t>
+      </w:r>
+      <w:proofErr w:type="spellStart"/>
+      <w:r>
+        <w:rPr>
+          <w:rFonts w:ascii="Candara" w:eastAsia="Now Heavy" w:hAnsi="Candara" w:cs="Now Heavy"/>
+          <w:color w:val="19274F"/>
+          <w:sz w:val="28"/>
+          <w:szCs w:val="28"/>
+        </w:rPr>
+        <w:t>cryptography</w:t>
+      </w:r>
+      <w:proofErr w:type="spellEnd"/>
+      <w:r>
+        <w:rPr>
+          <w:rFonts w:ascii="Candara" w:eastAsia="Now Heavy" w:hAnsi="Candara" w:cs="Now Heavy"/>
+          <w:color w:val="19274F"/>
+          <w:sz w:val="28"/>
+          <w:szCs w:val="28"/>
+        </w:rPr>
+        <w:t>) yang terdiri dari dua buah kunci:</w:t>
       </w:r>
     </w:p>
     <w:p>
@@ -861,26 +2452,53 @@
           <w:szCs w:val="28"/>
         </w:rPr>
       </w:pPr>
-      <w:r>
-        <w:rPr>
-          <w:rFonts w:ascii="Candara" w:eastAsia="Now Heavy" w:hAnsi="Candara" w:cs="Now Heavy"/>
-          <w:b/>
-          <w:bCs/>
-          <w:color w:val="19274F"/>
-          <w:sz w:val="28"/>
-          <w:szCs w:val="28"/>
-        </w:rPr>
-        <w:t>Private Key</w:t>
-      </w:r>
-      <w:r>
-        <w:rPr>
-          <w:rFonts w:ascii="Candara" w:eastAsia="Now Heavy" w:hAnsi="Candara" w:cs="Now Heavy"/>
+      <w:proofErr w:type="spellStart"/>
+      <w:r>
+        <w:rPr>
+          <w:rFonts w:ascii="Candara" w:eastAsia="Now Heavy" w:hAnsi="Candara" w:cs="Now Heavy"/>
+          <w:b/>
+          <w:bCs/>
+          <w:color w:val="19274F"/>
+          <w:sz w:val="28"/>
+          <w:szCs w:val="28"/>
+        </w:rPr>
+        <w:lastRenderedPageBreak/>
+        <w:t>Private</w:t>
+      </w:r>
+      <w:proofErr w:type="spellEnd"/>
+      <w:r>
+        <w:rPr>
+          <w:rFonts w:ascii="Candara" w:eastAsia="Now Heavy" w:hAnsi="Candara" w:cs="Now Heavy"/>
+          <w:b/>
+          <w:bCs/>
           <w:color w:val="19274F"/>
           <w:sz w:val="28"/>
           <w:szCs w:val="28"/>
         </w:rPr>
         <w:t xml:space="preserve"> </w:t>
       </w:r>
+      <w:proofErr w:type="spellStart"/>
+      <w:r>
+        <w:rPr>
+          <w:rFonts w:ascii="Candara" w:eastAsia="Now Heavy" w:hAnsi="Candara" w:cs="Now Heavy"/>
+          <w:b/>
+          <w:bCs/>
+          <w:color w:val="19274F"/>
+          <w:sz w:val="28"/>
+          <w:szCs w:val="28"/>
+        </w:rPr>
+        <w:t>Key</w:t>
+      </w:r>
+      <w:proofErr w:type="spellEnd"/>
+      <w:r>
+        <w:rPr>
+          <w:rFonts w:ascii="Candara" w:eastAsia="Now Heavy" w:hAnsi="Candara" w:cs="Now Heavy"/>
+          <w:color w:val="19274F"/>
+          <w:sz w:val="28"/>
+          <w:szCs w:val="28"/>
+        </w:rPr>
+        <w:t xml:space="preserve"> </w:t>
+      </w:r>
       <w:r>
         <w:rPr>
           <w:rFonts w:ascii="Arial" w:eastAsia="Now Heavy" w:hAnsi="Arial" w:cs="Arial"/>
@@ -897,7 +2515,27 @@
           <w:sz w:val="28"/>
           <w:szCs w:val="28"/>
         </w:rPr>
-        <w:t xml:space="preserve"> disimpan di komputer client dan harus dirahasiakan.</w:t>
+        <w:t xml:space="preserve"> disimpan di komputer </w:t>
+      </w:r>
+      <w:proofErr w:type="spellStart"/>
+      <w:r>
+        <w:rPr>
+          <w:rFonts w:ascii="Candara" w:eastAsia="Now Heavy" w:hAnsi="Candara" w:cs="Now Heavy"/>
+          <w:color w:val="19274F"/>
+          <w:sz w:val="28"/>
+          <w:szCs w:val="28"/>
+        </w:rPr>
+        <w:t>client</w:t>
+      </w:r>
+      <w:proofErr w:type="spellEnd"/>
+      <w:r>
+        <w:rPr>
+          <w:rFonts w:ascii="Candara" w:eastAsia="Now Heavy" w:hAnsi="Candara" w:cs="Now Heavy"/>
+          <w:color w:val="19274F"/>
+          <w:sz w:val="28"/>
+          <w:szCs w:val="28"/>
+        </w:rPr>
+        <w:t xml:space="preserve"> dan harus dirahasiakan.</w:t>
       </w:r>
     </w:p>
     <w:p>
@@ -916,17 +2554,43 @@
           <w:szCs w:val="28"/>
         </w:rPr>
       </w:pPr>
-      <w:r>
-        <w:rPr>
-          <w:rFonts w:ascii="Candara" w:eastAsia="Now Heavy" w:hAnsi="Candara" w:cs="Now Heavy"/>
-          <w:b/>
-          <w:bCs/>
-          <w:color w:val="19274F"/>
-          <w:sz w:val="28"/>
-          <w:szCs w:val="28"/>
-        </w:rPr>
-        <w:t>Public Key</w:t>
-      </w:r>
+      <w:proofErr w:type="spellStart"/>
+      <w:r>
+        <w:rPr>
+          <w:rFonts w:ascii="Candara" w:eastAsia="Now Heavy" w:hAnsi="Candara" w:cs="Now Heavy"/>
+          <w:b/>
+          <w:bCs/>
+          <w:color w:val="19274F"/>
+          <w:sz w:val="28"/>
+          <w:szCs w:val="28"/>
+        </w:rPr>
+        <w:t>Public</w:t>
+      </w:r>
+      <w:proofErr w:type="spellEnd"/>
+      <w:r>
+        <w:rPr>
+          <w:rFonts w:ascii="Candara" w:eastAsia="Now Heavy" w:hAnsi="Candara" w:cs="Now Heavy"/>
+          <w:b/>
+          <w:bCs/>
+          <w:color w:val="19274F"/>
+          <w:sz w:val="28"/>
+          <w:szCs w:val="28"/>
+        </w:rPr>
+        <w:t xml:space="preserve"> </w:t>
+      </w:r>
+      <w:proofErr w:type="spellStart"/>
+      <w:r>
+        <w:rPr>
+          <w:rFonts w:ascii="Candara" w:eastAsia="Now Heavy" w:hAnsi="Candara" w:cs="Now Heavy"/>
+          <w:b/>
+          <w:bCs/>
+          <w:color w:val="19274F"/>
+          <w:sz w:val="28"/>
+          <w:szCs w:val="28"/>
+        </w:rPr>
+        <w:t>Key</w:t>
+      </w:r>
+      <w:proofErr w:type="spellEnd"/>
       <w:r>
         <w:rPr>
           <w:rFonts w:ascii="Candara" w:eastAsia="Now Heavy" w:hAnsi="Candara" w:cs="Now Heavy"/>
@@ -983,7 +2647,47 @@
           <w:sz w:val="28"/>
           <w:szCs w:val="28"/>
         </w:rPr>
-        <w:t xml:space="preserve"> yang umum digunakan dalam OpenSSH adalah Ed25519, RSA, ECDSA, dan DSA. Masing-masing algoritma memiliki karakteristik, tingkat keamanan, serta tingkat kompatibilitas yang berbeda sehingga pengguna dapat memilih jenis key sesuai kebutuhan sistem yang digunakan. </w:t>
+        <w:t xml:space="preserve"> yang umum digunakan dalam </w:t>
+      </w:r>
+      <w:proofErr w:type="spellStart"/>
+      <w:r>
+        <w:rPr>
+          <w:rFonts w:ascii="Candara" w:eastAsia="Now Heavy" w:hAnsi="Candara" w:cs="Now Heavy"/>
+          <w:color w:val="19274F"/>
+          <w:sz w:val="28"/>
+          <w:szCs w:val="28"/>
+        </w:rPr>
+        <w:t>OpenSSH</w:t>
+      </w:r>
+      <w:proofErr w:type="spellEnd"/>
+      <w:r>
+        <w:rPr>
+          <w:rFonts w:ascii="Candara" w:eastAsia="Now Heavy" w:hAnsi="Candara" w:cs="Now Heavy"/>
+          <w:color w:val="19274F"/>
+          <w:sz w:val="28"/>
+          <w:szCs w:val="28"/>
+        </w:rPr>
+        <w:t xml:space="preserve"> adalah Ed25519, RSA, ECDSA, dan DSA. Masing-masing algoritma memiliki karakteristik, tingkat keamanan, serta tingkat kompatibilitas yang berbeda sehingga pengguna dapat memilih jenis </w:t>
+      </w:r>
+      <w:proofErr w:type="spellStart"/>
+      <w:r>
+        <w:rPr>
+          <w:rFonts w:ascii="Candara" w:eastAsia="Now Heavy" w:hAnsi="Candara" w:cs="Now Heavy"/>
+          <w:color w:val="19274F"/>
+          <w:sz w:val="28"/>
+          <w:szCs w:val="28"/>
+        </w:rPr>
+        <w:t>key</w:t>
+      </w:r>
+      <w:proofErr w:type="spellEnd"/>
+      <w:r>
+        <w:rPr>
+          <w:rFonts w:ascii="Candara" w:eastAsia="Now Heavy" w:hAnsi="Candara" w:cs="Now Heavy"/>
+          <w:color w:val="19274F"/>
+          <w:sz w:val="28"/>
+          <w:szCs w:val="28"/>
+        </w:rPr>
+        <w:t xml:space="preserve"> sesuai kebutuhan sistem yang digunakan. </w:t>
       </w:r>
     </w:p>
     <w:p>
@@ -1016,7 +2720,327 @@
           <w:sz w:val="28"/>
           <w:szCs w:val="28"/>
         </w:rPr>
-        <w:t xml:space="preserve"> merupakan algoritma tanda tangan digital modern yang berbasis Edwards-curve Digital Signature Algorithm (EdDSA) dengan menggunakan kurva eliptik Curve25519. Algoritma ini dirancang untuk menghasilkan tingkat keamanan yang tinggi dengan ukuran key yang relatif kecil serta proses autentikasi yang cepat dan efisien. Dalam implementasi OpenSSH, Ed25519 banyak direkomendasikan untuk pembuatan SSH Key baru karena memiliki performa yang baik dan tidak memerlukan pengaturan panjang key seperti pada RSA. Key yang dihasilkan menggunakan algoritma ini umumnya berupa file id_ed25519 sebagai private key dan id_ed25519.pub sebagai public key. </w:t>
+        <w:t xml:space="preserve"> merupakan algoritma tanda tangan digital modern yang berbasis </w:t>
+      </w:r>
+      <w:proofErr w:type="spellStart"/>
+      <w:r>
+        <w:rPr>
+          <w:rFonts w:ascii="Candara" w:eastAsia="Now Heavy" w:hAnsi="Candara" w:cs="Now Heavy"/>
+          <w:color w:val="19274F"/>
+          <w:sz w:val="28"/>
+          <w:szCs w:val="28"/>
+        </w:rPr>
+        <w:t>Edwards-curve</w:t>
+      </w:r>
+      <w:proofErr w:type="spellEnd"/>
+      <w:r>
+        <w:rPr>
+          <w:rFonts w:ascii="Candara" w:eastAsia="Now Heavy" w:hAnsi="Candara" w:cs="Now Heavy"/>
+          <w:color w:val="19274F"/>
+          <w:sz w:val="28"/>
+          <w:szCs w:val="28"/>
+        </w:rPr>
+        <w:t xml:space="preserve"> Digital </w:t>
+      </w:r>
+      <w:proofErr w:type="spellStart"/>
+      <w:r>
+        <w:rPr>
+          <w:rFonts w:ascii="Candara" w:eastAsia="Now Heavy" w:hAnsi="Candara" w:cs="Now Heavy"/>
+          <w:color w:val="19274F"/>
+          <w:sz w:val="28"/>
+          <w:szCs w:val="28"/>
+        </w:rPr>
+        <w:t>Signature</w:t>
+      </w:r>
+      <w:proofErr w:type="spellEnd"/>
+      <w:r>
+        <w:rPr>
+          <w:rFonts w:ascii="Candara" w:eastAsia="Now Heavy" w:hAnsi="Candara" w:cs="Now Heavy"/>
+          <w:color w:val="19274F"/>
+          <w:sz w:val="28"/>
+          <w:szCs w:val="28"/>
+        </w:rPr>
+        <w:t xml:space="preserve"> </w:t>
+      </w:r>
+      <w:proofErr w:type="spellStart"/>
+      <w:r>
+        <w:rPr>
+          <w:rFonts w:ascii="Candara" w:eastAsia="Now Heavy" w:hAnsi="Candara" w:cs="Now Heavy"/>
+          <w:color w:val="19274F"/>
+          <w:sz w:val="28"/>
+          <w:szCs w:val="28"/>
+        </w:rPr>
+        <w:t>Algorithm</w:t>
+      </w:r>
+      <w:proofErr w:type="spellEnd"/>
+      <w:r>
+        <w:rPr>
+          <w:rFonts w:ascii="Candara" w:eastAsia="Now Heavy" w:hAnsi="Candara" w:cs="Now Heavy"/>
+          <w:color w:val="19274F"/>
+          <w:sz w:val="28"/>
+          <w:szCs w:val="28"/>
+        </w:rPr>
+        <w:t xml:space="preserve"> (</w:t>
+      </w:r>
+      <w:proofErr w:type="spellStart"/>
+      <w:r>
+        <w:rPr>
+          <w:rFonts w:ascii="Candara" w:eastAsia="Now Heavy" w:hAnsi="Candara" w:cs="Now Heavy"/>
+          <w:color w:val="19274F"/>
+          <w:sz w:val="28"/>
+          <w:szCs w:val="28"/>
+        </w:rPr>
+        <w:t>EdDSA</w:t>
+      </w:r>
+      <w:proofErr w:type="spellEnd"/>
+      <w:r>
+        <w:rPr>
+          <w:rFonts w:ascii="Candara" w:eastAsia="Now Heavy" w:hAnsi="Candara" w:cs="Now Heavy"/>
+          <w:color w:val="19274F"/>
+          <w:sz w:val="28"/>
+          <w:szCs w:val="28"/>
+        </w:rPr>
+        <w:t xml:space="preserve">) dengan menggunakan kurva </w:t>
+      </w:r>
+      <w:proofErr w:type="spellStart"/>
+      <w:r>
+        <w:rPr>
+          <w:rFonts w:ascii="Candara" w:eastAsia="Now Heavy" w:hAnsi="Candara" w:cs="Now Heavy"/>
+          <w:color w:val="19274F"/>
+          <w:sz w:val="28"/>
+          <w:szCs w:val="28"/>
+        </w:rPr>
+        <w:t>eliptik</w:t>
+      </w:r>
+      <w:proofErr w:type="spellEnd"/>
+      <w:r>
+        <w:rPr>
+          <w:rFonts w:ascii="Candara" w:eastAsia="Now Heavy" w:hAnsi="Candara" w:cs="Now Heavy"/>
+          <w:color w:val="19274F"/>
+          <w:sz w:val="28"/>
+          <w:szCs w:val="28"/>
+        </w:rPr>
+        <w:t xml:space="preserve"> Curve25519. Algoritma ini dirancang untuk menghasilkan tingkat keamanan yang tinggi dengan ukuran </w:t>
+      </w:r>
+      <w:proofErr w:type="spellStart"/>
+      <w:r>
+        <w:rPr>
+          <w:rFonts w:ascii="Candara" w:eastAsia="Now Heavy" w:hAnsi="Candara" w:cs="Now Heavy"/>
+          <w:color w:val="19274F"/>
+          <w:sz w:val="28"/>
+          <w:szCs w:val="28"/>
+        </w:rPr>
+        <w:t>key</w:t>
+      </w:r>
+      <w:proofErr w:type="spellEnd"/>
+      <w:r>
+        <w:rPr>
+          <w:rFonts w:ascii="Candara" w:eastAsia="Now Heavy" w:hAnsi="Candara" w:cs="Now Heavy"/>
+          <w:color w:val="19274F"/>
+          <w:sz w:val="28"/>
+          <w:szCs w:val="28"/>
+        </w:rPr>
+        <w:t xml:space="preserve"> yang relatif kecil serta proses </w:t>
+      </w:r>
+      <w:proofErr w:type="spellStart"/>
+      <w:r>
+        <w:rPr>
+          <w:rFonts w:ascii="Candara" w:eastAsia="Now Heavy" w:hAnsi="Candara" w:cs="Now Heavy"/>
+          <w:color w:val="19274F"/>
+          <w:sz w:val="28"/>
+          <w:szCs w:val="28"/>
+        </w:rPr>
+        <w:t>autentikasi</w:t>
+      </w:r>
+      <w:proofErr w:type="spellEnd"/>
+      <w:r>
+        <w:rPr>
+          <w:rFonts w:ascii="Candara" w:eastAsia="Now Heavy" w:hAnsi="Candara" w:cs="Now Heavy"/>
+          <w:color w:val="19274F"/>
+          <w:sz w:val="28"/>
+          <w:szCs w:val="28"/>
+        </w:rPr>
+        <w:t xml:space="preserve"> yang cepat dan efisien. Dalam implementasi </w:t>
+      </w:r>
+      <w:proofErr w:type="spellStart"/>
+      <w:r>
+        <w:rPr>
+          <w:rFonts w:ascii="Candara" w:eastAsia="Now Heavy" w:hAnsi="Candara" w:cs="Now Heavy"/>
+          <w:color w:val="19274F"/>
+          <w:sz w:val="28"/>
+          <w:szCs w:val="28"/>
+        </w:rPr>
+        <w:t>OpenSSH</w:t>
+      </w:r>
+      <w:proofErr w:type="spellEnd"/>
+      <w:r>
+        <w:rPr>
+          <w:rFonts w:ascii="Candara" w:eastAsia="Now Heavy" w:hAnsi="Candara" w:cs="Now Heavy"/>
+          <w:color w:val="19274F"/>
+          <w:sz w:val="28"/>
+          <w:szCs w:val="28"/>
+        </w:rPr>
+        <w:t xml:space="preserve">, Ed25519 banyak direkomendasikan untuk pembuatan SSH </w:t>
+      </w:r>
+      <w:proofErr w:type="spellStart"/>
+      <w:r>
+        <w:rPr>
+          <w:rFonts w:ascii="Candara" w:eastAsia="Now Heavy" w:hAnsi="Candara" w:cs="Now Heavy"/>
+          <w:color w:val="19274F"/>
+          <w:sz w:val="28"/>
+          <w:szCs w:val="28"/>
+        </w:rPr>
+        <w:t>Key</w:t>
+      </w:r>
+      <w:proofErr w:type="spellEnd"/>
+      <w:r>
+        <w:rPr>
+          <w:rFonts w:ascii="Candara" w:eastAsia="Now Heavy" w:hAnsi="Candara" w:cs="Now Heavy"/>
+          <w:color w:val="19274F"/>
+          <w:sz w:val="28"/>
+          <w:szCs w:val="28"/>
+        </w:rPr>
+        <w:t xml:space="preserve"> baru karena memiliki performa yang baik dan tidak memerlukan pengaturan panjang </w:t>
+      </w:r>
+      <w:proofErr w:type="spellStart"/>
+      <w:r>
+        <w:rPr>
+          <w:rFonts w:ascii="Candara" w:eastAsia="Now Heavy" w:hAnsi="Candara" w:cs="Now Heavy"/>
+          <w:color w:val="19274F"/>
+          <w:sz w:val="28"/>
+          <w:szCs w:val="28"/>
+        </w:rPr>
+        <w:t>key</w:t>
+      </w:r>
+      <w:proofErr w:type="spellEnd"/>
+      <w:r>
+        <w:rPr>
+          <w:rFonts w:ascii="Candara" w:eastAsia="Now Heavy" w:hAnsi="Candara" w:cs="Now Heavy"/>
+          <w:color w:val="19274F"/>
+          <w:sz w:val="28"/>
+          <w:szCs w:val="28"/>
+        </w:rPr>
+        <w:t xml:space="preserve"> seperti pada RSA. </w:t>
+      </w:r>
+      <w:proofErr w:type="spellStart"/>
+      <w:r>
+        <w:rPr>
+          <w:rFonts w:ascii="Candara" w:eastAsia="Now Heavy" w:hAnsi="Candara" w:cs="Now Heavy"/>
+          <w:color w:val="19274F"/>
+          <w:sz w:val="28"/>
+          <w:szCs w:val="28"/>
+        </w:rPr>
+        <w:t>Key</w:t>
+      </w:r>
+      <w:proofErr w:type="spellEnd"/>
+      <w:r>
+        <w:rPr>
+          <w:rFonts w:ascii="Candara" w:eastAsia="Now Heavy" w:hAnsi="Candara" w:cs="Now Heavy"/>
+          <w:color w:val="19274F"/>
+          <w:sz w:val="28"/>
+          <w:szCs w:val="28"/>
+        </w:rPr>
+        <w:t xml:space="preserve"> yang dihasilkan menggunakan algoritma ini umumnya berupa </w:t>
+      </w:r>
+      <w:proofErr w:type="spellStart"/>
+      <w:r>
+        <w:rPr>
+          <w:rFonts w:ascii="Candara" w:eastAsia="Now Heavy" w:hAnsi="Candara" w:cs="Now Heavy"/>
+          <w:color w:val="19274F"/>
+          <w:sz w:val="28"/>
+          <w:szCs w:val="28"/>
+        </w:rPr>
+        <w:t>file</w:t>
+      </w:r>
+      <w:proofErr w:type="spellEnd"/>
+      <w:r>
+        <w:rPr>
+          <w:rFonts w:ascii="Candara" w:eastAsia="Now Heavy" w:hAnsi="Candara" w:cs="Now Heavy"/>
+          <w:color w:val="19274F"/>
+          <w:sz w:val="28"/>
+          <w:szCs w:val="28"/>
+        </w:rPr>
+        <w:t xml:space="preserve"> id_ed25519 sebagai </w:t>
+      </w:r>
+      <w:proofErr w:type="spellStart"/>
+      <w:r>
+        <w:rPr>
+          <w:rFonts w:ascii="Candara" w:eastAsia="Now Heavy" w:hAnsi="Candara" w:cs="Now Heavy"/>
+          <w:color w:val="19274F"/>
+          <w:sz w:val="28"/>
+          <w:szCs w:val="28"/>
+        </w:rPr>
+        <w:t>private</w:t>
+      </w:r>
+      <w:proofErr w:type="spellEnd"/>
+      <w:r>
+        <w:rPr>
+          <w:rFonts w:ascii="Candara" w:eastAsia="Now Heavy" w:hAnsi="Candara" w:cs="Now Heavy"/>
+          <w:color w:val="19274F"/>
+          <w:sz w:val="28"/>
+          <w:szCs w:val="28"/>
+        </w:rPr>
+        <w:t xml:space="preserve"> </w:t>
+      </w:r>
+      <w:proofErr w:type="spellStart"/>
+      <w:r>
+        <w:rPr>
+          <w:rFonts w:ascii="Candara" w:eastAsia="Now Heavy" w:hAnsi="Candara" w:cs="Now Heavy"/>
+          <w:color w:val="19274F"/>
+          <w:sz w:val="28"/>
+          <w:szCs w:val="28"/>
+        </w:rPr>
+        <w:t>key</w:t>
+      </w:r>
+      <w:proofErr w:type="spellEnd"/>
+      <w:r>
+        <w:rPr>
+          <w:rFonts w:ascii="Candara" w:eastAsia="Now Heavy" w:hAnsi="Candara" w:cs="Now Heavy"/>
+          <w:color w:val="19274F"/>
+          <w:sz w:val="28"/>
+          <w:szCs w:val="28"/>
+        </w:rPr>
+        <w:t xml:space="preserve"> dan id_ed25519.pub sebagai </w:t>
+      </w:r>
+      <w:proofErr w:type="spellStart"/>
+      <w:r>
+        <w:rPr>
+          <w:rFonts w:ascii="Candara" w:eastAsia="Now Heavy" w:hAnsi="Candara" w:cs="Now Heavy"/>
+          <w:color w:val="19274F"/>
+          <w:sz w:val="28"/>
+          <w:szCs w:val="28"/>
+        </w:rPr>
+        <w:t>public</w:t>
+      </w:r>
+      <w:proofErr w:type="spellEnd"/>
+      <w:r>
+        <w:rPr>
+          <w:rFonts w:ascii="Candara" w:eastAsia="Now Heavy" w:hAnsi="Candara" w:cs="Now Heavy"/>
+          <w:color w:val="19274F"/>
+          <w:sz w:val="28"/>
+          <w:szCs w:val="28"/>
+        </w:rPr>
+        <w:t xml:space="preserve"> </w:t>
+      </w:r>
+      <w:proofErr w:type="spellStart"/>
+      <w:r>
+        <w:rPr>
+          <w:rFonts w:ascii="Candara" w:eastAsia="Now Heavy" w:hAnsi="Candara" w:cs="Now Heavy"/>
+          <w:color w:val="19274F"/>
+          <w:sz w:val="28"/>
+          <w:szCs w:val="28"/>
+        </w:rPr>
+        <w:t>key</w:t>
+      </w:r>
+      <w:proofErr w:type="spellEnd"/>
+      <w:r>
+        <w:rPr>
+          <w:rFonts w:ascii="Candara" w:eastAsia="Now Heavy" w:hAnsi="Candara" w:cs="Now Heavy"/>
+          <w:color w:val="19274F"/>
+          <w:sz w:val="28"/>
+          <w:szCs w:val="28"/>
+        </w:rPr>
+        <w:t xml:space="preserve">. </w:t>
       </w:r>
     </w:p>
     <w:p>
@@ -1038,7 +3062,127 @@
           <w:sz w:val="28"/>
           <w:szCs w:val="28"/>
         </w:rPr>
-        <w:t xml:space="preserve">RSA (Rivest–Shamir–Adleman) merupakan algoritma kriptografi asimetris yang telah digunakan secara luas dalam berbagai sistem keamanan digital, termasuk SSH. Berbeda dengan Ed25519 yang menggunakan kurva eliptik, RSA didasarkan pada kesulitan matematis dalam memfaktorkan bilangan bulat yang sangat besar. Tingkat keamanan RSA dipengaruhi oleh ukuran key yang digunakan, sehingga dalam praktik SSH sering digunakan panjang key 3072 bit atau 4096 bit untuk memberikan keamanan yang memadai. RSA masih banyak digunakan karena memiliki kompatibilitas yang sangat luas, terutama pada server atau perangkat yang lebih lama. </w:t>
+        <w:t>RSA (</w:t>
+      </w:r>
+      <w:proofErr w:type="spellStart"/>
+      <w:r>
+        <w:rPr>
+          <w:rFonts w:ascii="Candara" w:eastAsia="Now Heavy" w:hAnsi="Candara" w:cs="Now Heavy"/>
+          <w:color w:val="19274F"/>
+          <w:sz w:val="28"/>
+          <w:szCs w:val="28"/>
+        </w:rPr>
+        <w:t>Rivest</w:t>
+      </w:r>
+      <w:proofErr w:type="spellEnd"/>
+      <w:r>
+        <w:rPr>
+          <w:rFonts w:ascii="Candara" w:eastAsia="Now Heavy" w:hAnsi="Candara" w:cs="Now Heavy"/>
+          <w:color w:val="19274F"/>
+          <w:sz w:val="28"/>
+          <w:szCs w:val="28"/>
+        </w:rPr>
+        <w:t>–</w:t>
+      </w:r>
+      <w:proofErr w:type="spellStart"/>
+      <w:r>
+        <w:rPr>
+          <w:rFonts w:ascii="Candara" w:eastAsia="Now Heavy" w:hAnsi="Candara" w:cs="Now Heavy"/>
+          <w:color w:val="19274F"/>
+          <w:sz w:val="28"/>
+          <w:szCs w:val="28"/>
+        </w:rPr>
+        <w:t>Shamir</w:t>
+      </w:r>
+      <w:proofErr w:type="spellEnd"/>
+      <w:r>
+        <w:rPr>
+          <w:rFonts w:ascii="Candara" w:eastAsia="Now Heavy" w:hAnsi="Candara" w:cs="Now Heavy"/>
+          <w:color w:val="19274F"/>
+          <w:sz w:val="28"/>
+          <w:szCs w:val="28"/>
+        </w:rPr>
+        <w:t>–</w:t>
+      </w:r>
+      <w:proofErr w:type="spellStart"/>
+      <w:r>
+        <w:rPr>
+          <w:rFonts w:ascii="Candara" w:eastAsia="Now Heavy" w:hAnsi="Candara" w:cs="Now Heavy"/>
+          <w:color w:val="19274F"/>
+          <w:sz w:val="28"/>
+          <w:szCs w:val="28"/>
+        </w:rPr>
+        <w:t>Adleman</w:t>
+      </w:r>
+      <w:proofErr w:type="spellEnd"/>
+      <w:r>
+        <w:rPr>
+          <w:rFonts w:ascii="Candara" w:eastAsia="Now Heavy" w:hAnsi="Candara" w:cs="Now Heavy"/>
+          <w:color w:val="19274F"/>
+          <w:sz w:val="28"/>
+          <w:szCs w:val="28"/>
+        </w:rPr>
+        <w:t xml:space="preserve">) merupakan algoritma kriptografi asimetris yang telah digunakan secara luas dalam berbagai sistem keamanan digital, termasuk SSH. Berbeda dengan Ed25519 yang menggunakan kurva </w:t>
+      </w:r>
+      <w:proofErr w:type="spellStart"/>
+      <w:r>
+        <w:rPr>
+          <w:rFonts w:ascii="Candara" w:eastAsia="Now Heavy" w:hAnsi="Candara" w:cs="Now Heavy"/>
+          <w:color w:val="19274F"/>
+          <w:sz w:val="28"/>
+          <w:szCs w:val="28"/>
+        </w:rPr>
+        <w:t>eliptik</w:t>
+      </w:r>
+      <w:proofErr w:type="spellEnd"/>
+      <w:r>
+        <w:rPr>
+          <w:rFonts w:ascii="Candara" w:eastAsia="Now Heavy" w:hAnsi="Candara" w:cs="Now Heavy"/>
+          <w:color w:val="19274F"/>
+          <w:sz w:val="28"/>
+          <w:szCs w:val="28"/>
+        </w:rPr>
+        <w:t xml:space="preserve">, RSA didasarkan pada kesulitan matematis dalam memfaktorkan bilangan bulat yang sangat besar. Tingkat keamanan RSA dipengaruhi oleh ukuran </w:t>
+      </w:r>
+      <w:proofErr w:type="spellStart"/>
+      <w:r>
+        <w:rPr>
+          <w:rFonts w:ascii="Candara" w:eastAsia="Now Heavy" w:hAnsi="Candara" w:cs="Now Heavy"/>
+          <w:color w:val="19274F"/>
+          <w:sz w:val="28"/>
+          <w:szCs w:val="28"/>
+        </w:rPr>
+        <w:t>key</w:t>
+      </w:r>
+      <w:proofErr w:type="spellEnd"/>
+      <w:r>
+        <w:rPr>
+          <w:rFonts w:ascii="Candara" w:eastAsia="Now Heavy" w:hAnsi="Candara" w:cs="Now Heavy"/>
+          <w:color w:val="19274F"/>
+          <w:sz w:val="28"/>
+          <w:szCs w:val="28"/>
+        </w:rPr>
+        <w:t xml:space="preserve"> yang digunakan, sehingga dalam praktik SSH sering digunakan panjang </w:t>
+      </w:r>
+      <w:proofErr w:type="spellStart"/>
+      <w:r>
+        <w:rPr>
+          <w:rFonts w:ascii="Candara" w:eastAsia="Now Heavy" w:hAnsi="Candara" w:cs="Now Heavy"/>
+          <w:color w:val="19274F"/>
+          <w:sz w:val="28"/>
+          <w:szCs w:val="28"/>
+        </w:rPr>
+        <w:t>key</w:t>
+      </w:r>
+      <w:proofErr w:type="spellEnd"/>
+      <w:r>
+        <w:rPr>
+          <w:rFonts w:ascii="Candara" w:eastAsia="Now Heavy" w:hAnsi="Candara" w:cs="Now Heavy"/>
+          <w:color w:val="19274F"/>
+          <w:sz w:val="28"/>
+          <w:szCs w:val="28"/>
+        </w:rPr>
+        <w:t xml:space="preserve"> 3072 bit atau 4096 bit untuk memberikan keamanan yang memadai. RSA masih banyak digunakan karena memiliki kompatibilitas yang sangat luas, terutama pada server atau perangkat yang lebih lama. </w:t>
       </w:r>
     </w:p>
     <w:p>
@@ -1060,17 +3204,207 @@
           <w:sz w:val="28"/>
           <w:szCs w:val="28"/>
         </w:rPr>
-        <w:t xml:space="preserve">ECDSA (Elliptic Curve Digital Signature Algorithm) merupakan algoritma tanda tangan digital yang juga menggunakan teknologi Elliptic Curve Cryptography (ECC). ECDSA memanfaatkan kurva eliptik untuk menghasilkan key dengan ukuran yang lebih kecil dibandingkan RSA namun tetap mampu </w:t>
-      </w:r>
-      <w:r>
-        <w:rPr>
-          <w:rFonts w:ascii="Candara" w:eastAsia="Now Heavy" w:hAnsi="Candara" w:cs="Now Heavy"/>
-          <w:color w:val="19274F"/>
-          <w:sz w:val="28"/>
-          <w:szCs w:val="28"/>
-        </w:rPr>
-        <w:lastRenderedPageBreak/>
-        <w:t xml:space="preserve">memberikan tingkat keamanan yang tinggi. Dalam OpenSSH, ECDSA tersedia dalam beberapa variasi kurva seperti nistp256, nistp384, dan nistp521, yang masing-masing memiliki parameter keamanan berbeda. Algoritma ini masih didukung secara luas, meskipun pada konfigurasi SSH modern Ed25519 sering lebih dipilih karena implementasinya yang lebih sederhana dan efisien. </w:t>
+        <w:t>ECDSA (</w:t>
+      </w:r>
+      <w:proofErr w:type="spellStart"/>
+      <w:r>
+        <w:rPr>
+          <w:rFonts w:ascii="Candara" w:eastAsia="Now Heavy" w:hAnsi="Candara" w:cs="Now Heavy"/>
+          <w:color w:val="19274F"/>
+          <w:sz w:val="28"/>
+          <w:szCs w:val="28"/>
+        </w:rPr>
+        <w:t>Elliptic</w:t>
+      </w:r>
+      <w:proofErr w:type="spellEnd"/>
+      <w:r>
+        <w:rPr>
+          <w:rFonts w:ascii="Candara" w:eastAsia="Now Heavy" w:hAnsi="Candara" w:cs="Now Heavy"/>
+          <w:color w:val="19274F"/>
+          <w:sz w:val="28"/>
+          <w:szCs w:val="28"/>
+        </w:rPr>
+        <w:t xml:space="preserve"> </w:t>
+      </w:r>
+      <w:proofErr w:type="spellStart"/>
+      <w:r>
+        <w:rPr>
+          <w:rFonts w:ascii="Candara" w:eastAsia="Now Heavy" w:hAnsi="Candara" w:cs="Now Heavy"/>
+          <w:color w:val="19274F"/>
+          <w:sz w:val="28"/>
+          <w:szCs w:val="28"/>
+        </w:rPr>
+        <w:t>Curve</w:t>
+      </w:r>
+      <w:proofErr w:type="spellEnd"/>
+      <w:r>
+        <w:rPr>
+          <w:rFonts w:ascii="Candara" w:eastAsia="Now Heavy" w:hAnsi="Candara" w:cs="Now Heavy"/>
+          <w:color w:val="19274F"/>
+          <w:sz w:val="28"/>
+          <w:szCs w:val="28"/>
+        </w:rPr>
+        <w:t xml:space="preserve"> Digital </w:t>
+      </w:r>
+      <w:proofErr w:type="spellStart"/>
+      <w:r>
+        <w:rPr>
+          <w:rFonts w:ascii="Candara" w:eastAsia="Now Heavy" w:hAnsi="Candara" w:cs="Now Heavy"/>
+          <w:color w:val="19274F"/>
+          <w:sz w:val="28"/>
+          <w:szCs w:val="28"/>
+        </w:rPr>
+        <w:t>Signature</w:t>
+      </w:r>
+      <w:proofErr w:type="spellEnd"/>
+      <w:r>
+        <w:rPr>
+          <w:rFonts w:ascii="Candara" w:eastAsia="Now Heavy" w:hAnsi="Candara" w:cs="Now Heavy"/>
+          <w:color w:val="19274F"/>
+          <w:sz w:val="28"/>
+          <w:szCs w:val="28"/>
+        </w:rPr>
+        <w:t xml:space="preserve"> </w:t>
+      </w:r>
+      <w:proofErr w:type="spellStart"/>
+      <w:r>
+        <w:rPr>
+          <w:rFonts w:ascii="Candara" w:eastAsia="Now Heavy" w:hAnsi="Candara" w:cs="Now Heavy"/>
+          <w:color w:val="19274F"/>
+          <w:sz w:val="28"/>
+          <w:szCs w:val="28"/>
+        </w:rPr>
+        <w:t>Algorithm</w:t>
+      </w:r>
+      <w:proofErr w:type="spellEnd"/>
+      <w:r>
+        <w:rPr>
+          <w:rFonts w:ascii="Candara" w:eastAsia="Now Heavy" w:hAnsi="Candara" w:cs="Now Heavy"/>
+          <w:color w:val="19274F"/>
+          <w:sz w:val="28"/>
+          <w:szCs w:val="28"/>
+        </w:rPr>
+        <w:t xml:space="preserve">) merupakan algoritma tanda tangan digital yang juga menggunakan teknologi </w:t>
+      </w:r>
+      <w:proofErr w:type="spellStart"/>
+      <w:r>
+        <w:rPr>
+          <w:rFonts w:ascii="Candara" w:eastAsia="Now Heavy" w:hAnsi="Candara" w:cs="Now Heavy"/>
+          <w:color w:val="19274F"/>
+          <w:sz w:val="28"/>
+          <w:szCs w:val="28"/>
+        </w:rPr>
+        <w:t>Elliptic</w:t>
+      </w:r>
+      <w:proofErr w:type="spellEnd"/>
+      <w:r>
+        <w:rPr>
+          <w:rFonts w:ascii="Candara" w:eastAsia="Now Heavy" w:hAnsi="Candara" w:cs="Now Heavy"/>
+          <w:color w:val="19274F"/>
+          <w:sz w:val="28"/>
+          <w:szCs w:val="28"/>
+        </w:rPr>
+        <w:t xml:space="preserve"> </w:t>
+      </w:r>
+      <w:proofErr w:type="spellStart"/>
+      <w:r>
+        <w:rPr>
+          <w:rFonts w:ascii="Candara" w:eastAsia="Now Heavy" w:hAnsi="Candara" w:cs="Now Heavy"/>
+          <w:color w:val="19274F"/>
+          <w:sz w:val="28"/>
+          <w:szCs w:val="28"/>
+        </w:rPr>
+        <w:t>Curve</w:t>
+      </w:r>
+      <w:proofErr w:type="spellEnd"/>
+      <w:r>
+        <w:rPr>
+          <w:rFonts w:ascii="Candara" w:eastAsia="Now Heavy" w:hAnsi="Candara" w:cs="Now Heavy"/>
+          <w:color w:val="19274F"/>
+          <w:sz w:val="28"/>
+          <w:szCs w:val="28"/>
+        </w:rPr>
+        <w:t xml:space="preserve"> </w:t>
+      </w:r>
+      <w:proofErr w:type="spellStart"/>
+      <w:r>
+        <w:rPr>
+          <w:rFonts w:ascii="Candara" w:eastAsia="Now Heavy" w:hAnsi="Candara" w:cs="Now Heavy"/>
+          <w:color w:val="19274F"/>
+          <w:sz w:val="28"/>
+          <w:szCs w:val="28"/>
+        </w:rPr>
+        <w:t>Cryptography</w:t>
+      </w:r>
+      <w:proofErr w:type="spellEnd"/>
+      <w:r>
+        <w:rPr>
+          <w:rFonts w:ascii="Candara" w:eastAsia="Now Heavy" w:hAnsi="Candara" w:cs="Now Heavy"/>
+          <w:color w:val="19274F"/>
+          <w:sz w:val="28"/>
+          <w:szCs w:val="28"/>
+        </w:rPr>
+        <w:t xml:space="preserve"> (ECC). ECDSA memanfaatkan kurva </w:t>
+      </w:r>
+      <w:proofErr w:type="spellStart"/>
+      <w:r>
+        <w:rPr>
+          <w:rFonts w:ascii="Candara" w:eastAsia="Now Heavy" w:hAnsi="Candara" w:cs="Now Heavy"/>
+          <w:color w:val="19274F"/>
+          <w:sz w:val="28"/>
+          <w:szCs w:val="28"/>
+        </w:rPr>
+        <w:t>eliptik</w:t>
+      </w:r>
+      <w:proofErr w:type="spellEnd"/>
+      <w:r>
+        <w:rPr>
+          <w:rFonts w:ascii="Candara" w:eastAsia="Now Heavy" w:hAnsi="Candara" w:cs="Now Heavy"/>
+          <w:color w:val="19274F"/>
+          <w:sz w:val="28"/>
+          <w:szCs w:val="28"/>
+        </w:rPr>
+        <w:t xml:space="preserve"> untuk menghasilkan </w:t>
+      </w:r>
+      <w:proofErr w:type="spellStart"/>
+      <w:r>
+        <w:rPr>
+          <w:rFonts w:ascii="Candara" w:eastAsia="Now Heavy" w:hAnsi="Candara" w:cs="Now Heavy"/>
+          <w:color w:val="19274F"/>
+          <w:sz w:val="28"/>
+          <w:szCs w:val="28"/>
+        </w:rPr>
+        <w:t>key</w:t>
+      </w:r>
+      <w:proofErr w:type="spellEnd"/>
+      <w:r>
+        <w:rPr>
+          <w:rFonts w:ascii="Candara" w:eastAsia="Now Heavy" w:hAnsi="Candara" w:cs="Now Heavy"/>
+          <w:color w:val="19274F"/>
+          <w:sz w:val="28"/>
+          <w:szCs w:val="28"/>
+        </w:rPr>
+        <w:t xml:space="preserve"> dengan ukuran yang lebih kecil dibandingkan RSA namun tetap mampu memberikan tingkat keamanan yang tinggi. Dalam </w:t>
+      </w:r>
+      <w:proofErr w:type="spellStart"/>
+      <w:r>
+        <w:rPr>
+          <w:rFonts w:ascii="Candara" w:eastAsia="Now Heavy" w:hAnsi="Candara" w:cs="Now Heavy"/>
+          <w:color w:val="19274F"/>
+          <w:sz w:val="28"/>
+          <w:szCs w:val="28"/>
+        </w:rPr>
+        <w:t>OpenSSH</w:t>
+      </w:r>
+      <w:proofErr w:type="spellEnd"/>
+      <w:r>
+        <w:rPr>
+          <w:rFonts w:ascii="Candara" w:eastAsia="Now Heavy" w:hAnsi="Candara" w:cs="Now Heavy"/>
+          <w:color w:val="19274F"/>
+          <w:sz w:val="28"/>
+          <w:szCs w:val="28"/>
+        </w:rPr>
+        <w:t xml:space="preserve">, ECDSA tersedia dalam beberapa variasi kurva seperti nistp256, nistp384, dan nistp521, yang masing-masing memiliki parameter keamanan berbeda. Algoritma ini masih didukung secara luas, meskipun pada konfigurasi SSH modern Ed25519 sering lebih dipilih karena implementasinya yang lebih sederhana dan efisien. </w:t>
       </w:r>
     </w:p>
     <w:p>
@@ -1092,7 +3426,148 @@
           <w:sz w:val="28"/>
           <w:szCs w:val="28"/>
         </w:rPr>
-        <w:t>DSA (Digital Signature Algorithm) merupakan algoritma tanda tangan digital yang sebelumnya pernah digunakan dalam SSH. Namun, DSA saat ini telah dianggap sebagai algoritma legacy atau usang karena memiliki keterbatasan keamanan, salah satunya adalah penggunaan ukuran key yang terbatas pada 1024 bit dalam implementasi SSH. Oleh karena itu, versi OpenSSH modern umumnya sudah tidak mengaktifkan dukungan DSA secara default dan algoritma ini tidak direkomendasikan untuk pembuatan SSH Key baru.</w:t>
+        <w:lastRenderedPageBreak/>
+        <w:t xml:space="preserve">DSA (Digital </w:t>
+      </w:r>
+      <w:proofErr w:type="spellStart"/>
+      <w:r>
+        <w:rPr>
+          <w:rFonts w:ascii="Candara" w:eastAsia="Now Heavy" w:hAnsi="Candara" w:cs="Now Heavy"/>
+          <w:color w:val="19274F"/>
+          <w:sz w:val="28"/>
+          <w:szCs w:val="28"/>
+        </w:rPr>
+        <w:t>Signature</w:t>
+      </w:r>
+      <w:proofErr w:type="spellEnd"/>
+      <w:r>
+        <w:rPr>
+          <w:rFonts w:ascii="Candara" w:eastAsia="Now Heavy" w:hAnsi="Candara" w:cs="Now Heavy"/>
+          <w:color w:val="19274F"/>
+          <w:sz w:val="28"/>
+          <w:szCs w:val="28"/>
+        </w:rPr>
+        <w:t xml:space="preserve"> </w:t>
+      </w:r>
+      <w:proofErr w:type="spellStart"/>
+      <w:r>
+        <w:rPr>
+          <w:rFonts w:ascii="Candara" w:eastAsia="Now Heavy" w:hAnsi="Candara" w:cs="Now Heavy"/>
+          <w:color w:val="19274F"/>
+          <w:sz w:val="28"/>
+          <w:szCs w:val="28"/>
+        </w:rPr>
+        <w:t>Algorithm</w:t>
+      </w:r>
+      <w:proofErr w:type="spellEnd"/>
+      <w:r>
+        <w:rPr>
+          <w:rFonts w:ascii="Candara" w:eastAsia="Now Heavy" w:hAnsi="Candara" w:cs="Now Heavy"/>
+          <w:color w:val="19274F"/>
+          <w:sz w:val="28"/>
+          <w:szCs w:val="28"/>
+        </w:rPr>
+        <w:t xml:space="preserve">) merupakan algoritma tanda tangan digital yang sebelumnya pernah digunakan dalam SSH. Namun, DSA saat ini telah dianggap sebagai algoritma </w:t>
+      </w:r>
+      <w:proofErr w:type="spellStart"/>
+      <w:r>
+        <w:rPr>
+          <w:rFonts w:ascii="Candara" w:eastAsia="Now Heavy" w:hAnsi="Candara" w:cs="Now Heavy"/>
+          <w:color w:val="19274F"/>
+          <w:sz w:val="28"/>
+          <w:szCs w:val="28"/>
+        </w:rPr>
+        <w:t>legacy</w:t>
+      </w:r>
+      <w:proofErr w:type="spellEnd"/>
+      <w:r>
+        <w:rPr>
+          <w:rFonts w:ascii="Candara" w:eastAsia="Now Heavy" w:hAnsi="Candara" w:cs="Now Heavy"/>
+          <w:color w:val="19274F"/>
+          <w:sz w:val="28"/>
+          <w:szCs w:val="28"/>
+        </w:rPr>
+        <w:t xml:space="preserve"> atau usang karena memiliki keterbatasan keamanan, salah satunya adalah penggunaan ukuran </w:t>
+      </w:r>
+      <w:proofErr w:type="spellStart"/>
+      <w:r>
+        <w:rPr>
+          <w:rFonts w:ascii="Candara" w:eastAsia="Now Heavy" w:hAnsi="Candara" w:cs="Now Heavy"/>
+          <w:color w:val="19274F"/>
+          <w:sz w:val="28"/>
+          <w:szCs w:val="28"/>
+        </w:rPr>
+        <w:t>key</w:t>
+      </w:r>
+      <w:proofErr w:type="spellEnd"/>
+      <w:r>
+        <w:rPr>
+          <w:rFonts w:ascii="Candara" w:eastAsia="Now Heavy" w:hAnsi="Candara" w:cs="Now Heavy"/>
+          <w:color w:val="19274F"/>
+          <w:sz w:val="28"/>
+          <w:szCs w:val="28"/>
+        </w:rPr>
+        <w:t xml:space="preserve"> yang terbatas pada 1024 bit dalam implementasi SSH. Oleh karena itu, versi </w:t>
+      </w:r>
+      <w:proofErr w:type="spellStart"/>
+      <w:r>
+        <w:rPr>
+          <w:rFonts w:ascii="Candara" w:eastAsia="Now Heavy" w:hAnsi="Candara" w:cs="Now Heavy"/>
+          <w:color w:val="19274F"/>
+          <w:sz w:val="28"/>
+          <w:szCs w:val="28"/>
+        </w:rPr>
+        <w:t>OpenSSH</w:t>
+      </w:r>
+      <w:proofErr w:type="spellEnd"/>
+      <w:r>
+        <w:rPr>
+          <w:rFonts w:ascii="Candara" w:eastAsia="Now Heavy" w:hAnsi="Candara" w:cs="Now Heavy"/>
+          <w:color w:val="19274F"/>
+          <w:sz w:val="28"/>
+          <w:szCs w:val="28"/>
+        </w:rPr>
+        <w:t xml:space="preserve"> modern umumnya sudah tidak mengaktifkan dukungan DSA secara </w:t>
+      </w:r>
+      <w:proofErr w:type="spellStart"/>
+      <w:r>
+        <w:rPr>
+          <w:rFonts w:ascii="Candara" w:eastAsia="Now Heavy" w:hAnsi="Candara" w:cs="Now Heavy"/>
+          <w:color w:val="19274F"/>
+          <w:sz w:val="28"/>
+          <w:szCs w:val="28"/>
+        </w:rPr>
+        <w:t>default</w:t>
+      </w:r>
+      <w:proofErr w:type="spellEnd"/>
+      <w:r>
+        <w:rPr>
+          <w:rFonts w:ascii="Candara" w:eastAsia="Now Heavy" w:hAnsi="Candara" w:cs="Now Heavy"/>
+          <w:color w:val="19274F"/>
+          <w:sz w:val="28"/>
+          <w:szCs w:val="28"/>
+        </w:rPr>
+        <w:t xml:space="preserve"> dan algoritma ini tidak direkomendasikan untuk pembuatan SSH </w:t>
+      </w:r>
+      <w:proofErr w:type="spellStart"/>
+      <w:r>
+        <w:rPr>
+          <w:rFonts w:ascii="Candara" w:eastAsia="Now Heavy" w:hAnsi="Candara" w:cs="Now Heavy"/>
+          <w:color w:val="19274F"/>
+          <w:sz w:val="28"/>
+          <w:szCs w:val="28"/>
+        </w:rPr>
+        <w:t>Key</w:t>
+      </w:r>
+      <w:proofErr w:type="spellEnd"/>
+      <w:r>
+        <w:rPr>
+          <w:rFonts w:ascii="Candara" w:eastAsia="Now Heavy" w:hAnsi="Candara" w:cs="Now Heavy"/>
+          <w:color w:val="19274F"/>
+          <w:sz w:val="28"/>
+          <w:szCs w:val="28"/>
+        </w:rPr>
+        <w:t xml:space="preserve"> baru.</w:t>
       </w:r>
     </w:p>
     <w:p>
@@ -1131,8 +3606,19 @@
           <w:sz w:val="28"/>
           <w:szCs w:val="28"/>
         </w:rPr>
-        <w:t xml:space="preserve"> , dan chatgpt</w:t>
-      </w:r>
+        <w:t xml:space="preserve"> , dan </w:t>
+      </w:r>
+      <w:proofErr w:type="spellStart"/>
+      <w:r>
+        <w:rPr>
+          <w:rFonts w:ascii="Candara" w:eastAsia="Now Heavy" w:hAnsi="Candara" w:cs="Now Heavy"/>
+          <w:color w:val="19274F"/>
+          <w:sz w:val="28"/>
+          <w:szCs w:val="28"/>
+        </w:rPr>
+        <w:t>chatgpt</w:t>
+      </w:r>
+      <w:proofErr w:type="spellEnd"/>
     </w:p>
     <w:p>
       <w:pPr>
@@ -1466,7 +3952,7 @@
                     <pic:cNvPicPr/>
                   </pic:nvPicPr>
                   <pic:blipFill>
-                    <a:blip r:embed="rId7"/>
+                    <a:blip r:embed="rId8"/>
                     <a:stretch>
                       <a:fillRect/>
                     </a:stretch>
@@ -1514,16 +4000,76 @@
           <w:sz w:val="28"/>
           <w:szCs w:val="28"/>
         </w:rPr>
-        <w:t>enulis melakukan simulasi menggunakan ubuntu server</w:t>
-      </w:r>
-      <w:r>
-        <w:rPr>
-          <w:rFonts w:ascii="Candara" w:eastAsia="Now Heavy" w:hAnsi="Candara" w:cs="Now Heavy"/>
-          <w:color w:val="19274F"/>
-          <w:sz w:val="28"/>
-          <w:szCs w:val="28"/>
-        </w:rPr>
-        <w:t>, unduh ubuntu pada link berikut ini:</w:t>
+        <w:t xml:space="preserve">enulis melakukan simulasi menggunakan </w:t>
+      </w:r>
+      <w:proofErr w:type="spellStart"/>
+      <w:r>
+        <w:rPr>
+          <w:rFonts w:ascii="Candara" w:eastAsia="Now Heavy" w:hAnsi="Candara" w:cs="Now Heavy"/>
+          <w:color w:val="19274F"/>
+          <w:sz w:val="28"/>
+          <w:szCs w:val="28"/>
+        </w:rPr>
+        <w:t>ubuntu</w:t>
+      </w:r>
+      <w:proofErr w:type="spellEnd"/>
+      <w:r>
+        <w:rPr>
+          <w:rFonts w:ascii="Candara" w:eastAsia="Now Heavy" w:hAnsi="Candara" w:cs="Now Heavy"/>
+          <w:color w:val="19274F"/>
+          <w:sz w:val="28"/>
+          <w:szCs w:val="28"/>
+        </w:rPr>
+        <w:t xml:space="preserve"> server</w:t>
+      </w:r>
+      <w:r>
+        <w:rPr>
+          <w:rFonts w:ascii="Candara" w:eastAsia="Now Heavy" w:hAnsi="Candara" w:cs="Now Heavy"/>
+          <w:color w:val="19274F"/>
+          <w:sz w:val="28"/>
+          <w:szCs w:val="28"/>
+        </w:rPr>
+        <w:t xml:space="preserve">, unduh </w:t>
+      </w:r>
+      <w:proofErr w:type="spellStart"/>
+      <w:r>
+        <w:rPr>
+          <w:rFonts w:ascii="Candara" w:eastAsia="Now Heavy" w:hAnsi="Candara" w:cs="Now Heavy"/>
+          <w:color w:val="19274F"/>
+          <w:sz w:val="28"/>
+          <w:szCs w:val="28"/>
+        </w:rPr>
+        <w:t>ubuntu</w:t>
+      </w:r>
+      <w:proofErr w:type="spellEnd"/>
+      <w:r>
+        <w:rPr>
+          <w:rFonts w:ascii="Candara" w:eastAsia="Now Heavy" w:hAnsi="Candara" w:cs="Now Heavy"/>
+          <w:color w:val="19274F"/>
+          <w:sz w:val="28"/>
+          <w:szCs w:val="28"/>
+        </w:rPr>
+        <w:t xml:space="preserve"> pada </w:t>
+      </w:r>
+      <w:proofErr w:type="spellStart"/>
+      <w:r>
+        <w:rPr>
+          <w:rFonts w:ascii="Candara" w:eastAsia="Now Heavy" w:hAnsi="Candara" w:cs="Now Heavy"/>
+          <w:color w:val="19274F"/>
+          <w:sz w:val="28"/>
+          <w:szCs w:val="28"/>
+        </w:rPr>
+        <w:t>link</w:t>
+      </w:r>
+      <w:proofErr w:type="spellEnd"/>
+      <w:r>
+        <w:rPr>
+          <w:rFonts w:ascii="Candara" w:eastAsia="Now Heavy" w:hAnsi="Candara" w:cs="Now Heavy"/>
+          <w:color w:val="19274F"/>
+          <w:sz w:val="28"/>
+          <w:szCs w:val="28"/>
+        </w:rPr>
+        <w:t xml:space="preserve"> berikut ini:</w:t>
       </w:r>
     </w:p>
     <w:p>
@@ -1744,7 +4290,7 @@
                     <pic:cNvPicPr/>
                   </pic:nvPicPr>
                   <pic:blipFill>
-                    <a:blip r:embed="rId8"/>
+                    <a:blip r:embed="rId9"/>
                     <a:stretch>
                       <a:fillRect/>
                     </a:stretch>
@@ -1783,7 +4329,47 @@
           <w:sz w:val="28"/>
           <w:szCs w:val="28"/>
         </w:rPr>
-        <w:t xml:space="preserve">Penulis membuat VM baru pada oracle virtual box dengan </w:t>
+        <w:t xml:space="preserve">Penulis membuat VM baru pada </w:t>
+      </w:r>
+      <w:proofErr w:type="spellStart"/>
+      <w:r>
+        <w:rPr>
+          <w:rFonts w:ascii="Candara" w:eastAsia="Now Heavy" w:hAnsi="Candara" w:cs="Now Heavy"/>
+          <w:color w:val="19274F"/>
+          <w:sz w:val="28"/>
+          <w:szCs w:val="28"/>
+        </w:rPr>
+        <w:t>oracle</w:t>
+      </w:r>
+      <w:proofErr w:type="spellEnd"/>
+      <w:r>
+        <w:rPr>
+          <w:rFonts w:ascii="Candara" w:eastAsia="Now Heavy" w:hAnsi="Candara" w:cs="Now Heavy"/>
+          <w:color w:val="19274F"/>
+          <w:sz w:val="28"/>
+          <w:szCs w:val="28"/>
+        </w:rPr>
+        <w:t xml:space="preserve"> virtual </w:t>
+      </w:r>
+      <w:proofErr w:type="spellStart"/>
+      <w:r>
+        <w:rPr>
+          <w:rFonts w:ascii="Candara" w:eastAsia="Now Heavy" w:hAnsi="Candara" w:cs="Now Heavy"/>
+          <w:color w:val="19274F"/>
+          <w:sz w:val="28"/>
+          <w:szCs w:val="28"/>
+        </w:rPr>
+        <w:t>box</w:t>
+      </w:r>
+      <w:proofErr w:type="spellEnd"/>
+      <w:r>
+        <w:rPr>
+          <w:rFonts w:ascii="Candara" w:eastAsia="Now Heavy" w:hAnsi="Candara" w:cs="Now Heavy"/>
+          <w:color w:val="19274F"/>
+          <w:sz w:val="28"/>
+          <w:szCs w:val="28"/>
+        </w:rPr>
+        <w:t xml:space="preserve"> dengan </w:t>
       </w:r>
       <w:r>
         <w:rPr>
@@ -1814,17 +4400,27 @@
         </w:rPr>
         <w:t xml:space="preserve">baru </w:t>
       </w:r>
+      <w:proofErr w:type="spellStart"/>
       <w:r>
         <w:rPr>
           <w:rFonts w:ascii="Candara" w:hAnsi="Candara"/>
           <w:sz w:val="28"/>
           <w:szCs w:val="28"/>
         </w:rPr>
-        <w:t xml:space="preserve">VirtualBox. VM diberi nama </w:t>
-      </w:r>
+        <w:t>VirtualBox</w:t>
+      </w:r>
+      <w:proofErr w:type="spellEnd"/>
       <w:r>
         <w:rPr>
           <w:rFonts w:ascii="Candara" w:hAnsi="Candara"/>
+          <w:sz w:val="28"/>
+          <w:szCs w:val="28"/>
+        </w:rPr>
+        <w:t xml:space="preserve">. VM diberi nama </w:t>
+      </w:r>
+      <w:r>
+        <w:rPr>
+          <w:rFonts w:ascii="Candara" w:hAnsi="Candara"/>
           <w:b/>
           <w:bCs/>
           <w:sz w:val="28"/>
@@ -1856,7 +4452,25 @@
           <w:sz w:val="28"/>
           <w:szCs w:val="28"/>
         </w:rPr>
-        <w:t xml:space="preserve"> menggunakan file ISO </w:t>
+        <w:t xml:space="preserve"> menggunakan </w:t>
+      </w:r>
+      <w:proofErr w:type="spellStart"/>
+      <w:r>
+        <w:rPr>
+          <w:rFonts w:ascii="Candara" w:hAnsi="Candara"/>
+          <w:sz w:val="28"/>
+          <w:szCs w:val="28"/>
+        </w:rPr>
+        <w:t>file</w:t>
+      </w:r>
+      <w:proofErr w:type="spellEnd"/>
+      <w:r>
+        <w:rPr>
+          <w:rFonts w:ascii="Candara" w:hAnsi="Candara"/>
+          <w:sz w:val="28"/>
+          <w:szCs w:val="28"/>
+        </w:rPr>
+        <w:t xml:space="preserve"> ISO </w:t>
       </w:r>
       <w:r>
         <w:rPr>
@@ -1988,7 +4602,7 @@
                     <pic:cNvPicPr/>
                   </pic:nvPicPr>
                   <pic:blipFill>
-                    <a:blip r:embed="rId9"/>
+                    <a:blip r:embed="rId10"/>
                     <a:stretch>
                       <a:fillRect/>
                     </a:stretch>
@@ -2120,7 +4734,7 @@
                     <pic:cNvPicPr/>
                   </pic:nvPicPr>
                   <pic:blipFill>
-                    <a:blip r:embed="rId10"/>
+                    <a:blip r:embed="rId11"/>
                     <a:stretch>
                       <a:fillRect/>
                     </a:stretch>
@@ -2172,25 +4786,71 @@
         </w:rPr>
         <w:t xml:space="preserve">, dibuat konfigurasi instalasi otomatis dengan </w:t>
       </w:r>
-      <w:r>
-        <w:rPr>
-          <w:rFonts w:ascii="Candara" w:eastAsia="Now Heavy" w:hAnsi="Candara" w:cs="Now Heavy"/>
-          <w:b/>
-          <w:bCs/>
-          <w:color w:val="19274F"/>
-          <w:sz w:val="28"/>
-          <w:szCs w:val="28"/>
-        </w:rPr>
-        <w:t>username alicia</w:t>
-      </w:r>
-      <w:r>
-        <w:rPr>
-          <w:rFonts w:ascii="Candara" w:eastAsia="Now Heavy" w:hAnsi="Candara" w:cs="Now Heavy"/>
-          <w:color w:val="19274F"/>
-          <w:sz w:val="28"/>
-          <w:szCs w:val="28"/>
-        </w:rPr>
-        <w:t xml:space="preserve"> dan nama host SERVER. Pada pengaturan perangkat keras, VM dialokasikan </w:t>
+      <w:proofErr w:type="spellStart"/>
+      <w:r>
+        <w:rPr>
+          <w:rFonts w:ascii="Candara" w:eastAsia="Now Heavy" w:hAnsi="Candara" w:cs="Now Heavy"/>
+          <w:b/>
+          <w:bCs/>
+          <w:color w:val="19274F"/>
+          <w:sz w:val="28"/>
+          <w:szCs w:val="28"/>
+        </w:rPr>
+        <w:t>username</w:t>
+      </w:r>
+      <w:proofErr w:type="spellEnd"/>
+      <w:r>
+        <w:rPr>
+          <w:rFonts w:ascii="Candara" w:eastAsia="Now Heavy" w:hAnsi="Candara" w:cs="Now Heavy"/>
+          <w:b/>
+          <w:bCs/>
+          <w:color w:val="19274F"/>
+          <w:sz w:val="28"/>
+          <w:szCs w:val="28"/>
+        </w:rPr>
+        <w:t xml:space="preserve"> </w:t>
+      </w:r>
+      <w:proofErr w:type="spellStart"/>
+      <w:r>
+        <w:rPr>
+          <w:rFonts w:ascii="Candara" w:eastAsia="Now Heavy" w:hAnsi="Candara" w:cs="Now Heavy"/>
+          <w:b/>
+          <w:bCs/>
+          <w:color w:val="19274F"/>
+          <w:sz w:val="28"/>
+          <w:szCs w:val="28"/>
+        </w:rPr>
+        <w:t>alicia</w:t>
+      </w:r>
+      <w:proofErr w:type="spellEnd"/>
+      <w:r>
+        <w:rPr>
+          <w:rFonts w:ascii="Candara" w:eastAsia="Now Heavy" w:hAnsi="Candara" w:cs="Now Heavy"/>
+          <w:color w:val="19274F"/>
+          <w:sz w:val="28"/>
+          <w:szCs w:val="28"/>
+        </w:rPr>
+        <w:t xml:space="preserve"> dan nama </w:t>
+      </w:r>
+      <w:proofErr w:type="spellStart"/>
+      <w:r>
+        <w:rPr>
+          <w:rFonts w:ascii="Candara" w:eastAsia="Now Heavy" w:hAnsi="Candara" w:cs="Now Heavy"/>
+          <w:color w:val="19274F"/>
+          <w:sz w:val="28"/>
+          <w:szCs w:val="28"/>
+        </w:rPr>
+        <w:t>host</w:t>
+      </w:r>
+      <w:proofErr w:type="spellEnd"/>
+      <w:r>
+        <w:rPr>
+          <w:rFonts w:ascii="Candara" w:eastAsia="Now Heavy" w:hAnsi="Candara" w:cs="Now Heavy"/>
+          <w:color w:val="19274F"/>
+          <w:sz w:val="28"/>
+          <w:szCs w:val="28"/>
+        </w:rPr>
+        <w:t xml:space="preserve"> SERVER. Pada pengaturan perangkat keras, VM dialokasikan </w:t>
       </w:r>
       <w:r>
         <w:rPr>
@@ -2366,7 +5026,7 @@
                     <pic:cNvPicPr/>
                   </pic:nvPicPr>
                   <pic:blipFill>
-                    <a:blip r:embed="rId11"/>
+                    <a:blip r:embed="rId12"/>
                     <a:stretch>
                       <a:fillRect/>
                     </a:stretch>
@@ -2405,16 +5065,56 @@
           <w:sz w:val="28"/>
           <w:szCs w:val="28"/>
         </w:rPr>
-        <w:t>Setelah konfigurasi selesai, Virtual Machine (SERVER) dijalankan melalui Oracle VirtualBo</w:t>
-      </w:r>
-      <w:r>
-        <w:rPr>
-          <w:rFonts w:ascii="Candara" w:eastAsia="Now Heavy" w:hAnsi="Candara" w:cs="Now Heavy"/>
-          <w:color w:val="19274F"/>
-          <w:sz w:val="28"/>
-          <w:szCs w:val="28"/>
-        </w:rPr>
-        <w:t>x, dengan klik ikon tampilkan.</w:t>
+        <w:t xml:space="preserve">Setelah konfigurasi selesai, Virtual </w:t>
+      </w:r>
+      <w:proofErr w:type="spellStart"/>
+      <w:r>
+        <w:rPr>
+          <w:rFonts w:ascii="Candara" w:eastAsia="Now Heavy" w:hAnsi="Candara" w:cs="Now Heavy"/>
+          <w:color w:val="19274F"/>
+          <w:sz w:val="28"/>
+          <w:szCs w:val="28"/>
+        </w:rPr>
+        <w:t>Machine</w:t>
+      </w:r>
+      <w:proofErr w:type="spellEnd"/>
+      <w:r>
+        <w:rPr>
+          <w:rFonts w:ascii="Candara" w:eastAsia="Now Heavy" w:hAnsi="Candara" w:cs="Now Heavy"/>
+          <w:color w:val="19274F"/>
+          <w:sz w:val="28"/>
+          <w:szCs w:val="28"/>
+        </w:rPr>
+        <w:t xml:space="preserve"> (SERVER) dijalankan melalui Oracle </w:t>
+      </w:r>
+      <w:proofErr w:type="spellStart"/>
+      <w:r>
+        <w:rPr>
+          <w:rFonts w:ascii="Candara" w:eastAsia="Now Heavy" w:hAnsi="Candara" w:cs="Now Heavy"/>
+          <w:color w:val="19274F"/>
+          <w:sz w:val="28"/>
+          <w:szCs w:val="28"/>
+        </w:rPr>
+        <w:t>VirtualBo</w:t>
+      </w:r>
+      <w:r>
+        <w:rPr>
+          <w:rFonts w:ascii="Candara" w:eastAsia="Now Heavy" w:hAnsi="Candara" w:cs="Now Heavy"/>
+          <w:color w:val="19274F"/>
+          <w:sz w:val="28"/>
+          <w:szCs w:val="28"/>
+        </w:rPr>
+        <w:t>x</w:t>
+      </w:r>
+      <w:proofErr w:type="spellEnd"/>
+      <w:r>
+        <w:rPr>
+          <w:rFonts w:ascii="Candara" w:eastAsia="Now Heavy" w:hAnsi="Candara" w:cs="Now Heavy"/>
+          <w:color w:val="19274F"/>
+          <w:sz w:val="28"/>
+          <w:szCs w:val="28"/>
+        </w:rPr>
+        <w:t>, dengan klik ikon tampilkan.</w:t>
       </w:r>
     </w:p>
     <w:p>
@@ -2448,7 +5148,7 @@
                     <pic:cNvPicPr/>
                   </pic:nvPicPr>
                   <pic:blipFill>
-                    <a:blip r:embed="rId12"/>
+                    <a:blip r:embed="rId13"/>
                     <a:stretch>
                       <a:fillRect/>
                     </a:stretch>
@@ -2504,6 +5204,7 @@
           <w:highlight w:val="red"/>
         </w:rPr>
       </w:pPr>
+      <w:proofErr w:type="spellStart"/>
       <w:r>
         <w:rPr>
           <w:rFonts w:ascii="Candara" w:eastAsia="Now Heavy" w:hAnsi="Candara" w:cs="Now Heavy"/>
@@ -2515,8 +5216,61 @@
           <w:highlight w:val="red"/>
         </w:rPr>
         <w:lastRenderedPageBreak/>
-        <w:t>sudo apt update</w:t>
-      </w:r>
+        <w:t>sudo</w:t>
+      </w:r>
+      <w:proofErr w:type="spellEnd"/>
+      <w:r>
+        <w:rPr>
+          <w:rFonts w:ascii="Candara" w:eastAsia="Now Heavy" w:hAnsi="Candara" w:cs="Now Heavy"/>
+          <w:b/>
+          <w:bCs/>
+          <w:color w:val="FFFFFF" w:themeColor="background1"/>
+          <w:sz w:val="28"/>
+          <w:szCs w:val="28"/>
+          <w:highlight w:val="red"/>
+        </w:rPr>
+        <w:t xml:space="preserve"> </w:t>
+      </w:r>
+      <w:proofErr w:type="spellStart"/>
+      <w:r>
+        <w:rPr>
+          <w:rFonts w:ascii="Candara" w:eastAsia="Now Heavy" w:hAnsi="Candara" w:cs="Now Heavy"/>
+          <w:b/>
+          <w:bCs/>
+          <w:color w:val="FFFFFF" w:themeColor="background1"/>
+          <w:sz w:val="28"/>
+          <w:szCs w:val="28"/>
+          <w:highlight w:val="red"/>
+        </w:rPr>
+        <w:t>apt</w:t>
+      </w:r>
+      <w:proofErr w:type="spellEnd"/>
+      <w:r>
+        <w:rPr>
+          <w:rFonts w:ascii="Candara" w:eastAsia="Now Heavy" w:hAnsi="Candara" w:cs="Now Heavy"/>
+          <w:b/>
+          <w:bCs/>
+          <w:color w:val="FFFFFF" w:themeColor="background1"/>
+          <w:sz w:val="28"/>
+          <w:szCs w:val="28"/>
+          <w:highlight w:val="red"/>
+        </w:rPr>
+        <w:t xml:space="preserve"> </w:t>
+      </w:r>
+      <w:proofErr w:type="spellStart"/>
+      <w:r>
+        <w:rPr>
+          <w:rFonts w:ascii="Candara" w:eastAsia="Now Heavy" w:hAnsi="Candara" w:cs="Now Heavy"/>
+          <w:b/>
+          <w:bCs/>
+          <w:color w:val="FFFFFF" w:themeColor="background1"/>
+          <w:sz w:val="28"/>
+          <w:szCs w:val="28"/>
+          <w:highlight w:val="red"/>
+        </w:rPr>
+        <w:t>update</w:t>
+      </w:r>
+      <w:proofErr w:type="spellEnd"/>
     </w:p>
     <w:p>
       <w:pPr>
@@ -2536,7 +5290,107 @@
           <w:sz w:val="28"/>
           <w:szCs w:val="28"/>
         </w:rPr>
-        <w:t>Perintah tersebut digunakan untuk memperbarui informasi daftar paket dari repository Ubuntu. Berdasarkan hasil pada gambar, proses berhasil dilakukan dan muncul keterangan “All packages are up to date”, yang menunjukkan bahwa daftar paket telah diperbarui.</w:t>
+        <w:t xml:space="preserve">Perintah tersebut digunakan untuk memperbarui informasi daftar paket dari </w:t>
+      </w:r>
+      <w:proofErr w:type="spellStart"/>
+      <w:r>
+        <w:rPr>
+          <w:rFonts w:ascii="Candara" w:eastAsia="Now Heavy" w:hAnsi="Candara" w:cs="Now Heavy"/>
+          <w:color w:val="19274F"/>
+          <w:sz w:val="28"/>
+          <w:szCs w:val="28"/>
+        </w:rPr>
+        <w:t>repository</w:t>
+      </w:r>
+      <w:proofErr w:type="spellEnd"/>
+      <w:r>
+        <w:rPr>
+          <w:rFonts w:ascii="Candara" w:eastAsia="Now Heavy" w:hAnsi="Candara" w:cs="Now Heavy"/>
+          <w:color w:val="19274F"/>
+          <w:sz w:val="28"/>
+          <w:szCs w:val="28"/>
+        </w:rPr>
+        <w:t xml:space="preserve"> Ubuntu. Berdasarkan hasil pada gambar, proses berhasil dilakukan dan muncul keterangan “All </w:t>
+      </w:r>
+      <w:proofErr w:type="spellStart"/>
+      <w:r>
+        <w:rPr>
+          <w:rFonts w:ascii="Candara" w:eastAsia="Now Heavy" w:hAnsi="Candara" w:cs="Now Heavy"/>
+          <w:color w:val="19274F"/>
+          <w:sz w:val="28"/>
+          <w:szCs w:val="28"/>
+        </w:rPr>
+        <w:t>packages</w:t>
+      </w:r>
+      <w:proofErr w:type="spellEnd"/>
+      <w:r>
+        <w:rPr>
+          <w:rFonts w:ascii="Candara" w:eastAsia="Now Heavy" w:hAnsi="Candara" w:cs="Now Heavy"/>
+          <w:color w:val="19274F"/>
+          <w:sz w:val="28"/>
+          <w:szCs w:val="28"/>
+        </w:rPr>
+        <w:t xml:space="preserve"> are </w:t>
+      </w:r>
+      <w:proofErr w:type="spellStart"/>
+      <w:r>
+        <w:rPr>
+          <w:rFonts w:ascii="Candara" w:eastAsia="Now Heavy" w:hAnsi="Candara" w:cs="Now Heavy"/>
+          <w:color w:val="19274F"/>
+          <w:sz w:val="28"/>
+          <w:szCs w:val="28"/>
+        </w:rPr>
+        <w:t>up</w:t>
+      </w:r>
+      <w:proofErr w:type="spellEnd"/>
+      <w:r>
+        <w:rPr>
+          <w:rFonts w:ascii="Candara" w:eastAsia="Now Heavy" w:hAnsi="Candara" w:cs="Now Heavy"/>
+          <w:color w:val="19274F"/>
+          <w:sz w:val="28"/>
+          <w:szCs w:val="28"/>
+        </w:rPr>
+        <w:t xml:space="preserve"> </w:t>
+      </w:r>
+      <w:proofErr w:type="spellStart"/>
+      <w:r>
+        <w:rPr>
+          <w:rFonts w:ascii="Candara" w:eastAsia="Now Heavy" w:hAnsi="Candara" w:cs="Now Heavy"/>
+          <w:color w:val="19274F"/>
+          <w:sz w:val="28"/>
+          <w:szCs w:val="28"/>
+        </w:rPr>
+        <w:t>to</w:t>
+      </w:r>
+      <w:proofErr w:type="spellEnd"/>
+      <w:r>
+        <w:rPr>
+          <w:rFonts w:ascii="Candara" w:eastAsia="Now Heavy" w:hAnsi="Candara" w:cs="Now Heavy"/>
+          <w:color w:val="19274F"/>
+          <w:sz w:val="28"/>
+          <w:szCs w:val="28"/>
+        </w:rPr>
+        <w:t xml:space="preserve"> </w:t>
+      </w:r>
+      <w:proofErr w:type="spellStart"/>
+      <w:r>
+        <w:rPr>
+          <w:rFonts w:ascii="Candara" w:eastAsia="Now Heavy" w:hAnsi="Candara" w:cs="Now Heavy"/>
+          <w:color w:val="19274F"/>
+          <w:sz w:val="28"/>
+          <w:szCs w:val="28"/>
+        </w:rPr>
+        <w:t>date</w:t>
+      </w:r>
+      <w:proofErr w:type="spellEnd"/>
+      <w:r>
+        <w:rPr>
+          <w:rFonts w:ascii="Candara" w:eastAsia="Now Heavy" w:hAnsi="Candara" w:cs="Now Heavy"/>
+          <w:color w:val="19274F"/>
+          <w:sz w:val="28"/>
+          <w:szCs w:val="28"/>
+        </w:rPr>
+        <w:t>”, yang menunjukkan bahwa daftar paket telah diperbarui.</w:t>
       </w:r>
     </w:p>
     <w:p>
@@ -2570,7 +5424,7 @@
                     <pic:cNvPicPr/>
                   </pic:nvPicPr>
                   <pic:blipFill>
-                    <a:blip r:embed="rId13"/>
+                    <a:blip r:embed="rId14"/>
                     <a:stretch>
                       <a:fillRect/>
                     </a:stretch>
@@ -2609,7 +5463,27 @@
           <w:sz w:val="28"/>
           <w:szCs w:val="28"/>
         </w:rPr>
-        <w:t>Setelah proses update selesai, dilakukan pembaruan paket sistem menggunakan perintah:</w:t>
+        <w:t xml:space="preserve">Setelah proses </w:t>
+      </w:r>
+      <w:proofErr w:type="spellStart"/>
+      <w:r>
+        <w:rPr>
+          <w:rFonts w:ascii="Candara" w:eastAsia="Now Heavy" w:hAnsi="Candara" w:cs="Now Heavy"/>
+          <w:color w:val="19274F"/>
+          <w:sz w:val="28"/>
+          <w:szCs w:val="28"/>
+        </w:rPr>
+        <w:t>update</w:t>
+      </w:r>
+      <w:proofErr w:type="spellEnd"/>
+      <w:r>
+        <w:rPr>
+          <w:rFonts w:ascii="Candara" w:eastAsia="Now Heavy" w:hAnsi="Candara" w:cs="Now Heavy"/>
+          <w:color w:val="19274F"/>
+          <w:sz w:val="28"/>
+          <w:szCs w:val="28"/>
+        </w:rPr>
+        <w:t xml:space="preserve"> selesai, dilakukan pembaruan paket sistem menggunakan perintah:</w:t>
       </w:r>
     </w:p>
     <w:p>
@@ -2626,6 +5500,7 @@
           <w:highlight w:val="red"/>
         </w:rPr>
       </w:pPr>
+      <w:proofErr w:type="spellStart"/>
       <w:r>
         <w:rPr>
           <w:rFonts w:ascii="Candara" w:eastAsia="Now Heavy" w:hAnsi="Candara" w:cs="Now Heavy"/>
@@ -2636,8 +5511,61 @@
           <w:szCs w:val="28"/>
           <w:highlight w:val="red"/>
         </w:rPr>
-        <w:t>sudo apt upgrade</w:t>
-      </w:r>
+        <w:t>sudo</w:t>
+      </w:r>
+      <w:proofErr w:type="spellEnd"/>
+      <w:r>
+        <w:rPr>
+          <w:rFonts w:ascii="Candara" w:eastAsia="Now Heavy" w:hAnsi="Candara" w:cs="Now Heavy"/>
+          <w:b/>
+          <w:bCs/>
+          <w:color w:val="FFFFFF" w:themeColor="background1"/>
+          <w:sz w:val="28"/>
+          <w:szCs w:val="28"/>
+          <w:highlight w:val="red"/>
+        </w:rPr>
+        <w:t xml:space="preserve"> </w:t>
+      </w:r>
+      <w:proofErr w:type="spellStart"/>
+      <w:r>
+        <w:rPr>
+          <w:rFonts w:ascii="Candara" w:eastAsia="Now Heavy" w:hAnsi="Candara" w:cs="Now Heavy"/>
+          <w:b/>
+          <w:bCs/>
+          <w:color w:val="FFFFFF" w:themeColor="background1"/>
+          <w:sz w:val="28"/>
+          <w:szCs w:val="28"/>
+          <w:highlight w:val="red"/>
+        </w:rPr>
+        <w:t>apt</w:t>
+      </w:r>
+      <w:proofErr w:type="spellEnd"/>
+      <w:r>
+        <w:rPr>
+          <w:rFonts w:ascii="Candara" w:eastAsia="Now Heavy" w:hAnsi="Candara" w:cs="Now Heavy"/>
+          <w:b/>
+          <w:bCs/>
+          <w:color w:val="FFFFFF" w:themeColor="background1"/>
+          <w:sz w:val="28"/>
+          <w:szCs w:val="28"/>
+          <w:highlight w:val="red"/>
+        </w:rPr>
+        <w:t xml:space="preserve"> </w:t>
+      </w:r>
+      <w:proofErr w:type="spellStart"/>
+      <w:r>
+        <w:rPr>
+          <w:rFonts w:ascii="Candara" w:eastAsia="Now Heavy" w:hAnsi="Candara" w:cs="Now Heavy"/>
+          <w:b/>
+          <w:bCs/>
+          <w:color w:val="FFFFFF" w:themeColor="background1"/>
+          <w:sz w:val="28"/>
+          <w:szCs w:val="28"/>
+          <w:highlight w:val="red"/>
+        </w:rPr>
+        <w:t>upgrade</w:t>
+      </w:r>
+      <w:proofErr w:type="spellEnd"/>
     </w:p>
     <w:p>
       <w:pPr>
@@ -2657,7 +5585,87 @@
           <w:sz w:val="28"/>
           <w:szCs w:val="28"/>
         </w:rPr>
-        <w:t>Berdasarkan hasil pada gambar, tidak terdapat paket yang perlu diperbarui. Hal ini ditunjukkan dengan keterangan “Upgrading: 0, Installing: 0, Removing: 0, Not Upgrading: 0”, sehingga sistem sudah dalam kondisi terbaru.</w:t>
+        <w:t>Berdasarkan hasil pada gambar, tidak terdapat paket yang perlu diperbarui. Hal ini ditunjukkan dengan keterangan “</w:t>
+      </w:r>
+      <w:proofErr w:type="spellStart"/>
+      <w:r>
+        <w:rPr>
+          <w:rFonts w:ascii="Candara" w:eastAsia="Now Heavy" w:hAnsi="Candara" w:cs="Now Heavy"/>
+          <w:color w:val="19274F"/>
+          <w:sz w:val="28"/>
+          <w:szCs w:val="28"/>
+        </w:rPr>
+        <w:t>Upgrading</w:t>
+      </w:r>
+      <w:proofErr w:type="spellEnd"/>
+      <w:r>
+        <w:rPr>
+          <w:rFonts w:ascii="Candara" w:eastAsia="Now Heavy" w:hAnsi="Candara" w:cs="Now Heavy"/>
+          <w:color w:val="19274F"/>
+          <w:sz w:val="28"/>
+          <w:szCs w:val="28"/>
+        </w:rPr>
+        <w:t xml:space="preserve">: 0, </w:t>
+      </w:r>
+      <w:proofErr w:type="spellStart"/>
+      <w:r>
+        <w:rPr>
+          <w:rFonts w:ascii="Candara" w:eastAsia="Now Heavy" w:hAnsi="Candara" w:cs="Now Heavy"/>
+          <w:color w:val="19274F"/>
+          <w:sz w:val="28"/>
+          <w:szCs w:val="28"/>
+        </w:rPr>
+        <w:t>Installing</w:t>
+      </w:r>
+      <w:proofErr w:type="spellEnd"/>
+      <w:r>
+        <w:rPr>
+          <w:rFonts w:ascii="Candara" w:eastAsia="Now Heavy" w:hAnsi="Candara" w:cs="Now Heavy"/>
+          <w:color w:val="19274F"/>
+          <w:sz w:val="28"/>
+          <w:szCs w:val="28"/>
+        </w:rPr>
+        <w:t xml:space="preserve">: 0, </w:t>
+      </w:r>
+      <w:proofErr w:type="spellStart"/>
+      <w:r>
+        <w:rPr>
+          <w:rFonts w:ascii="Candara" w:eastAsia="Now Heavy" w:hAnsi="Candara" w:cs="Now Heavy"/>
+          <w:color w:val="19274F"/>
+          <w:sz w:val="28"/>
+          <w:szCs w:val="28"/>
+        </w:rPr>
+        <w:t>Removing</w:t>
+      </w:r>
+      <w:proofErr w:type="spellEnd"/>
+      <w:r>
+        <w:rPr>
+          <w:rFonts w:ascii="Candara" w:eastAsia="Now Heavy" w:hAnsi="Candara" w:cs="Now Heavy"/>
+          <w:color w:val="19274F"/>
+          <w:sz w:val="28"/>
+          <w:szCs w:val="28"/>
+        </w:rPr>
+        <w:t xml:space="preserve">: 0, Not </w:t>
+      </w:r>
+      <w:proofErr w:type="spellStart"/>
+      <w:r>
+        <w:rPr>
+          <w:rFonts w:ascii="Candara" w:eastAsia="Now Heavy" w:hAnsi="Candara" w:cs="Now Heavy"/>
+          <w:color w:val="19274F"/>
+          <w:sz w:val="28"/>
+          <w:szCs w:val="28"/>
+        </w:rPr>
+        <w:t>Upgrading</w:t>
+      </w:r>
+      <w:proofErr w:type="spellEnd"/>
+      <w:r>
+        <w:rPr>
+          <w:rFonts w:ascii="Candara" w:eastAsia="Now Heavy" w:hAnsi="Candara" w:cs="Now Heavy"/>
+          <w:color w:val="19274F"/>
+          <w:sz w:val="28"/>
+          <w:szCs w:val="28"/>
+        </w:rPr>
+        <w:t>: 0”, sehingga sistem sudah dalam kondisi terbaru.</w:t>
       </w:r>
     </w:p>
     <w:p>
@@ -2691,7 +5699,7 @@
                     <pic:cNvPicPr/>
                   </pic:nvPicPr>
                   <pic:blipFill>
-                    <a:blip r:embed="rId14"/>
+                    <a:blip r:embed="rId15"/>
                     <a:stretch>
                       <a:fillRect/>
                     </a:stretch>
@@ -2730,7 +5738,27 @@
           <w:sz w:val="28"/>
           <w:szCs w:val="28"/>
         </w:rPr>
-        <w:t>Pada tahap ini dilakukan instalasi OpenSSH Server pada Ubuntu Server menggunakan perintah:</w:t>
+        <w:t xml:space="preserve">Pada tahap ini dilakukan instalasi </w:t>
+      </w:r>
+      <w:proofErr w:type="spellStart"/>
+      <w:r>
+        <w:rPr>
+          <w:rFonts w:ascii="Candara" w:eastAsia="Now Heavy" w:hAnsi="Candara" w:cs="Now Heavy"/>
+          <w:color w:val="19274F"/>
+          <w:sz w:val="28"/>
+          <w:szCs w:val="28"/>
+        </w:rPr>
+        <w:t>OpenSSH</w:t>
+      </w:r>
+      <w:proofErr w:type="spellEnd"/>
+      <w:r>
+        <w:rPr>
+          <w:rFonts w:ascii="Candara" w:eastAsia="Now Heavy" w:hAnsi="Candara" w:cs="Now Heavy"/>
+          <w:color w:val="19274F"/>
+          <w:sz w:val="28"/>
+          <w:szCs w:val="28"/>
+        </w:rPr>
+        <w:t xml:space="preserve"> Server pada Ubuntu Server menggunakan perintah:</w:t>
       </w:r>
     </w:p>
     <w:p>
@@ -2747,6 +5775,7 @@
           <w:highlight w:val="red"/>
         </w:rPr>
       </w:pPr>
+      <w:proofErr w:type="spellStart"/>
       <w:r>
         <w:rPr>
           <w:rFonts w:ascii="Candara" w:eastAsia="Now Heavy" w:hAnsi="Candara" w:cs="Now Heavy"/>
@@ -2757,7 +5786,98 @@
           <w:szCs w:val="28"/>
           <w:highlight w:val="red"/>
         </w:rPr>
-        <w:t>sudo apt install openssh-server</w:t>
+        <w:t>sudo</w:t>
+      </w:r>
+      <w:proofErr w:type="spellEnd"/>
+      <w:r>
+        <w:rPr>
+          <w:rFonts w:ascii="Candara" w:eastAsia="Now Heavy" w:hAnsi="Candara" w:cs="Now Heavy"/>
+          <w:b/>
+          <w:bCs/>
+          <w:color w:val="FFFFFF" w:themeColor="background1"/>
+          <w:sz w:val="28"/>
+          <w:szCs w:val="28"/>
+          <w:highlight w:val="red"/>
+        </w:rPr>
+        <w:t xml:space="preserve"> </w:t>
+      </w:r>
+      <w:proofErr w:type="spellStart"/>
+      <w:r>
+        <w:rPr>
+          <w:rFonts w:ascii="Candara" w:eastAsia="Now Heavy" w:hAnsi="Candara" w:cs="Now Heavy"/>
+          <w:b/>
+          <w:bCs/>
+          <w:color w:val="FFFFFF" w:themeColor="background1"/>
+          <w:sz w:val="28"/>
+          <w:szCs w:val="28"/>
+          <w:highlight w:val="red"/>
+        </w:rPr>
+        <w:t>apt</w:t>
+      </w:r>
+      <w:proofErr w:type="spellEnd"/>
+      <w:r>
+        <w:rPr>
+          <w:rFonts w:ascii="Candara" w:eastAsia="Now Heavy" w:hAnsi="Candara" w:cs="Now Heavy"/>
+          <w:b/>
+          <w:bCs/>
+          <w:color w:val="FFFFFF" w:themeColor="background1"/>
+          <w:sz w:val="28"/>
+          <w:szCs w:val="28"/>
+          <w:highlight w:val="red"/>
+        </w:rPr>
+        <w:t xml:space="preserve"> </w:t>
+      </w:r>
+      <w:proofErr w:type="spellStart"/>
+      <w:r>
+        <w:rPr>
+          <w:rFonts w:ascii="Candara" w:eastAsia="Now Heavy" w:hAnsi="Candara" w:cs="Now Heavy"/>
+          <w:b/>
+          <w:bCs/>
+          <w:color w:val="FFFFFF" w:themeColor="background1"/>
+          <w:sz w:val="28"/>
+          <w:szCs w:val="28"/>
+          <w:highlight w:val="red"/>
+        </w:rPr>
+        <w:t>install</w:t>
+      </w:r>
+      <w:proofErr w:type="spellEnd"/>
+      <w:r>
+        <w:rPr>
+          <w:rFonts w:ascii="Candara" w:eastAsia="Now Heavy" w:hAnsi="Candara" w:cs="Now Heavy"/>
+          <w:b/>
+          <w:bCs/>
+          <w:color w:val="FFFFFF" w:themeColor="background1"/>
+          <w:sz w:val="28"/>
+          <w:szCs w:val="28"/>
+          <w:highlight w:val="red"/>
+        </w:rPr>
+        <w:t xml:space="preserve"> </w:t>
+      </w:r>
+      <w:proofErr w:type="spellStart"/>
+      <w:r>
+        <w:rPr>
+          <w:rFonts w:ascii="Candara" w:eastAsia="Now Heavy" w:hAnsi="Candara" w:cs="Now Heavy"/>
+          <w:b/>
+          <w:bCs/>
+          <w:color w:val="FFFFFF" w:themeColor="background1"/>
+          <w:sz w:val="28"/>
+          <w:szCs w:val="28"/>
+          <w:highlight w:val="red"/>
+        </w:rPr>
+        <w:t>openssh</w:t>
+      </w:r>
+      <w:proofErr w:type="spellEnd"/>
+      <w:r>
+        <w:rPr>
+          <w:rFonts w:ascii="Candara" w:eastAsia="Now Heavy" w:hAnsi="Candara" w:cs="Now Heavy"/>
+          <w:b/>
+          <w:bCs/>
+          <w:color w:val="FFFFFF" w:themeColor="background1"/>
+          <w:sz w:val="28"/>
+          <w:szCs w:val="28"/>
+          <w:highlight w:val="red"/>
+        </w:rPr>
+        <w:t>-server</w:t>
       </w:r>
     </w:p>
     <w:p>
@@ -2778,7 +5898,47 @@
           <w:sz w:val="28"/>
           <w:szCs w:val="28"/>
         </w:rPr>
-        <w:t>Berdasarkan hasil pada gambar, OpenSSH Server sudah terpasang dan menggunakan versi terbaru, sehingga tidak ada paket yang perlu diinstal atau diperbarui.</w:t>
+        <w:t xml:space="preserve">Berdasarkan hasil pada gambar, </w:t>
+      </w:r>
+      <w:proofErr w:type="spellStart"/>
+      <w:r>
+        <w:rPr>
+          <w:rFonts w:ascii="Candara" w:eastAsia="Now Heavy" w:hAnsi="Candara" w:cs="Now Heavy"/>
+          <w:color w:val="19274F"/>
+          <w:sz w:val="28"/>
+          <w:szCs w:val="28"/>
+        </w:rPr>
+        <w:t>OpenSSH</w:t>
+      </w:r>
+      <w:proofErr w:type="spellEnd"/>
+      <w:r>
+        <w:rPr>
+          <w:rFonts w:ascii="Candara" w:eastAsia="Now Heavy" w:hAnsi="Candara" w:cs="Now Heavy"/>
+          <w:color w:val="19274F"/>
+          <w:sz w:val="28"/>
+          <w:szCs w:val="28"/>
+        </w:rPr>
+        <w:t xml:space="preserve"> Server sudah terpasang dan menggunakan versi terbaru, sehingga tidak ada paket yang perlu </w:t>
+      </w:r>
+      <w:proofErr w:type="spellStart"/>
+      <w:r>
+        <w:rPr>
+          <w:rFonts w:ascii="Candara" w:eastAsia="Now Heavy" w:hAnsi="Candara" w:cs="Now Heavy"/>
+          <w:color w:val="19274F"/>
+          <w:sz w:val="28"/>
+          <w:szCs w:val="28"/>
+        </w:rPr>
+        <w:t>diinstal</w:t>
+      </w:r>
+      <w:proofErr w:type="spellEnd"/>
+      <w:r>
+        <w:rPr>
+          <w:rFonts w:ascii="Candara" w:eastAsia="Now Heavy" w:hAnsi="Candara" w:cs="Now Heavy"/>
+          <w:color w:val="19274F"/>
+          <w:sz w:val="28"/>
+          <w:szCs w:val="28"/>
+        </w:rPr>
+        <w:t xml:space="preserve"> atau diperbarui.</w:t>
       </w:r>
     </w:p>
     <w:p>
@@ -2983,7 +6143,55 @@
           <w:sz w:val="44"/>
           <w:szCs w:val="44"/>
         </w:rPr>
-        <w:t xml:space="preserve"> Connect Client - Server</w:t>
+        <w:t xml:space="preserve"> </w:t>
+      </w:r>
+      <w:proofErr w:type="spellStart"/>
+      <w:r>
+        <w:rPr>
+          <w:rFonts w:ascii="Now Heavy" w:eastAsia="Now Heavy" w:hAnsi="Now Heavy" w:cs="Now Heavy"/>
+          <w:b/>
+          <w:bCs/>
+          <w:color w:val="19274F"/>
+          <w:sz w:val="44"/>
+          <w:szCs w:val="44"/>
+        </w:rPr>
+        <w:t>Connect</w:t>
+      </w:r>
+      <w:proofErr w:type="spellEnd"/>
+      <w:r>
+        <w:rPr>
+          <w:rFonts w:ascii="Now Heavy" w:eastAsia="Now Heavy" w:hAnsi="Now Heavy" w:cs="Now Heavy"/>
+          <w:b/>
+          <w:bCs/>
+          <w:color w:val="19274F"/>
+          <w:sz w:val="44"/>
+          <w:szCs w:val="44"/>
+        </w:rPr>
+        <w:t xml:space="preserve"> </w:t>
+      </w:r>
+      <w:proofErr w:type="spellStart"/>
+      <w:r>
+        <w:rPr>
+          <w:rFonts w:ascii="Now Heavy" w:eastAsia="Now Heavy" w:hAnsi="Now Heavy" w:cs="Now Heavy"/>
+          <w:b/>
+          <w:bCs/>
+          <w:color w:val="19274F"/>
+          <w:sz w:val="44"/>
+          <w:szCs w:val="44"/>
+        </w:rPr>
+        <w:t>Client</w:t>
+      </w:r>
+      <w:proofErr w:type="spellEnd"/>
+      <w:r>
+        <w:rPr>
+          <w:rFonts w:ascii="Now Heavy" w:eastAsia="Now Heavy" w:hAnsi="Now Heavy" w:cs="Now Heavy"/>
+          <w:b/>
+          <w:bCs/>
+          <w:color w:val="19274F"/>
+          <w:sz w:val="44"/>
+          <w:szCs w:val="44"/>
+        </w:rPr>
+        <w:t xml:space="preserve"> - Server</w:t>
       </w:r>
     </w:p>
     <w:p>
@@ -3098,7 +6306,7 @@
                     <pic:cNvPicPr/>
                   </pic:nvPicPr>
                   <pic:blipFill rotWithShape="1">
-                    <a:blip r:embed="rId15"/>
+                    <a:blip r:embed="rId16"/>
                     <a:srcRect b="35879"/>
                     <a:stretch>
                       <a:fillRect/>
@@ -3146,27 +6354,200 @@
           <w:sz w:val="28"/>
           <w:szCs w:val="28"/>
         </w:rPr>
-        <w:t xml:space="preserve">Pada tahap ini dilakukan konfigurasi layanan SSH melalui file /etc/ssh/sshd_config menggunakan editor </w:t>
-      </w:r>
-      <w:r>
-        <w:rPr>
-          <w:rFonts w:ascii="Candara" w:eastAsia="Now Heavy" w:hAnsi="Candara" w:cs="Now Heavy"/>
-          <w:b/>
-          <w:bCs/>
-          <w:color w:val="19274F"/>
-          <w:sz w:val="28"/>
-          <w:szCs w:val="28"/>
-        </w:rPr>
-        <w:t>GNU nano</w:t>
-      </w:r>
-      <w:r>
-        <w:rPr>
-          <w:rFonts w:ascii="Candara" w:eastAsia="Now Heavy" w:hAnsi="Candara" w:cs="Now Heavy"/>
-          <w:color w:val="19274F"/>
-          <w:sz w:val="28"/>
-          <w:szCs w:val="28"/>
-        </w:rPr>
-        <w:t>. Konfigurasi dilakukan dengan mengubah pengaturan PermitRootLogin menjadi yes agar pengguna root dapat melakukan login melalui SSH.</w:t>
+        <w:t xml:space="preserve">Pada tahap ini dilakukan konfigurasi layanan SSH melalui </w:t>
+      </w:r>
+      <w:proofErr w:type="spellStart"/>
+      <w:r>
+        <w:rPr>
+          <w:rFonts w:ascii="Candara" w:eastAsia="Now Heavy" w:hAnsi="Candara" w:cs="Now Heavy"/>
+          <w:color w:val="19274F"/>
+          <w:sz w:val="28"/>
+          <w:szCs w:val="28"/>
+        </w:rPr>
+        <w:t>file</w:t>
+      </w:r>
+      <w:proofErr w:type="spellEnd"/>
+      <w:r>
+        <w:rPr>
+          <w:rFonts w:ascii="Candara" w:eastAsia="Now Heavy" w:hAnsi="Candara" w:cs="Now Heavy"/>
+          <w:color w:val="19274F"/>
+          <w:sz w:val="28"/>
+          <w:szCs w:val="28"/>
+        </w:rPr>
+        <w:t xml:space="preserve"> /</w:t>
+      </w:r>
+      <w:proofErr w:type="spellStart"/>
+      <w:r>
+        <w:rPr>
+          <w:rFonts w:ascii="Candara" w:eastAsia="Now Heavy" w:hAnsi="Candara" w:cs="Now Heavy"/>
+          <w:color w:val="19274F"/>
+          <w:sz w:val="28"/>
+          <w:szCs w:val="28"/>
+        </w:rPr>
+        <w:t>etc</w:t>
+      </w:r>
+      <w:proofErr w:type="spellEnd"/>
+      <w:r>
+        <w:rPr>
+          <w:rFonts w:ascii="Candara" w:eastAsia="Now Heavy" w:hAnsi="Candara" w:cs="Now Heavy"/>
+          <w:color w:val="19274F"/>
+          <w:sz w:val="28"/>
+          <w:szCs w:val="28"/>
+        </w:rPr>
+        <w:t>/</w:t>
+      </w:r>
+      <w:proofErr w:type="spellStart"/>
+      <w:r>
+        <w:rPr>
+          <w:rFonts w:ascii="Candara" w:eastAsia="Now Heavy" w:hAnsi="Candara" w:cs="Now Heavy"/>
+          <w:color w:val="19274F"/>
+          <w:sz w:val="28"/>
+          <w:szCs w:val="28"/>
+        </w:rPr>
+        <w:t>ssh</w:t>
+      </w:r>
+      <w:proofErr w:type="spellEnd"/>
+      <w:r>
+        <w:rPr>
+          <w:rFonts w:ascii="Candara" w:eastAsia="Now Heavy" w:hAnsi="Candara" w:cs="Now Heavy"/>
+          <w:color w:val="19274F"/>
+          <w:sz w:val="28"/>
+          <w:szCs w:val="28"/>
+        </w:rPr>
+        <w:t>/</w:t>
+      </w:r>
+      <w:proofErr w:type="spellStart"/>
+      <w:r>
+        <w:rPr>
+          <w:rFonts w:ascii="Candara" w:eastAsia="Now Heavy" w:hAnsi="Candara" w:cs="Now Heavy"/>
+          <w:color w:val="19274F"/>
+          <w:sz w:val="28"/>
+          <w:szCs w:val="28"/>
+        </w:rPr>
+        <w:t>sshd_config</w:t>
+      </w:r>
+      <w:proofErr w:type="spellEnd"/>
+      <w:r>
+        <w:rPr>
+          <w:rFonts w:ascii="Candara" w:eastAsia="Now Heavy" w:hAnsi="Candara" w:cs="Now Heavy"/>
+          <w:color w:val="19274F"/>
+          <w:sz w:val="28"/>
+          <w:szCs w:val="28"/>
+        </w:rPr>
+        <w:t xml:space="preserve"> menggunakan editor </w:t>
+      </w:r>
+      <w:r>
+        <w:rPr>
+          <w:rFonts w:ascii="Candara" w:eastAsia="Now Heavy" w:hAnsi="Candara" w:cs="Now Heavy"/>
+          <w:b/>
+          <w:bCs/>
+          <w:color w:val="19274F"/>
+          <w:sz w:val="28"/>
+          <w:szCs w:val="28"/>
+        </w:rPr>
+        <w:t xml:space="preserve">GNU </w:t>
+      </w:r>
+      <w:proofErr w:type="spellStart"/>
+      <w:r>
+        <w:rPr>
+          <w:rFonts w:ascii="Candara" w:eastAsia="Now Heavy" w:hAnsi="Candara" w:cs="Now Heavy"/>
+          <w:b/>
+          <w:bCs/>
+          <w:color w:val="19274F"/>
+          <w:sz w:val="28"/>
+          <w:szCs w:val="28"/>
+        </w:rPr>
+        <w:t>nano</w:t>
+      </w:r>
+      <w:proofErr w:type="spellEnd"/>
+      <w:r>
+        <w:rPr>
+          <w:rFonts w:ascii="Candara" w:eastAsia="Now Heavy" w:hAnsi="Candara" w:cs="Now Heavy"/>
+          <w:color w:val="19274F"/>
+          <w:sz w:val="28"/>
+          <w:szCs w:val="28"/>
+        </w:rPr>
+        <w:t xml:space="preserve">. Konfigurasi dilakukan dengan mengubah pengaturan </w:t>
+      </w:r>
+      <w:proofErr w:type="spellStart"/>
+      <w:r>
+        <w:rPr>
+          <w:rFonts w:ascii="Candara" w:eastAsia="Now Heavy" w:hAnsi="Candara" w:cs="Now Heavy"/>
+          <w:color w:val="19274F"/>
+          <w:sz w:val="28"/>
+          <w:szCs w:val="28"/>
+        </w:rPr>
+        <w:t>PermitRootLogin</w:t>
+      </w:r>
+      <w:proofErr w:type="spellEnd"/>
+      <w:r>
+        <w:rPr>
+          <w:rFonts w:ascii="Candara" w:eastAsia="Now Heavy" w:hAnsi="Candara" w:cs="Now Heavy"/>
+          <w:color w:val="19274F"/>
+          <w:sz w:val="28"/>
+          <w:szCs w:val="28"/>
+        </w:rPr>
+        <w:t xml:space="preserve"> menjadi </w:t>
+      </w:r>
+      <w:proofErr w:type="spellStart"/>
+      <w:r>
+        <w:rPr>
+          <w:rFonts w:ascii="Candara" w:eastAsia="Now Heavy" w:hAnsi="Candara" w:cs="Now Heavy"/>
+          <w:color w:val="19274F"/>
+          <w:sz w:val="28"/>
+          <w:szCs w:val="28"/>
+        </w:rPr>
+        <w:t>yes</w:t>
+      </w:r>
+      <w:proofErr w:type="spellEnd"/>
+      <w:r>
+        <w:rPr>
+          <w:rFonts w:ascii="Candara" w:eastAsia="Now Heavy" w:hAnsi="Candara" w:cs="Now Heavy"/>
+          <w:color w:val="19274F"/>
+          <w:sz w:val="28"/>
+          <w:szCs w:val="28"/>
+        </w:rPr>
+        <w:t xml:space="preserve"> agar pengguna </w:t>
+      </w:r>
+      <w:proofErr w:type="spellStart"/>
+      <w:r>
+        <w:rPr>
+          <w:rFonts w:ascii="Candara" w:eastAsia="Now Heavy" w:hAnsi="Candara" w:cs="Now Heavy"/>
+          <w:color w:val="19274F"/>
+          <w:sz w:val="28"/>
+          <w:szCs w:val="28"/>
+        </w:rPr>
+        <w:t>root</w:t>
+      </w:r>
+      <w:proofErr w:type="spellEnd"/>
+      <w:r>
+        <w:rPr>
+          <w:rFonts w:ascii="Candara" w:eastAsia="Now Heavy" w:hAnsi="Candara" w:cs="Now Heavy"/>
+          <w:color w:val="19274F"/>
+          <w:sz w:val="28"/>
+          <w:szCs w:val="28"/>
+        </w:rPr>
+        <w:t xml:space="preserve"> dapat melakukan </w:t>
+      </w:r>
+      <w:proofErr w:type="spellStart"/>
+      <w:r>
+        <w:rPr>
+          <w:rFonts w:ascii="Candara" w:eastAsia="Now Heavy" w:hAnsi="Candara" w:cs="Now Heavy"/>
+          <w:color w:val="19274F"/>
+          <w:sz w:val="28"/>
+          <w:szCs w:val="28"/>
+        </w:rPr>
+        <w:t>login</w:t>
+      </w:r>
+      <w:proofErr w:type="spellEnd"/>
+      <w:r>
+        <w:rPr>
+          <w:rFonts w:ascii="Candara" w:eastAsia="Now Heavy" w:hAnsi="Candara" w:cs="Now Heavy"/>
+          <w:color w:val="19274F"/>
+          <w:sz w:val="28"/>
+          <w:szCs w:val="28"/>
+        </w:rPr>
+        <w:t xml:space="preserve"> melalui SSH.</w:t>
       </w:r>
     </w:p>
     <w:p>
@@ -3204,6 +6585,7 @@
           <w:highlight w:val="red"/>
         </w:rPr>
       </w:pPr>
+      <w:proofErr w:type="spellStart"/>
       <w:r>
         <w:rPr>
           <w:rFonts w:ascii="Candara" w:eastAsia="Now Heavy" w:hAnsi="Candara" w:cs="Now Heavy"/>
@@ -3214,8 +6596,35 @@
           <w:szCs w:val="28"/>
           <w:highlight w:val="red"/>
         </w:rPr>
-        <w:t>PermitRootLogin yes</w:t>
-      </w:r>
+        <w:t>PermitRootLogin</w:t>
+      </w:r>
+      <w:proofErr w:type="spellEnd"/>
+      <w:r>
+        <w:rPr>
+          <w:rFonts w:ascii="Candara" w:eastAsia="Now Heavy" w:hAnsi="Candara" w:cs="Now Heavy"/>
+          <w:b/>
+          <w:bCs/>
+          <w:color w:val="FFFFFF" w:themeColor="background1"/>
+          <w:sz w:val="28"/>
+          <w:szCs w:val="28"/>
+          <w:highlight w:val="red"/>
+        </w:rPr>
+        <w:t xml:space="preserve"> </w:t>
+      </w:r>
+      <w:proofErr w:type="spellStart"/>
+      <w:r>
+        <w:rPr>
+          <w:rFonts w:ascii="Candara" w:eastAsia="Now Heavy" w:hAnsi="Candara" w:cs="Now Heavy"/>
+          <w:b/>
+          <w:bCs/>
+          <w:color w:val="FFFFFF" w:themeColor="background1"/>
+          <w:sz w:val="28"/>
+          <w:szCs w:val="28"/>
+          <w:highlight w:val="red"/>
+        </w:rPr>
+        <w:t>yes</w:t>
+      </w:r>
+      <w:proofErr w:type="spellEnd"/>
     </w:p>
     <w:p>
       <w:pPr>
@@ -3235,7 +6644,67 @@
           <w:sz w:val="28"/>
           <w:szCs w:val="28"/>
         </w:rPr>
-        <w:t>Selain itu, konfigurasi SSH tetap menggunakan port 22 sebagai port komunikasi. Setelah perubahan konfigurasi selesai, file disimpan untuk kemudian diterapkan pada layanan SSH.</w:t>
+        <w:t xml:space="preserve">Selain itu, konfigurasi SSH tetap menggunakan </w:t>
+      </w:r>
+      <w:proofErr w:type="spellStart"/>
+      <w:r>
+        <w:rPr>
+          <w:rFonts w:ascii="Candara" w:eastAsia="Now Heavy" w:hAnsi="Candara" w:cs="Now Heavy"/>
+          <w:color w:val="19274F"/>
+          <w:sz w:val="28"/>
+          <w:szCs w:val="28"/>
+        </w:rPr>
+        <w:t>port</w:t>
+      </w:r>
+      <w:proofErr w:type="spellEnd"/>
+      <w:r>
+        <w:rPr>
+          <w:rFonts w:ascii="Candara" w:eastAsia="Now Heavy" w:hAnsi="Candara" w:cs="Now Heavy"/>
+          <w:color w:val="19274F"/>
+          <w:sz w:val="28"/>
+          <w:szCs w:val="28"/>
+        </w:rPr>
+        <w:t xml:space="preserve"> 22 sebagai </w:t>
+      </w:r>
+      <w:proofErr w:type="spellStart"/>
+      <w:r>
+        <w:rPr>
+          <w:rFonts w:ascii="Candara" w:eastAsia="Now Heavy" w:hAnsi="Candara" w:cs="Now Heavy"/>
+          <w:color w:val="19274F"/>
+          <w:sz w:val="28"/>
+          <w:szCs w:val="28"/>
+        </w:rPr>
+        <w:t>port</w:t>
+      </w:r>
+      <w:proofErr w:type="spellEnd"/>
+      <w:r>
+        <w:rPr>
+          <w:rFonts w:ascii="Candara" w:eastAsia="Now Heavy" w:hAnsi="Candara" w:cs="Now Heavy"/>
+          <w:color w:val="19274F"/>
+          <w:sz w:val="28"/>
+          <w:szCs w:val="28"/>
+        </w:rPr>
+        <w:t xml:space="preserve"> komunikasi. Setelah perubahan konfigurasi selesai, </w:t>
+      </w:r>
+      <w:proofErr w:type="spellStart"/>
+      <w:r>
+        <w:rPr>
+          <w:rFonts w:ascii="Candara" w:eastAsia="Now Heavy" w:hAnsi="Candara" w:cs="Now Heavy"/>
+          <w:color w:val="19274F"/>
+          <w:sz w:val="28"/>
+          <w:szCs w:val="28"/>
+        </w:rPr>
+        <w:t>file</w:t>
+      </w:r>
+      <w:proofErr w:type="spellEnd"/>
+      <w:r>
+        <w:rPr>
+          <w:rFonts w:ascii="Candara" w:eastAsia="Now Heavy" w:hAnsi="Candara" w:cs="Now Heavy"/>
+          <w:color w:val="19274F"/>
+          <w:sz w:val="28"/>
+          <w:szCs w:val="28"/>
+        </w:rPr>
+        <w:t xml:space="preserve"> disimpan untuk kemudian diterapkan pada layanan SSH.</w:t>
       </w:r>
     </w:p>
     <w:p>
@@ -3269,7 +6738,7 @@
                     <pic:cNvPicPr/>
                   </pic:nvPicPr>
                   <pic:blipFill>
-                    <a:blip r:embed="rId16"/>
+                    <a:blip r:embed="rId17"/>
                     <a:stretch>
                       <a:fillRect/>
                     </a:stretch>
@@ -3308,7 +6777,27 @@
           <w:sz w:val="28"/>
           <w:szCs w:val="28"/>
         </w:rPr>
-        <w:t>Setelah OpenSSH Server terpasang, layanan SSH dijalankan menggunakan perintah:</w:t>
+        <w:t xml:space="preserve">Setelah </w:t>
+      </w:r>
+      <w:proofErr w:type="spellStart"/>
+      <w:r>
+        <w:rPr>
+          <w:rFonts w:ascii="Candara" w:eastAsia="Now Heavy" w:hAnsi="Candara" w:cs="Now Heavy"/>
+          <w:color w:val="19274F"/>
+          <w:sz w:val="28"/>
+          <w:szCs w:val="28"/>
+        </w:rPr>
+        <w:t>OpenSSH</w:t>
+      </w:r>
+      <w:proofErr w:type="spellEnd"/>
+      <w:r>
+        <w:rPr>
+          <w:rFonts w:ascii="Candara" w:eastAsia="Now Heavy" w:hAnsi="Candara" w:cs="Now Heavy"/>
+          <w:color w:val="19274F"/>
+          <w:sz w:val="28"/>
+          <w:szCs w:val="28"/>
+        </w:rPr>
+        <w:t xml:space="preserve"> Server terpasang, layanan SSH dijalankan menggunakan perintah:</w:t>
       </w:r>
     </w:p>
     <w:p>
@@ -3325,6 +6814,7 @@
           <w:highlight w:val="red"/>
         </w:rPr>
       </w:pPr>
+      <w:proofErr w:type="spellStart"/>
       <w:r>
         <w:rPr>
           <w:rFonts w:ascii="Candara" w:eastAsia="Now Heavy" w:hAnsi="Candara" w:cs="Now Heavy"/>
@@ -3335,8 +6825,61 @@
           <w:szCs w:val="28"/>
           <w:highlight w:val="red"/>
         </w:rPr>
-        <w:t>sudo systemctl start ssh</w:t>
-      </w:r>
+        <w:t>sudo</w:t>
+      </w:r>
+      <w:proofErr w:type="spellEnd"/>
+      <w:r>
+        <w:rPr>
+          <w:rFonts w:ascii="Candara" w:eastAsia="Now Heavy" w:hAnsi="Candara" w:cs="Now Heavy"/>
+          <w:b/>
+          <w:bCs/>
+          <w:color w:val="FFFFFF" w:themeColor="background1"/>
+          <w:sz w:val="28"/>
+          <w:szCs w:val="28"/>
+          <w:highlight w:val="red"/>
+        </w:rPr>
+        <w:t xml:space="preserve"> </w:t>
+      </w:r>
+      <w:proofErr w:type="spellStart"/>
+      <w:r>
+        <w:rPr>
+          <w:rFonts w:ascii="Candara" w:eastAsia="Now Heavy" w:hAnsi="Candara" w:cs="Now Heavy"/>
+          <w:b/>
+          <w:bCs/>
+          <w:color w:val="FFFFFF" w:themeColor="background1"/>
+          <w:sz w:val="28"/>
+          <w:szCs w:val="28"/>
+          <w:highlight w:val="red"/>
+        </w:rPr>
+        <w:t>systemctl</w:t>
+      </w:r>
+      <w:proofErr w:type="spellEnd"/>
+      <w:r>
+        <w:rPr>
+          <w:rFonts w:ascii="Candara" w:eastAsia="Now Heavy" w:hAnsi="Candara" w:cs="Now Heavy"/>
+          <w:b/>
+          <w:bCs/>
+          <w:color w:val="FFFFFF" w:themeColor="background1"/>
+          <w:sz w:val="28"/>
+          <w:szCs w:val="28"/>
+          <w:highlight w:val="red"/>
+        </w:rPr>
+        <w:t xml:space="preserve"> start </w:t>
+      </w:r>
+      <w:proofErr w:type="spellStart"/>
+      <w:r>
+        <w:rPr>
+          <w:rFonts w:ascii="Candara" w:eastAsia="Now Heavy" w:hAnsi="Candara" w:cs="Now Heavy"/>
+          <w:b/>
+          <w:bCs/>
+          <w:color w:val="FFFFFF" w:themeColor="background1"/>
+          <w:sz w:val="28"/>
+          <w:szCs w:val="28"/>
+          <w:highlight w:val="red"/>
+        </w:rPr>
+        <w:t>ssh</w:t>
+      </w:r>
+      <w:proofErr w:type="spellEnd"/>
     </w:p>
     <w:p>
       <w:pPr>
@@ -3373,6 +6916,7 @@
           <w:highlight w:val="red"/>
         </w:rPr>
       </w:pPr>
+      <w:proofErr w:type="spellStart"/>
       <w:r>
         <w:rPr>
           <w:rFonts w:ascii="Candara" w:eastAsia="Now Heavy" w:hAnsi="Candara" w:cs="Now Heavy"/>
@@ -3384,8 +6928,61 @@
           <w:highlight w:val="red"/>
         </w:rPr>
         <w:lastRenderedPageBreak/>
-        <w:t>sudo systemctl status ssh</w:t>
-      </w:r>
+        <w:t>sudo</w:t>
+      </w:r>
+      <w:proofErr w:type="spellEnd"/>
+      <w:r>
+        <w:rPr>
+          <w:rFonts w:ascii="Candara" w:eastAsia="Now Heavy" w:hAnsi="Candara" w:cs="Now Heavy"/>
+          <w:b/>
+          <w:bCs/>
+          <w:color w:val="FFFFFF" w:themeColor="background1"/>
+          <w:sz w:val="28"/>
+          <w:szCs w:val="28"/>
+          <w:highlight w:val="red"/>
+        </w:rPr>
+        <w:t xml:space="preserve"> </w:t>
+      </w:r>
+      <w:proofErr w:type="spellStart"/>
+      <w:r>
+        <w:rPr>
+          <w:rFonts w:ascii="Candara" w:eastAsia="Now Heavy" w:hAnsi="Candara" w:cs="Now Heavy"/>
+          <w:b/>
+          <w:bCs/>
+          <w:color w:val="FFFFFF" w:themeColor="background1"/>
+          <w:sz w:val="28"/>
+          <w:szCs w:val="28"/>
+          <w:highlight w:val="red"/>
+        </w:rPr>
+        <w:t>systemctl</w:t>
+      </w:r>
+      <w:proofErr w:type="spellEnd"/>
+      <w:r>
+        <w:rPr>
+          <w:rFonts w:ascii="Candara" w:eastAsia="Now Heavy" w:hAnsi="Candara" w:cs="Now Heavy"/>
+          <w:b/>
+          <w:bCs/>
+          <w:color w:val="FFFFFF" w:themeColor="background1"/>
+          <w:sz w:val="28"/>
+          <w:szCs w:val="28"/>
+          <w:highlight w:val="red"/>
+        </w:rPr>
+        <w:t xml:space="preserve"> status </w:t>
+      </w:r>
+      <w:proofErr w:type="spellStart"/>
+      <w:r>
+        <w:rPr>
+          <w:rFonts w:ascii="Candara" w:eastAsia="Now Heavy" w:hAnsi="Candara" w:cs="Now Heavy"/>
+          <w:b/>
+          <w:bCs/>
+          <w:color w:val="FFFFFF" w:themeColor="background1"/>
+          <w:sz w:val="28"/>
+          <w:szCs w:val="28"/>
+          <w:highlight w:val="red"/>
+        </w:rPr>
+        <w:t>ssh</w:t>
+      </w:r>
+      <w:proofErr w:type="spellEnd"/>
     </w:p>
     <w:p>
       <w:pPr>
@@ -3405,7 +7002,127 @@
           <w:sz w:val="28"/>
           <w:szCs w:val="28"/>
         </w:rPr>
-        <w:t>Berdasarkan hasil pada gambar, layanan OpenSSH Secure Shell server berstatus active (running) dan telah berjalan pada port 22. Hal ini menunjukkan bahwa SSH Server berhasil dijalankan dan siap digunakan.</w:t>
+        <w:t xml:space="preserve">Berdasarkan hasil pada gambar, layanan </w:t>
+      </w:r>
+      <w:proofErr w:type="spellStart"/>
+      <w:r>
+        <w:rPr>
+          <w:rFonts w:ascii="Candara" w:eastAsia="Now Heavy" w:hAnsi="Candara" w:cs="Now Heavy"/>
+          <w:color w:val="19274F"/>
+          <w:sz w:val="28"/>
+          <w:szCs w:val="28"/>
+        </w:rPr>
+        <w:t>OpenSSH</w:t>
+      </w:r>
+      <w:proofErr w:type="spellEnd"/>
+      <w:r>
+        <w:rPr>
+          <w:rFonts w:ascii="Candara" w:eastAsia="Now Heavy" w:hAnsi="Candara" w:cs="Now Heavy"/>
+          <w:color w:val="19274F"/>
+          <w:sz w:val="28"/>
+          <w:szCs w:val="28"/>
+        </w:rPr>
+        <w:t xml:space="preserve"> </w:t>
+      </w:r>
+      <w:proofErr w:type="spellStart"/>
+      <w:r>
+        <w:rPr>
+          <w:rFonts w:ascii="Candara" w:eastAsia="Now Heavy" w:hAnsi="Candara" w:cs="Now Heavy"/>
+          <w:color w:val="19274F"/>
+          <w:sz w:val="28"/>
+          <w:szCs w:val="28"/>
+        </w:rPr>
+        <w:t>Secure</w:t>
+      </w:r>
+      <w:proofErr w:type="spellEnd"/>
+      <w:r>
+        <w:rPr>
+          <w:rFonts w:ascii="Candara" w:eastAsia="Now Heavy" w:hAnsi="Candara" w:cs="Now Heavy"/>
+          <w:color w:val="19274F"/>
+          <w:sz w:val="28"/>
+          <w:szCs w:val="28"/>
+        </w:rPr>
+        <w:t xml:space="preserve"> </w:t>
+      </w:r>
+      <w:proofErr w:type="spellStart"/>
+      <w:r>
+        <w:rPr>
+          <w:rFonts w:ascii="Candara" w:eastAsia="Now Heavy" w:hAnsi="Candara" w:cs="Now Heavy"/>
+          <w:color w:val="19274F"/>
+          <w:sz w:val="28"/>
+          <w:szCs w:val="28"/>
+        </w:rPr>
+        <w:t>Shell</w:t>
+      </w:r>
+      <w:proofErr w:type="spellEnd"/>
+      <w:r>
+        <w:rPr>
+          <w:rFonts w:ascii="Candara" w:eastAsia="Now Heavy" w:hAnsi="Candara" w:cs="Now Heavy"/>
+          <w:color w:val="19274F"/>
+          <w:sz w:val="28"/>
+          <w:szCs w:val="28"/>
+        </w:rPr>
+        <w:t xml:space="preserve"> server berstatus </w:t>
+      </w:r>
+      <w:proofErr w:type="spellStart"/>
+      <w:r>
+        <w:rPr>
+          <w:rFonts w:ascii="Candara" w:eastAsia="Now Heavy" w:hAnsi="Candara" w:cs="Now Heavy"/>
+          <w:color w:val="19274F"/>
+          <w:sz w:val="28"/>
+          <w:szCs w:val="28"/>
+        </w:rPr>
+        <w:t>active</w:t>
+      </w:r>
+      <w:proofErr w:type="spellEnd"/>
+      <w:r>
+        <w:rPr>
+          <w:rFonts w:ascii="Candara" w:eastAsia="Now Heavy" w:hAnsi="Candara" w:cs="Now Heavy"/>
+          <w:color w:val="19274F"/>
+          <w:sz w:val="28"/>
+          <w:szCs w:val="28"/>
+        </w:rPr>
+        <w:t xml:space="preserve"> (</w:t>
+      </w:r>
+      <w:proofErr w:type="spellStart"/>
+      <w:r>
+        <w:rPr>
+          <w:rFonts w:ascii="Candara" w:eastAsia="Now Heavy" w:hAnsi="Candara" w:cs="Now Heavy"/>
+          <w:color w:val="19274F"/>
+          <w:sz w:val="28"/>
+          <w:szCs w:val="28"/>
+        </w:rPr>
+        <w:t>running</w:t>
+      </w:r>
+      <w:proofErr w:type="spellEnd"/>
+      <w:r>
+        <w:rPr>
+          <w:rFonts w:ascii="Candara" w:eastAsia="Now Heavy" w:hAnsi="Candara" w:cs="Now Heavy"/>
+          <w:color w:val="19274F"/>
+          <w:sz w:val="28"/>
+          <w:szCs w:val="28"/>
+        </w:rPr>
+        <w:t xml:space="preserve">) dan telah berjalan pada </w:t>
+      </w:r>
+      <w:proofErr w:type="spellStart"/>
+      <w:r>
+        <w:rPr>
+          <w:rFonts w:ascii="Candara" w:eastAsia="Now Heavy" w:hAnsi="Candara" w:cs="Now Heavy"/>
+          <w:color w:val="19274F"/>
+          <w:sz w:val="28"/>
+          <w:szCs w:val="28"/>
+        </w:rPr>
+        <w:t>port</w:t>
+      </w:r>
+      <w:proofErr w:type="spellEnd"/>
+      <w:r>
+        <w:rPr>
+          <w:rFonts w:ascii="Candara" w:eastAsia="Now Heavy" w:hAnsi="Candara" w:cs="Now Heavy"/>
+          <w:color w:val="19274F"/>
+          <w:sz w:val="28"/>
+          <w:szCs w:val="28"/>
+        </w:rPr>
+        <w:t xml:space="preserve"> 22. Hal ini menunjukkan bahwa SSH Server berhasil dijalankan dan siap digunakan.</w:t>
       </w:r>
     </w:p>
     <w:p>
@@ -3439,7 +7156,7 @@
                     <pic:cNvPicPr/>
                   </pic:nvPicPr>
                   <pic:blipFill>
-                    <a:blip r:embed="rId17"/>
+                    <a:blip r:embed="rId18"/>
                     <a:stretch>
                       <a:fillRect/>
                     </a:stretch>
@@ -3478,27 +7195,155 @@
           <w:sz w:val="28"/>
           <w:szCs w:val="28"/>
         </w:rPr>
-        <w:t xml:space="preserve">Pada tahap ini dilakukan pengaturan jaringan pada Virtual Machine SERVER melalui Oracle VirtualBox. Adaptor 1 diatur menggunakan </w:t>
-      </w:r>
-      <w:r>
-        <w:rPr>
-          <w:rFonts w:ascii="Candara" w:eastAsia="Now Heavy" w:hAnsi="Candara" w:cs="Now Heavy"/>
-          <w:b/>
-          <w:bCs/>
-          <w:color w:val="19274F"/>
-          <w:sz w:val="28"/>
-          <w:szCs w:val="28"/>
-        </w:rPr>
-        <w:t>mode Adaptor Ter-bridge (Bridged Adapter)</w:t>
-      </w:r>
-      <w:r>
-        <w:rPr>
-          <w:rFonts w:ascii="Candara" w:eastAsia="Now Heavy" w:hAnsi="Candara" w:cs="Now Heavy"/>
-          <w:color w:val="19274F"/>
-          <w:sz w:val="28"/>
-          <w:szCs w:val="28"/>
-        </w:rPr>
-        <w:t xml:space="preserve"> dan terhubung dengan jaringan Intel(R) Wi-Fi 6 AX201. Opsi Virtual Cable Connected juga diaktifkan agar VM dapat terhubung ke jaringan.</w:t>
+        <w:t xml:space="preserve">Pada tahap ini dilakukan pengaturan jaringan pada Virtual </w:t>
+      </w:r>
+      <w:proofErr w:type="spellStart"/>
+      <w:r>
+        <w:rPr>
+          <w:rFonts w:ascii="Candara" w:eastAsia="Now Heavy" w:hAnsi="Candara" w:cs="Now Heavy"/>
+          <w:color w:val="19274F"/>
+          <w:sz w:val="28"/>
+          <w:szCs w:val="28"/>
+        </w:rPr>
+        <w:t>Machine</w:t>
+      </w:r>
+      <w:proofErr w:type="spellEnd"/>
+      <w:r>
+        <w:rPr>
+          <w:rFonts w:ascii="Candara" w:eastAsia="Now Heavy" w:hAnsi="Candara" w:cs="Now Heavy"/>
+          <w:color w:val="19274F"/>
+          <w:sz w:val="28"/>
+          <w:szCs w:val="28"/>
+        </w:rPr>
+        <w:t xml:space="preserve"> SERVER melalui Oracle </w:t>
+      </w:r>
+      <w:proofErr w:type="spellStart"/>
+      <w:r>
+        <w:rPr>
+          <w:rFonts w:ascii="Candara" w:eastAsia="Now Heavy" w:hAnsi="Candara" w:cs="Now Heavy"/>
+          <w:color w:val="19274F"/>
+          <w:sz w:val="28"/>
+          <w:szCs w:val="28"/>
+        </w:rPr>
+        <w:t>VirtualBox</w:t>
+      </w:r>
+      <w:proofErr w:type="spellEnd"/>
+      <w:r>
+        <w:rPr>
+          <w:rFonts w:ascii="Candara" w:eastAsia="Now Heavy" w:hAnsi="Candara" w:cs="Now Heavy"/>
+          <w:color w:val="19274F"/>
+          <w:sz w:val="28"/>
+          <w:szCs w:val="28"/>
+        </w:rPr>
+        <w:t xml:space="preserve">. Adaptor 1 diatur menggunakan </w:t>
+      </w:r>
+      <w:r>
+        <w:rPr>
+          <w:rFonts w:ascii="Candara" w:eastAsia="Now Heavy" w:hAnsi="Candara" w:cs="Now Heavy"/>
+          <w:b/>
+          <w:bCs/>
+          <w:color w:val="19274F"/>
+          <w:sz w:val="28"/>
+          <w:szCs w:val="28"/>
+        </w:rPr>
+        <w:t>mode Adaptor Ter-</w:t>
+      </w:r>
+      <w:proofErr w:type="spellStart"/>
+      <w:r>
+        <w:rPr>
+          <w:rFonts w:ascii="Candara" w:eastAsia="Now Heavy" w:hAnsi="Candara" w:cs="Now Heavy"/>
+          <w:b/>
+          <w:bCs/>
+          <w:color w:val="19274F"/>
+          <w:sz w:val="28"/>
+          <w:szCs w:val="28"/>
+        </w:rPr>
+        <w:t>bridge</w:t>
+      </w:r>
+      <w:proofErr w:type="spellEnd"/>
+      <w:r>
+        <w:rPr>
+          <w:rFonts w:ascii="Candara" w:eastAsia="Now Heavy" w:hAnsi="Candara" w:cs="Now Heavy"/>
+          <w:b/>
+          <w:bCs/>
+          <w:color w:val="19274F"/>
+          <w:sz w:val="28"/>
+          <w:szCs w:val="28"/>
+        </w:rPr>
+        <w:t xml:space="preserve"> (</w:t>
+      </w:r>
+      <w:proofErr w:type="spellStart"/>
+      <w:r>
+        <w:rPr>
+          <w:rFonts w:ascii="Candara" w:eastAsia="Now Heavy" w:hAnsi="Candara" w:cs="Now Heavy"/>
+          <w:b/>
+          <w:bCs/>
+          <w:color w:val="19274F"/>
+          <w:sz w:val="28"/>
+          <w:szCs w:val="28"/>
+        </w:rPr>
+        <w:t>Bridged</w:t>
+      </w:r>
+      <w:proofErr w:type="spellEnd"/>
+      <w:r>
+        <w:rPr>
+          <w:rFonts w:ascii="Candara" w:eastAsia="Now Heavy" w:hAnsi="Candara" w:cs="Now Heavy"/>
+          <w:b/>
+          <w:bCs/>
+          <w:color w:val="19274F"/>
+          <w:sz w:val="28"/>
+          <w:szCs w:val="28"/>
+        </w:rPr>
+        <w:t xml:space="preserve"> Adapter)</w:t>
+      </w:r>
+      <w:r>
+        <w:rPr>
+          <w:rFonts w:ascii="Candara" w:eastAsia="Now Heavy" w:hAnsi="Candara" w:cs="Now Heavy"/>
+          <w:color w:val="19274F"/>
+          <w:sz w:val="28"/>
+          <w:szCs w:val="28"/>
+        </w:rPr>
+        <w:t xml:space="preserve"> dan terhubung dengan jaringan Intel(R) </w:t>
+      </w:r>
+      <w:proofErr w:type="spellStart"/>
+      <w:r>
+        <w:rPr>
+          <w:rFonts w:ascii="Candara" w:eastAsia="Now Heavy" w:hAnsi="Candara" w:cs="Now Heavy"/>
+          <w:color w:val="19274F"/>
+          <w:sz w:val="28"/>
+          <w:szCs w:val="28"/>
+        </w:rPr>
+        <w:t>Wi-Fi</w:t>
+      </w:r>
+      <w:proofErr w:type="spellEnd"/>
+      <w:r>
+        <w:rPr>
+          <w:rFonts w:ascii="Candara" w:eastAsia="Now Heavy" w:hAnsi="Candara" w:cs="Now Heavy"/>
+          <w:color w:val="19274F"/>
+          <w:sz w:val="28"/>
+          <w:szCs w:val="28"/>
+        </w:rPr>
+        <w:t xml:space="preserve"> 6 AX201. Opsi Virtual Cable </w:t>
+      </w:r>
+      <w:proofErr w:type="spellStart"/>
+      <w:r>
+        <w:rPr>
+          <w:rFonts w:ascii="Candara" w:eastAsia="Now Heavy" w:hAnsi="Candara" w:cs="Now Heavy"/>
+          <w:color w:val="19274F"/>
+          <w:sz w:val="28"/>
+          <w:szCs w:val="28"/>
+        </w:rPr>
+        <w:t>Connected</w:t>
+      </w:r>
+      <w:proofErr w:type="spellEnd"/>
+      <w:r>
+        <w:rPr>
+          <w:rFonts w:ascii="Candara" w:eastAsia="Now Heavy" w:hAnsi="Candara" w:cs="Now Heavy"/>
+          <w:color w:val="19274F"/>
+          <w:sz w:val="28"/>
+          <w:szCs w:val="28"/>
+        </w:rPr>
+        <w:t xml:space="preserve"> juga diaktifkan agar VM dapat terhubung ke jaringan.</w:t>
       </w:r>
     </w:p>
     <w:p>
@@ -3532,7 +7377,7 @@
                     <pic:cNvPicPr/>
                   </pic:nvPicPr>
                   <pic:blipFill>
-                    <a:blip r:embed="rId18"/>
+                    <a:blip r:embed="rId19"/>
                     <a:stretch>
                       <a:fillRect/>
                     </a:stretch>
@@ -3588,6 +7433,7 @@
           <w:highlight w:val="red"/>
         </w:rPr>
       </w:pPr>
+      <w:proofErr w:type="spellStart"/>
       <w:r>
         <w:rPr>
           <w:rFonts w:ascii="Candara" w:eastAsia="Now Heavy" w:hAnsi="Candara" w:cs="Now Heavy"/>
@@ -3598,7 +7444,20 @@
           <w:szCs w:val="28"/>
           <w:highlight w:val="red"/>
         </w:rPr>
-        <w:t>ip a</w:t>
+        <w:t>ip</w:t>
+      </w:r>
+      <w:proofErr w:type="spellEnd"/>
+      <w:r>
+        <w:rPr>
+          <w:rFonts w:ascii="Candara" w:eastAsia="Now Heavy" w:hAnsi="Candara" w:cs="Now Heavy"/>
+          <w:b/>
+          <w:bCs/>
+          <w:color w:val="FFFFFF" w:themeColor="background1"/>
+          <w:sz w:val="28"/>
+          <w:szCs w:val="28"/>
+          <w:highlight w:val="red"/>
+        </w:rPr>
+        <w:t xml:space="preserve"> a</w:t>
       </w:r>
     </w:p>
     <w:p>
@@ -3620,7 +7479,27 @@
           <w:szCs w:val="28"/>
         </w:rPr>
         <w:lastRenderedPageBreak/>
-        <w:t>Berdasarkan hasil pemeriksaan, interface jaringan enp0s3 memiliki alamat IP 10.10.241.143/22 Alamat IP tersebut digunakan sebagai alamat server untuk kebutuhan koneksi jaringan dan pengujian SSH.</w:t>
+        <w:t xml:space="preserve">Berdasarkan hasil pemeriksaan, </w:t>
+      </w:r>
+      <w:proofErr w:type="spellStart"/>
+      <w:r>
+        <w:rPr>
+          <w:rFonts w:ascii="Candara" w:eastAsia="Now Heavy" w:hAnsi="Candara" w:cs="Now Heavy"/>
+          <w:color w:val="19274F"/>
+          <w:sz w:val="28"/>
+          <w:szCs w:val="28"/>
+        </w:rPr>
+        <w:t>interface</w:t>
+      </w:r>
+      <w:proofErr w:type="spellEnd"/>
+      <w:r>
+        <w:rPr>
+          <w:rFonts w:ascii="Candara" w:eastAsia="Now Heavy" w:hAnsi="Candara" w:cs="Now Heavy"/>
+          <w:color w:val="19274F"/>
+          <w:sz w:val="28"/>
+          <w:szCs w:val="28"/>
+        </w:rPr>
+        <w:t xml:space="preserve"> jaringan enp0s3 memiliki alamat IP 10.10.241.143/22 Alamat IP tersebut digunakan sebagai alamat server untuk kebutuhan koneksi jaringan dan pengujian SSH.</w:t>
       </w:r>
     </w:p>
     <w:p>
@@ -3654,7 +7533,7 @@
                     <pic:cNvPicPr/>
                   </pic:nvPicPr>
                   <pic:blipFill>
-                    <a:blip r:embed="rId19"/>
+                    <a:blip r:embed="rId20"/>
                     <a:stretch>
                       <a:fillRect/>
                     </a:stretch>
@@ -3710,6 +7589,7 @@
           <w:highlight w:val="red"/>
         </w:rPr>
       </w:pPr>
+      <w:proofErr w:type="spellStart"/>
       <w:r>
         <w:rPr>
           <w:rFonts w:ascii="Candara" w:eastAsia="Now Heavy" w:hAnsi="Candara" w:cs="Now Heavy"/>
@@ -3720,7 +7600,20 @@
           <w:szCs w:val="28"/>
           <w:highlight w:val="red"/>
         </w:rPr>
-        <w:t>ssh root@10.10.241.143</w:t>
+        <w:t>ssh</w:t>
+      </w:r>
+      <w:proofErr w:type="spellEnd"/>
+      <w:r>
+        <w:rPr>
+          <w:rFonts w:ascii="Candara" w:eastAsia="Now Heavy" w:hAnsi="Candara" w:cs="Now Heavy"/>
+          <w:b/>
+          <w:bCs/>
+          <w:color w:val="FFFFFF" w:themeColor="background1"/>
+          <w:sz w:val="28"/>
+          <w:szCs w:val="28"/>
+          <w:highlight w:val="red"/>
+        </w:rPr>
+        <w:t xml:space="preserve"> root@10.10.241.143</w:t>
       </w:r>
     </w:p>
     <w:p>
@@ -3741,7 +7634,47 @@
           <w:sz w:val="28"/>
           <w:szCs w:val="28"/>
         </w:rPr>
-        <w:t>Setelah memasukkan password, koneksi berhasil dan pengguna masuk ke terminal Ubuntu Server sebagai root. Hal ini menunjukkan bahwa layanan SSH telah berhasil dikonfigurasi dan dapat digunakan untuk mengakses server dari komputer lain.</w:t>
+        <w:t xml:space="preserve">Setelah memasukkan </w:t>
+      </w:r>
+      <w:proofErr w:type="spellStart"/>
+      <w:r>
+        <w:rPr>
+          <w:rFonts w:ascii="Candara" w:eastAsia="Now Heavy" w:hAnsi="Candara" w:cs="Now Heavy"/>
+          <w:color w:val="19274F"/>
+          <w:sz w:val="28"/>
+          <w:szCs w:val="28"/>
+        </w:rPr>
+        <w:t>password</w:t>
+      </w:r>
+      <w:proofErr w:type="spellEnd"/>
+      <w:r>
+        <w:rPr>
+          <w:rFonts w:ascii="Candara" w:eastAsia="Now Heavy" w:hAnsi="Candara" w:cs="Now Heavy"/>
+          <w:color w:val="19274F"/>
+          <w:sz w:val="28"/>
+          <w:szCs w:val="28"/>
+        </w:rPr>
+        <w:t xml:space="preserve">, koneksi berhasil dan pengguna masuk ke terminal Ubuntu Server sebagai </w:t>
+      </w:r>
+      <w:proofErr w:type="spellStart"/>
+      <w:r>
+        <w:rPr>
+          <w:rFonts w:ascii="Candara" w:eastAsia="Now Heavy" w:hAnsi="Candara" w:cs="Now Heavy"/>
+          <w:color w:val="19274F"/>
+          <w:sz w:val="28"/>
+          <w:szCs w:val="28"/>
+        </w:rPr>
+        <w:t>root</w:t>
+      </w:r>
+      <w:proofErr w:type="spellEnd"/>
+      <w:r>
+        <w:rPr>
+          <w:rFonts w:ascii="Candara" w:eastAsia="Now Heavy" w:hAnsi="Candara" w:cs="Now Heavy"/>
+          <w:color w:val="19274F"/>
+          <w:sz w:val="28"/>
+          <w:szCs w:val="28"/>
+        </w:rPr>
+        <w:t>. Hal ini menunjukkan bahwa layanan SSH telah berhasil dikonfigurasi dan dapat digunakan untuk mengakses server dari komputer lain.</w:t>
       </w:r>
     </w:p>
     <w:p>
@@ -3962,8 +7895,45 @@
           <w:sz w:val="44"/>
           <w:szCs w:val="44"/>
         </w:rPr>
-        <w:t xml:space="preserve"> Konfigurasi Keyless Login</w:t>
-      </w:r>
+        <w:t xml:space="preserve"> Konfigurasi </w:t>
+      </w:r>
+      <w:proofErr w:type="spellStart"/>
+      <w:r>
+        <w:rPr>
+          <w:rFonts w:ascii="Now Heavy" w:eastAsia="Now Heavy" w:hAnsi="Now Heavy" w:cs="Now Heavy"/>
+          <w:b/>
+          <w:bCs/>
+          <w:color w:val="19274F"/>
+          <w:sz w:val="44"/>
+          <w:szCs w:val="44"/>
+        </w:rPr>
+        <w:t>Keyless</w:t>
+      </w:r>
+      <w:proofErr w:type="spellEnd"/>
+      <w:r>
+        <w:rPr>
+          <w:rFonts w:ascii="Now Heavy" w:eastAsia="Now Heavy" w:hAnsi="Now Heavy" w:cs="Now Heavy"/>
+          <w:b/>
+          <w:bCs/>
+          <w:color w:val="19274F"/>
+          <w:sz w:val="44"/>
+          <w:szCs w:val="44"/>
+        </w:rPr>
+        <w:t xml:space="preserve"> </w:t>
+      </w:r>
+      <w:proofErr w:type="spellStart"/>
+      <w:r>
+        <w:rPr>
+          <w:rFonts w:ascii="Now Heavy" w:eastAsia="Now Heavy" w:hAnsi="Now Heavy" w:cs="Now Heavy"/>
+          <w:b/>
+          <w:bCs/>
+          <w:color w:val="19274F"/>
+          <w:sz w:val="44"/>
+          <w:szCs w:val="44"/>
+        </w:rPr>
+        <w:t>Login</w:t>
+      </w:r>
+      <w:proofErr w:type="spellEnd"/>
     </w:p>
     <w:p>
       <w:pPr>
@@ -3997,7 +7967,7 @@
                     <pic:cNvPicPr/>
                   </pic:nvPicPr>
                   <pic:blipFill>
-                    <a:blip r:embed="rId20"/>
+                    <a:blip r:embed="rId21"/>
                     <a:stretch>
                       <a:fillRect/>
                     </a:stretch>
@@ -4036,7 +8006,27 @@
           <w:sz w:val="28"/>
           <w:szCs w:val="28"/>
         </w:rPr>
-        <w:t>Pada tahap ini dibuat SSH Key pada Ubuntu Server menggunakan algoritma Ed25519 dengan perintah:</w:t>
+        <w:t xml:space="preserve">Pada tahap ini dibuat SSH </w:t>
+      </w:r>
+      <w:proofErr w:type="spellStart"/>
+      <w:r>
+        <w:rPr>
+          <w:rFonts w:ascii="Candara" w:eastAsia="Now Heavy" w:hAnsi="Candara" w:cs="Now Heavy"/>
+          <w:color w:val="19274F"/>
+          <w:sz w:val="28"/>
+          <w:szCs w:val="28"/>
+        </w:rPr>
+        <w:t>Key</w:t>
+      </w:r>
+      <w:proofErr w:type="spellEnd"/>
+      <w:r>
+        <w:rPr>
+          <w:rFonts w:ascii="Candara" w:eastAsia="Now Heavy" w:hAnsi="Candara" w:cs="Now Heavy"/>
+          <w:color w:val="19274F"/>
+          <w:sz w:val="28"/>
+          <w:szCs w:val="28"/>
+        </w:rPr>
+        <w:t xml:space="preserve"> pada Ubuntu Server menggunakan algoritma Ed25519 dengan perintah:</w:t>
       </w:r>
     </w:p>
     <w:p>
@@ -4053,6 +8043,7 @@
           <w:highlight w:val="red"/>
         </w:rPr>
       </w:pPr>
+      <w:proofErr w:type="spellStart"/>
       <w:r>
         <w:rPr>
           <w:rFonts w:ascii="Candara" w:eastAsia="Now Heavy" w:hAnsi="Candara" w:cs="Now Heavy"/>
@@ -4063,7 +8054,20 @@
           <w:szCs w:val="28"/>
           <w:highlight w:val="red"/>
         </w:rPr>
-        <w:t>ssh-keygen -t ed25519</w:t>
+        <w:t>ssh-keygen</w:t>
+      </w:r>
+      <w:proofErr w:type="spellEnd"/>
+      <w:r>
+        <w:rPr>
+          <w:rFonts w:ascii="Candara" w:eastAsia="Now Heavy" w:hAnsi="Candara" w:cs="Now Heavy"/>
+          <w:b/>
+          <w:bCs/>
+          <w:color w:val="FFFFFF" w:themeColor="background1"/>
+          <w:sz w:val="28"/>
+          <w:szCs w:val="28"/>
+          <w:highlight w:val="red"/>
+        </w:rPr>
+        <w:t xml:space="preserve"> -t ed25519</w:t>
       </w:r>
     </w:p>
     <w:p>
@@ -4084,7 +8088,227 @@
           <w:sz w:val="28"/>
           <w:szCs w:val="28"/>
         </w:rPr>
-        <w:t>SSH Key disimpan dengan nama serverkey, sehingga dihasilkan file serverkey sebagai private key dan serverkey.pub sebagai public key. Key ini selanjutnya dapat digunakan untuk autentikasi SSH tanpa harus selalu menggunakan password.</w:t>
+        <w:t xml:space="preserve">SSH </w:t>
+      </w:r>
+      <w:proofErr w:type="spellStart"/>
+      <w:r>
+        <w:rPr>
+          <w:rFonts w:ascii="Candara" w:eastAsia="Now Heavy" w:hAnsi="Candara" w:cs="Now Heavy"/>
+          <w:color w:val="19274F"/>
+          <w:sz w:val="28"/>
+          <w:szCs w:val="28"/>
+        </w:rPr>
+        <w:t>Key</w:t>
+      </w:r>
+      <w:proofErr w:type="spellEnd"/>
+      <w:r>
+        <w:rPr>
+          <w:rFonts w:ascii="Candara" w:eastAsia="Now Heavy" w:hAnsi="Candara" w:cs="Now Heavy"/>
+          <w:color w:val="19274F"/>
+          <w:sz w:val="28"/>
+          <w:szCs w:val="28"/>
+        </w:rPr>
+        <w:t xml:space="preserve"> disimpan dengan nama </w:t>
+      </w:r>
+      <w:proofErr w:type="spellStart"/>
+      <w:r>
+        <w:rPr>
+          <w:rFonts w:ascii="Candara" w:eastAsia="Now Heavy" w:hAnsi="Candara" w:cs="Now Heavy"/>
+          <w:color w:val="19274F"/>
+          <w:sz w:val="28"/>
+          <w:szCs w:val="28"/>
+        </w:rPr>
+        <w:t>serverkey</w:t>
+      </w:r>
+      <w:proofErr w:type="spellEnd"/>
+      <w:r>
+        <w:rPr>
+          <w:rFonts w:ascii="Candara" w:eastAsia="Now Heavy" w:hAnsi="Candara" w:cs="Now Heavy"/>
+          <w:color w:val="19274F"/>
+          <w:sz w:val="28"/>
+          <w:szCs w:val="28"/>
+        </w:rPr>
+        <w:t xml:space="preserve">, sehingga dihasilkan </w:t>
+      </w:r>
+      <w:proofErr w:type="spellStart"/>
+      <w:r>
+        <w:rPr>
+          <w:rFonts w:ascii="Candara" w:eastAsia="Now Heavy" w:hAnsi="Candara" w:cs="Now Heavy"/>
+          <w:color w:val="19274F"/>
+          <w:sz w:val="28"/>
+          <w:szCs w:val="28"/>
+        </w:rPr>
+        <w:t>file</w:t>
+      </w:r>
+      <w:proofErr w:type="spellEnd"/>
+      <w:r>
+        <w:rPr>
+          <w:rFonts w:ascii="Candara" w:eastAsia="Now Heavy" w:hAnsi="Candara" w:cs="Now Heavy"/>
+          <w:color w:val="19274F"/>
+          <w:sz w:val="28"/>
+          <w:szCs w:val="28"/>
+        </w:rPr>
+        <w:t xml:space="preserve"> </w:t>
+      </w:r>
+      <w:proofErr w:type="spellStart"/>
+      <w:r>
+        <w:rPr>
+          <w:rFonts w:ascii="Candara" w:eastAsia="Now Heavy" w:hAnsi="Candara" w:cs="Now Heavy"/>
+          <w:color w:val="19274F"/>
+          <w:sz w:val="28"/>
+          <w:szCs w:val="28"/>
+        </w:rPr>
+        <w:t>serverkey</w:t>
+      </w:r>
+      <w:proofErr w:type="spellEnd"/>
+      <w:r>
+        <w:rPr>
+          <w:rFonts w:ascii="Candara" w:eastAsia="Now Heavy" w:hAnsi="Candara" w:cs="Now Heavy"/>
+          <w:color w:val="19274F"/>
+          <w:sz w:val="28"/>
+          <w:szCs w:val="28"/>
+        </w:rPr>
+        <w:t xml:space="preserve"> sebagai </w:t>
+      </w:r>
+      <w:proofErr w:type="spellStart"/>
+      <w:r>
+        <w:rPr>
+          <w:rFonts w:ascii="Candara" w:eastAsia="Now Heavy" w:hAnsi="Candara" w:cs="Now Heavy"/>
+          <w:color w:val="19274F"/>
+          <w:sz w:val="28"/>
+          <w:szCs w:val="28"/>
+        </w:rPr>
+        <w:t>private</w:t>
+      </w:r>
+      <w:proofErr w:type="spellEnd"/>
+      <w:r>
+        <w:rPr>
+          <w:rFonts w:ascii="Candara" w:eastAsia="Now Heavy" w:hAnsi="Candara" w:cs="Now Heavy"/>
+          <w:color w:val="19274F"/>
+          <w:sz w:val="28"/>
+          <w:szCs w:val="28"/>
+        </w:rPr>
+        <w:t xml:space="preserve"> </w:t>
+      </w:r>
+      <w:proofErr w:type="spellStart"/>
+      <w:r>
+        <w:rPr>
+          <w:rFonts w:ascii="Candara" w:eastAsia="Now Heavy" w:hAnsi="Candara" w:cs="Now Heavy"/>
+          <w:color w:val="19274F"/>
+          <w:sz w:val="28"/>
+          <w:szCs w:val="28"/>
+        </w:rPr>
+        <w:t>key</w:t>
+      </w:r>
+      <w:proofErr w:type="spellEnd"/>
+      <w:r>
+        <w:rPr>
+          <w:rFonts w:ascii="Candara" w:eastAsia="Now Heavy" w:hAnsi="Candara" w:cs="Now Heavy"/>
+          <w:color w:val="19274F"/>
+          <w:sz w:val="28"/>
+          <w:szCs w:val="28"/>
+        </w:rPr>
+        <w:t xml:space="preserve"> dan serverkey.pub sebagai </w:t>
+      </w:r>
+      <w:proofErr w:type="spellStart"/>
+      <w:r>
+        <w:rPr>
+          <w:rFonts w:ascii="Candara" w:eastAsia="Now Heavy" w:hAnsi="Candara" w:cs="Now Heavy"/>
+          <w:color w:val="19274F"/>
+          <w:sz w:val="28"/>
+          <w:szCs w:val="28"/>
+        </w:rPr>
+        <w:t>public</w:t>
+      </w:r>
+      <w:proofErr w:type="spellEnd"/>
+      <w:r>
+        <w:rPr>
+          <w:rFonts w:ascii="Candara" w:eastAsia="Now Heavy" w:hAnsi="Candara" w:cs="Now Heavy"/>
+          <w:color w:val="19274F"/>
+          <w:sz w:val="28"/>
+          <w:szCs w:val="28"/>
+        </w:rPr>
+        <w:t xml:space="preserve"> </w:t>
+      </w:r>
+      <w:proofErr w:type="spellStart"/>
+      <w:r>
+        <w:rPr>
+          <w:rFonts w:ascii="Candara" w:eastAsia="Now Heavy" w:hAnsi="Candara" w:cs="Now Heavy"/>
+          <w:color w:val="19274F"/>
+          <w:sz w:val="28"/>
+          <w:szCs w:val="28"/>
+        </w:rPr>
+        <w:t>key</w:t>
+      </w:r>
+      <w:proofErr w:type="spellEnd"/>
+      <w:r>
+        <w:rPr>
+          <w:rFonts w:ascii="Candara" w:eastAsia="Now Heavy" w:hAnsi="Candara" w:cs="Now Heavy"/>
+          <w:color w:val="19274F"/>
+          <w:sz w:val="28"/>
+          <w:szCs w:val="28"/>
+        </w:rPr>
+        <w:t xml:space="preserve">. </w:t>
+      </w:r>
+      <w:proofErr w:type="spellStart"/>
+      <w:r>
+        <w:rPr>
+          <w:rFonts w:ascii="Candara" w:eastAsia="Now Heavy" w:hAnsi="Candara" w:cs="Now Heavy"/>
+          <w:color w:val="19274F"/>
+          <w:sz w:val="28"/>
+          <w:szCs w:val="28"/>
+        </w:rPr>
+        <w:t>Key</w:t>
+      </w:r>
+      <w:proofErr w:type="spellEnd"/>
+      <w:r>
+        <w:rPr>
+          <w:rFonts w:ascii="Candara" w:eastAsia="Now Heavy" w:hAnsi="Candara" w:cs="Now Heavy"/>
+          <w:color w:val="19274F"/>
+          <w:sz w:val="28"/>
+          <w:szCs w:val="28"/>
+        </w:rPr>
+        <w:t xml:space="preserve"> ini selanjutnya dapat digunakan untuk </w:t>
+      </w:r>
+      <w:proofErr w:type="spellStart"/>
+      <w:r>
+        <w:rPr>
+          <w:rFonts w:ascii="Candara" w:eastAsia="Now Heavy" w:hAnsi="Candara" w:cs="Now Heavy"/>
+          <w:color w:val="19274F"/>
+          <w:sz w:val="28"/>
+          <w:szCs w:val="28"/>
+        </w:rPr>
+        <w:t>autentikasi</w:t>
+      </w:r>
+      <w:proofErr w:type="spellEnd"/>
+      <w:r>
+        <w:rPr>
+          <w:rFonts w:ascii="Candara" w:eastAsia="Now Heavy" w:hAnsi="Candara" w:cs="Now Heavy"/>
+          <w:color w:val="19274F"/>
+          <w:sz w:val="28"/>
+          <w:szCs w:val="28"/>
+        </w:rPr>
+        <w:t xml:space="preserve"> SSH tanpa harus selalu menggunakan </w:t>
+      </w:r>
+      <w:proofErr w:type="spellStart"/>
+      <w:r>
+        <w:rPr>
+          <w:rFonts w:ascii="Candara" w:eastAsia="Now Heavy" w:hAnsi="Candara" w:cs="Now Heavy"/>
+          <w:color w:val="19274F"/>
+          <w:sz w:val="28"/>
+          <w:szCs w:val="28"/>
+        </w:rPr>
+        <w:t>password</w:t>
+      </w:r>
+      <w:proofErr w:type="spellEnd"/>
+      <w:r>
+        <w:rPr>
+          <w:rFonts w:ascii="Candara" w:eastAsia="Now Heavy" w:hAnsi="Candara" w:cs="Now Heavy"/>
+          <w:color w:val="19274F"/>
+          <w:sz w:val="28"/>
+          <w:szCs w:val="28"/>
+        </w:rPr>
+        <w:t>.</w:t>
       </w:r>
     </w:p>
     <w:p>
@@ -4118,7 +8342,7 @@
                     <pic:cNvPicPr/>
                   </pic:nvPicPr>
                   <pic:blipFill>
-                    <a:blip r:embed="rId21"/>
+                    <a:blip r:embed="rId22"/>
                     <a:stretch>
                       <a:fillRect/>
                     </a:stretch>
@@ -4157,7 +8381,107 @@
           <w:sz w:val="28"/>
           <w:szCs w:val="28"/>
         </w:rPr>
-        <w:t>Pada tahap ini dilakukan pemeriksaan SSH Key yang tersimpan pada komputer client menggunakan PowerShell. Perintah berikut digunakan untuk melihat file SSH Key:</w:t>
+        <w:t xml:space="preserve">Pada tahap ini dilakukan pemeriksaan SSH </w:t>
+      </w:r>
+      <w:proofErr w:type="spellStart"/>
+      <w:r>
+        <w:rPr>
+          <w:rFonts w:ascii="Candara" w:eastAsia="Now Heavy" w:hAnsi="Candara" w:cs="Now Heavy"/>
+          <w:color w:val="19274F"/>
+          <w:sz w:val="28"/>
+          <w:szCs w:val="28"/>
+        </w:rPr>
+        <w:t>Key</w:t>
+      </w:r>
+      <w:proofErr w:type="spellEnd"/>
+      <w:r>
+        <w:rPr>
+          <w:rFonts w:ascii="Candara" w:eastAsia="Now Heavy" w:hAnsi="Candara" w:cs="Now Heavy"/>
+          <w:color w:val="19274F"/>
+          <w:sz w:val="28"/>
+          <w:szCs w:val="28"/>
+        </w:rPr>
+        <w:t xml:space="preserve"> yang tersimpan pada komputer </w:t>
+      </w:r>
+      <w:proofErr w:type="spellStart"/>
+      <w:r>
+        <w:rPr>
+          <w:rFonts w:ascii="Candara" w:eastAsia="Now Heavy" w:hAnsi="Candara" w:cs="Now Heavy"/>
+          <w:color w:val="19274F"/>
+          <w:sz w:val="28"/>
+          <w:szCs w:val="28"/>
+        </w:rPr>
+        <w:t>client</w:t>
+      </w:r>
+      <w:proofErr w:type="spellEnd"/>
+      <w:r>
+        <w:rPr>
+          <w:rFonts w:ascii="Candara" w:eastAsia="Now Heavy" w:hAnsi="Candara" w:cs="Now Heavy"/>
+          <w:color w:val="19274F"/>
+          <w:sz w:val="28"/>
+          <w:szCs w:val="28"/>
+        </w:rPr>
+        <w:t xml:space="preserve"> menggunakan </w:t>
+      </w:r>
+      <w:proofErr w:type="spellStart"/>
+      <w:r>
+        <w:rPr>
+          <w:rFonts w:ascii="Candara" w:eastAsia="Now Heavy" w:hAnsi="Candara" w:cs="Now Heavy"/>
+          <w:color w:val="19274F"/>
+          <w:sz w:val="28"/>
+          <w:szCs w:val="28"/>
+        </w:rPr>
+        <w:t>PowerShell</w:t>
+      </w:r>
+      <w:proofErr w:type="spellEnd"/>
+      <w:r>
+        <w:rPr>
+          <w:rFonts w:ascii="Candara" w:eastAsia="Now Heavy" w:hAnsi="Candara" w:cs="Now Heavy"/>
+          <w:color w:val="19274F"/>
+          <w:sz w:val="28"/>
+          <w:szCs w:val="28"/>
+        </w:rPr>
+        <w:t xml:space="preserve">. Perintah berikut digunakan untuk melihat </w:t>
+      </w:r>
+      <w:proofErr w:type="spellStart"/>
+      <w:r>
+        <w:rPr>
+          <w:rFonts w:ascii="Candara" w:eastAsia="Now Heavy" w:hAnsi="Candara" w:cs="Now Heavy"/>
+          <w:color w:val="19274F"/>
+          <w:sz w:val="28"/>
+          <w:szCs w:val="28"/>
+        </w:rPr>
+        <w:t>file</w:t>
+      </w:r>
+      <w:proofErr w:type="spellEnd"/>
+      <w:r>
+        <w:rPr>
+          <w:rFonts w:ascii="Candara" w:eastAsia="Now Heavy" w:hAnsi="Candara" w:cs="Now Heavy"/>
+          <w:color w:val="19274F"/>
+          <w:sz w:val="28"/>
+          <w:szCs w:val="28"/>
+        </w:rPr>
+        <w:t xml:space="preserve"> SSH </w:t>
+      </w:r>
+      <w:proofErr w:type="spellStart"/>
+      <w:r>
+        <w:rPr>
+          <w:rFonts w:ascii="Candara" w:eastAsia="Now Heavy" w:hAnsi="Candara" w:cs="Now Heavy"/>
+          <w:color w:val="19274F"/>
+          <w:sz w:val="28"/>
+          <w:szCs w:val="28"/>
+        </w:rPr>
+        <w:t>Key</w:t>
+      </w:r>
+      <w:proofErr w:type="spellEnd"/>
+      <w:r>
+        <w:rPr>
+          <w:rFonts w:ascii="Candara" w:eastAsia="Now Heavy" w:hAnsi="Candara" w:cs="Now Heavy"/>
+          <w:color w:val="19274F"/>
+          <w:sz w:val="28"/>
+          <w:szCs w:val="28"/>
+        </w:rPr>
+        <w:t>:</w:t>
       </w:r>
     </w:p>
     <w:p>
@@ -4174,6 +8498,7 @@
           <w:highlight w:val="red"/>
         </w:rPr>
       </w:pPr>
+      <w:proofErr w:type="spellStart"/>
       <w:r>
         <w:rPr>
           <w:rFonts w:ascii="Candara" w:eastAsia="Now Heavy" w:hAnsi="Candara" w:cs="Now Heavy"/>
@@ -4184,8 +8509,61 @@
           <w:szCs w:val="28"/>
           <w:highlight w:val="red"/>
         </w:rPr>
-        <w:t>dir $env:USERPROFILE\.ssh</w:t>
-      </w:r>
+        <w:t>dir</w:t>
+      </w:r>
+      <w:proofErr w:type="spellEnd"/>
+      <w:r>
+        <w:rPr>
+          <w:rFonts w:ascii="Candara" w:eastAsia="Now Heavy" w:hAnsi="Candara" w:cs="Now Heavy"/>
+          <w:b/>
+          <w:bCs/>
+          <w:color w:val="FFFFFF" w:themeColor="background1"/>
+          <w:sz w:val="28"/>
+          <w:szCs w:val="28"/>
+          <w:highlight w:val="red"/>
+        </w:rPr>
+        <w:t xml:space="preserve"> $</w:t>
+      </w:r>
+      <w:proofErr w:type="spellStart"/>
+      <w:r>
+        <w:rPr>
+          <w:rFonts w:ascii="Candara" w:eastAsia="Now Heavy" w:hAnsi="Candara" w:cs="Now Heavy"/>
+          <w:b/>
+          <w:bCs/>
+          <w:color w:val="FFFFFF" w:themeColor="background1"/>
+          <w:sz w:val="28"/>
+          <w:szCs w:val="28"/>
+          <w:highlight w:val="red"/>
+        </w:rPr>
+        <w:t>env:USERPROFILE</w:t>
+      </w:r>
+      <w:proofErr w:type="spellEnd"/>
+      <w:r>
+        <w:rPr>
+          <w:rFonts w:ascii="Candara" w:eastAsia="Now Heavy" w:hAnsi="Candara" w:cs="Now Heavy"/>
+          <w:b/>
+          <w:bCs/>
+          <w:color w:val="FFFFFF" w:themeColor="background1"/>
+          <w:sz w:val="28"/>
+          <w:szCs w:val="28"/>
+          <w:highlight w:val="red"/>
+        </w:rPr>
+        <w:t>\.</w:t>
+      </w:r>
+      <w:proofErr w:type="spellStart"/>
+      <w:r>
+        <w:rPr>
+          <w:rFonts w:ascii="Candara" w:eastAsia="Now Heavy" w:hAnsi="Candara" w:cs="Now Heavy"/>
+          <w:b/>
+          <w:bCs/>
+          <w:color w:val="FFFFFF" w:themeColor="background1"/>
+          <w:sz w:val="28"/>
+          <w:szCs w:val="28"/>
+          <w:highlight w:val="red"/>
+        </w:rPr>
+        <w:t>ssh</w:t>
+      </w:r>
+      <w:proofErr w:type="spellEnd"/>
     </w:p>
     <w:p>
       <w:pPr>
@@ -4206,7 +8584,127 @@
           <w:szCs w:val="28"/>
         </w:rPr>
         <w:lastRenderedPageBreak/>
-        <w:t>Hasil pemeriksaan menunjukkan bahwa terdapat private key id_ed25519 dan public key id_ed25519.pub. Isi public key kemudian ditampilkan menggunakan perintah:</w:t>
+        <w:t xml:space="preserve">Hasil pemeriksaan menunjukkan bahwa terdapat </w:t>
+      </w:r>
+      <w:proofErr w:type="spellStart"/>
+      <w:r>
+        <w:rPr>
+          <w:rFonts w:ascii="Candara" w:eastAsia="Now Heavy" w:hAnsi="Candara" w:cs="Now Heavy"/>
+          <w:color w:val="19274F"/>
+          <w:sz w:val="28"/>
+          <w:szCs w:val="28"/>
+        </w:rPr>
+        <w:t>private</w:t>
+      </w:r>
+      <w:proofErr w:type="spellEnd"/>
+      <w:r>
+        <w:rPr>
+          <w:rFonts w:ascii="Candara" w:eastAsia="Now Heavy" w:hAnsi="Candara" w:cs="Now Heavy"/>
+          <w:color w:val="19274F"/>
+          <w:sz w:val="28"/>
+          <w:szCs w:val="28"/>
+        </w:rPr>
+        <w:t xml:space="preserve"> </w:t>
+      </w:r>
+      <w:proofErr w:type="spellStart"/>
+      <w:r>
+        <w:rPr>
+          <w:rFonts w:ascii="Candara" w:eastAsia="Now Heavy" w:hAnsi="Candara" w:cs="Now Heavy"/>
+          <w:color w:val="19274F"/>
+          <w:sz w:val="28"/>
+          <w:szCs w:val="28"/>
+        </w:rPr>
+        <w:t>key</w:t>
+      </w:r>
+      <w:proofErr w:type="spellEnd"/>
+      <w:r>
+        <w:rPr>
+          <w:rFonts w:ascii="Candara" w:eastAsia="Now Heavy" w:hAnsi="Candara" w:cs="Now Heavy"/>
+          <w:color w:val="19274F"/>
+          <w:sz w:val="28"/>
+          <w:szCs w:val="28"/>
+        </w:rPr>
+        <w:t xml:space="preserve"> id_ed25519 dan </w:t>
+      </w:r>
+      <w:proofErr w:type="spellStart"/>
+      <w:r>
+        <w:rPr>
+          <w:rFonts w:ascii="Candara" w:eastAsia="Now Heavy" w:hAnsi="Candara" w:cs="Now Heavy"/>
+          <w:color w:val="19274F"/>
+          <w:sz w:val="28"/>
+          <w:szCs w:val="28"/>
+        </w:rPr>
+        <w:t>public</w:t>
+      </w:r>
+      <w:proofErr w:type="spellEnd"/>
+      <w:r>
+        <w:rPr>
+          <w:rFonts w:ascii="Candara" w:eastAsia="Now Heavy" w:hAnsi="Candara" w:cs="Now Heavy"/>
+          <w:color w:val="19274F"/>
+          <w:sz w:val="28"/>
+          <w:szCs w:val="28"/>
+        </w:rPr>
+        <w:t xml:space="preserve"> </w:t>
+      </w:r>
+      <w:proofErr w:type="spellStart"/>
+      <w:r>
+        <w:rPr>
+          <w:rFonts w:ascii="Candara" w:eastAsia="Now Heavy" w:hAnsi="Candara" w:cs="Now Heavy"/>
+          <w:color w:val="19274F"/>
+          <w:sz w:val="28"/>
+          <w:szCs w:val="28"/>
+        </w:rPr>
+        <w:t>key</w:t>
+      </w:r>
+      <w:proofErr w:type="spellEnd"/>
+      <w:r>
+        <w:rPr>
+          <w:rFonts w:ascii="Candara" w:eastAsia="Now Heavy" w:hAnsi="Candara" w:cs="Now Heavy"/>
+          <w:color w:val="19274F"/>
+          <w:sz w:val="28"/>
+          <w:szCs w:val="28"/>
+        </w:rPr>
+        <w:t xml:space="preserve"> id_ed25519.pub. Isi </w:t>
+      </w:r>
+      <w:proofErr w:type="spellStart"/>
+      <w:r>
+        <w:rPr>
+          <w:rFonts w:ascii="Candara" w:eastAsia="Now Heavy" w:hAnsi="Candara" w:cs="Now Heavy"/>
+          <w:color w:val="19274F"/>
+          <w:sz w:val="28"/>
+          <w:szCs w:val="28"/>
+        </w:rPr>
+        <w:t>public</w:t>
+      </w:r>
+      <w:proofErr w:type="spellEnd"/>
+      <w:r>
+        <w:rPr>
+          <w:rFonts w:ascii="Candara" w:eastAsia="Now Heavy" w:hAnsi="Candara" w:cs="Now Heavy"/>
+          <w:color w:val="19274F"/>
+          <w:sz w:val="28"/>
+          <w:szCs w:val="28"/>
+        </w:rPr>
+        <w:t xml:space="preserve"> </w:t>
+      </w:r>
+      <w:proofErr w:type="spellStart"/>
+      <w:r>
+        <w:rPr>
+          <w:rFonts w:ascii="Candara" w:eastAsia="Now Heavy" w:hAnsi="Candara" w:cs="Now Heavy"/>
+          <w:color w:val="19274F"/>
+          <w:sz w:val="28"/>
+          <w:szCs w:val="28"/>
+        </w:rPr>
+        <w:t>key</w:t>
+      </w:r>
+      <w:proofErr w:type="spellEnd"/>
+      <w:r>
+        <w:rPr>
+          <w:rFonts w:ascii="Candara" w:eastAsia="Now Heavy" w:hAnsi="Candara" w:cs="Now Heavy"/>
+          <w:color w:val="19274F"/>
+          <w:sz w:val="28"/>
+          <w:szCs w:val="28"/>
+        </w:rPr>
+        <w:t xml:space="preserve"> kemudian ditampilkan menggunakan perintah:</w:t>
       </w:r>
     </w:p>
     <w:p>
@@ -4223,6 +8721,7 @@
           <w:highlight w:val="red"/>
         </w:rPr>
       </w:pPr>
+      <w:proofErr w:type="spellStart"/>
       <w:r>
         <w:rPr>
           <w:rFonts w:ascii="Candara" w:eastAsia="Now Heavy" w:hAnsi="Candara" w:cs="Now Heavy"/>
@@ -4233,7 +8732,72 @@
           <w:szCs w:val="28"/>
           <w:highlight w:val="red"/>
         </w:rPr>
-        <w:t>type $env:USERPROFILE\.ssh\id_ed25519.pub</w:t>
+        <w:t>type</w:t>
+      </w:r>
+      <w:proofErr w:type="spellEnd"/>
+      <w:r>
+        <w:rPr>
+          <w:rFonts w:ascii="Candara" w:eastAsia="Now Heavy" w:hAnsi="Candara" w:cs="Now Heavy"/>
+          <w:b/>
+          <w:bCs/>
+          <w:color w:val="FFFFFF" w:themeColor="background1"/>
+          <w:sz w:val="28"/>
+          <w:szCs w:val="28"/>
+          <w:highlight w:val="red"/>
+        </w:rPr>
+        <w:t xml:space="preserve"> $</w:t>
+      </w:r>
+      <w:proofErr w:type="spellStart"/>
+      <w:r>
+        <w:rPr>
+          <w:rFonts w:ascii="Candara" w:eastAsia="Now Heavy" w:hAnsi="Candara" w:cs="Now Heavy"/>
+          <w:b/>
+          <w:bCs/>
+          <w:color w:val="FFFFFF" w:themeColor="background1"/>
+          <w:sz w:val="28"/>
+          <w:szCs w:val="28"/>
+          <w:highlight w:val="red"/>
+        </w:rPr>
+        <w:t>env:USERPROFILE</w:t>
+      </w:r>
+      <w:proofErr w:type="spellEnd"/>
+      <w:r>
+        <w:rPr>
+          <w:rFonts w:ascii="Candara" w:eastAsia="Now Heavy" w:hAnsi="Candara" w:cs="Now Heavy"/>
+          <w:b/>
+          <w:bCs/>
+          <w:color w:val="FFFFFF" w:themeColor="background1"/>
+          <w:sz w:val="28"/>
+          <w:szCs w:val="28"/>
+          <w:highlight w:val="red"/>
+        </w:rPr>
+        <w:t>\.</w:t>
+      </w:r>
+      <w:proofErr w:type="spellStart"/>
+      <w:r>
+        <w:rPr>
+          <w:rFonts w:ascii="Candara" w:eastAsia="Now Heavy" w:hAnsi="Candara" w:cs="Now Heavy"/>
+          <w:b/>
+          <w:bCs/>
+          <w:color w:val="FFFFFF" w:themeColor="background1"/>
+          <w:sz w:val="28"/>
+          <w:szCs w:val="28"/>
+          <w:highlight w:val="red"/>
+        </w:rPr>
+        <w:t>ssh</w:t>
+      </w:r>
+      <w:proofErr w:type="spellEnd"/>
+      <w:r>
+        <w:rPr>
+          <w:rFonts w:ascii="Candara" w:eastAsia="Now Heavy" w:hAnsi="Candara" w:cs="Now Heavy"/>
+          <w:b/>
+          <w:bCs/>
+          <w:color w:val="FFFFFF" w:themeColor="background1"/>
+          <w:sz w:val="28"/>
+          <w:szCs w:val="28"/>
+          <w:highlight w:val="red"/>
+        </w:rPr>
+        <w:t>\id_ed25519.pub</w:t>
       </w:r>
     </w:p>
     <w:p>
@@ -4247,14 +8811,85 @@
           <w:szCs w:val="28"/>
         </w:rPr>
       </w:pPr>
-      <w:r>
-        <w:rPr>
-          <w:rFonts w:ascii="Candara" w:eastAsia="Now Heavy" w:hAnsi="Candara" w:cs="Now Heavy"/>
-          <w:color w:val="19274F"/>
-          <w:sz w:val="28"/>
-          <w:szCs w:val="28"/>
-        </w:rPr>
-        <w:t>Public key tersebut selanjutnya digunakan untuk dikonfigurasi pada SSH Server sebagai bagian dari proses keyless login.</w:t>
+      <w:proofErr w:type="spellStart"/>
+      <w:r>
+        <w:rPr>
+          <w:rFonts w:ascii="Candara" w:eastAsia="Now Heavy" w:hAnsi="Candara" w:cs="Now Heavy"/>
+          <w:color w:val="19274F"/>
+          <w:sz w:val="28"/>
+          <w:szCs w:val="28"/>
+        </w:rPr>
+        <w:t>Public</w:t>
+      </w:r>
+      <w:proofErr w:type="spellEnd"/>
+      <w:r>
+        <w:rPr>
+          <w:rFonts w:ascii="Candara" w:eastAsia="Now Heavy" w:hAnsi="Candara" w:cs="Now Heavy"/>
+          <w:color w:val="19274F"/>
+          <w:sz w:val="28"/>
+          <w:szCs w:val="28"/>
+        </w:rPr>
+        <w:t xml:space="preserve"> </w:t>
+      </w:r>
+      <w:proofErr w:type="spellStart"/>
+      <w:r>
+        <w:rPr>
+          <w:rFonts w:ascii="Candara" w:eastAsia="Now Heavy" w:hAnsi="Candara" w:cs="Now Heavy"/>
+          <w:color w:val="19274F"/>
+          <w:sz w:val="28"/>
+          <w:szCs w:val="28"/>
+        </w:rPr>
+        <w:t>key</w:t>
+      </w:r>
+      <w:proofErr w:type="spellEnd"/>
+      <w:r>
+        <w:rPr>
+          <w:rFonts w:ascii="Candara" w:eastAsia="Now Heavy" w:hAnsi="Candara" w:cs="Now Heavy"/>
+          <w:color w:val="19274F"/>
+          <w:sz w:val="28"/>
+          <w:szCs w:val="28"/>
+        </w:rPr>
+        <w:t xml:space="preserve"> tersebut selanjutnya digunakan untuk dikonfigurasi pada SSH Server sebagai bagian dari proses </w:t>
+      </w:r>
+      <w:proofErr w:type="spellStart"/>
+      <w:r>
+        <w:rPr>
+          <w:rFonts w:ascii="Candara" w:eastAsia="Now Heavy" w:hAnsi="Candara" w:cs="Now Heavy"/>
+          <w:color w:val="19274F"/>
+          <w:sz w:val="28"/>
+          <w:szCs w:val="28"/>
+        </w:rPr>
+        <w:t>keyless</w:t>
+      </w:r>
+      <w:proofErr w:type="spellEnd"/>
+      <w:r>
+        <w:rPr>
+          <w:rFonts w:ascii="Candara" w:eastAsia="Now Heavy" w:hAnsi="Candara" w:cs="Now Heavy"/>
+          <w:color w:val="19274F"/>
+          <w:sz w:val="28"/>
+          <w:szCs w:val="28"/>
+        </w:rPr>
+        <w:t xml:space="preserve"> </w:t>
+      </w:r>
+      <w:proofErr w:type="spellStart"/>
+      <w:r>
+        <w:rPr>
+          <w:rFonts w:ascii="Candara" w:eastAsia="Now Heavy" w:hAnsi="Candara" w:cs="Now Heavy"/>
+          <w:color w:val="19274F"/>
+          <w:sz w:val="28"/>
+          <w:szCs w:val="28"/>
+        </w:rPr>
+        <w:t>login</w:t>
+      </w:r>
+      <w:proofErr w:type="spellEnd"/>
+      <w:r>
+        <w:rPr>
+          <w:rFonts w:ascii="Candara" w:eastAsia="Now Heavy" w:hAnsi="Candara" w:cs="Now Heavy"/>
+          <w:color w:val="19274F"/>
+          <w:sz w:val="28"/>
+          <w:szCs w:val="28"/>
+        </w:rPr>
+        <w:t>.</w:t>
       </w:r>
     </w:p>
     <w:p>
@@ -4288,7 +8923,7 @@
                     <pic:cNvPicPr/>
                   </pic:nvPicPr>
                   <pic:blipFill>
-                    <a:blip r:embed="rId22"/>
+                    <a:blip r:embed="rId23"/>
                     <a:stretch>
                       <a:fillRect/>
                     </a:stretch>
@@ -4327,7 +8962,107 @@
           <w:sz w:val="28"/>
           <w:szCs w:val="28"/>
         </w:rPr>
-        <w:t>Pada tahap ini, public key dari client dikirim dan ditambahkan ke server pada file authorized_keys. Perintah yang digunakan adalah:</w:t>
+        <w:t xml:space="preserve">Pada tahap ini, </w:t>
+      </w:r>
+      <w:proofErr w:type="spellStart"/>
+      <w:r>
+        <w:rPr>
+          <w:rFonts w:ascii="Candara" w:eastAsia="Now Heavy" w:hAnsi="Candara" w:cs="Now Heavy"/>
+          <w:color w:val="19274F"/>
+          <w:sz w:val="28"/>
+          <w:szCs w:val="28"/>
+        </w:rPr>
+        <w:t>public</w:t>
+      </w:r>
+      <w:proofErr w:type="spellEnd"/>
+      <w:r>
+        <w:rPr>
+          <w:rFonts w:ascii="Candara" w:eastAsia="Now Heavy" w:hAnsi="Candara" w:cs="Now Heavy"/>
+          <w:color w:val="19274F"/>
+          <w:sz w:val="28"/>
+          <w:szCs w:val="28"/>
+        </w:rPr>
+        <w:t xml:space="preserve"> </w:t>
+      </w:r>
+      <w:proofErr w:type="spellStart"/>
+      <w:r>
+        <w:rPr>
+          <w:rFonts w:ascii="Candara" w:eastAsia="Now Heavy" w:hAnsi="Candara" w:cs="Now Heavy"/>
+          <w:color w:val="19274F"/>
+          <w:sz w:val="28"/>
+          <w:szCs w:val="28"/>
+        </w:rPr>
+        <w:t>key</w:t>
+      </w:r>
+      <w:proofErr w:type="spellEnd"/>
+      <w:r>
+        <w:rPr>
+          <w:rFonts w:ascii="Candara" w:eastAsia="Now Heavy" w:hAnsi="Candara" w:cs="Now Heavy"/>
+          <w:color w:val="19274F"/>
+          <w:sz w:val="28"/>
+          <w:szCs w:val="28"/>
+        </w:rPr>
+        <w:t xml:space="preserve"> dari </w:t>
+      </w:r>
+      <w:proofErr w:type="spellStart"/>
+      <w:r>
+        <w:rPr>
+          <w:rFonts w:ascii="Candara" w:eastAsia="Now Heavy" w:hAnsi="Candara" w:cs="Now Heavy"/>
+          <w:color w:val="19274F"/>
+          <w:sz w:val="28"/>
+          <w:szCs w:val="28"/>
+        </w:rPr>
+        <w:t>client</w:t>
+      </w:r>
+      <w:proofErr w:type="spellEnd"/>
+      <w:r>
+        <w:rPr>
+          <w:rFonts w:ascii="Candara" w:eastAsia="Now Heavy" w:hAnsi="Candara" w:cs="Now Heavy"/>
+          <w:color w:val="19274F"/>
+          <w:sz w:val="28"/>
+          <w:szCs w:val="28"/>
+        </w:rPr>
+        <w:t xml:space="preserve"> dikirim dan ditambahkan ke server pada </w:t>
+      </w:r>
+      <w:proofErr w:type="spellStart"/>
+      <w:r>
+        <w:rPr>
+          <w:rFonts w:ascii="Candara" w:eastAsia="Now Heavy" w:hAnsi="Candara" w:cs="Now Heavy"/>
+          <w:color w:val="19274F"/>
+          <w:sz w:val="28"/>
+          <w:szCs w:val="28"/>
+        </w:rPr>
+        <w:t>file</w:t>
+      </w:r>
+      <w:proofErr w:type="spellEnd"/>
+      <w:r>
+        <w:rPr>
+          <w:rFonts w:ascii="Candara" w:eastAsia="Now Heavy" w:hAnsi="Candara" w:cs="Now Heavy"/>
+          <w:color w:val="19274F"/>
+          <w:sz w:val="28"/>
+          <w:szCs w:val="28"/>
+        </w:rPr>
+        <w:t xml:space="preserve"> </w:t>
+      </w:r>
+      <w:proofErr w:type="spellStart"/>
+      <w:r>
+        <w:rPr>
+          <w:rFonts w:ascii="Candara" w:eastAsia="Now Heavy" w:hAnsi="Candara" w:cs="Now Heavy"/>
+          <w:color w:val="19274F"/>
+          <w:sz w:val="28"/>
+          <w:szCs w:val="28"/>
+        </w:rPr>
+        <w:t>authorized_keys</w:t>
+      </w:r>
+      <w:proofErr w:type="spellEnd"/>
+      <w:r>
+        <w:rPr>
+          <w:rFonts w:ascii="Candara" w:eastAsia="Now Heavy" w:hAnsi="Candara" w:cs="Now Heavy"/>
+          <w:color w:val="19274F"/>
+          <w:sz w:val="28"/>
+          <w:szCs w:val="28"/>
+        </w:rPr>
+        <w:t>. Perintah yang digunakan adalah:</w:t>
       </w:r>
     </w:p>
     <w:p>
@@ -4344,6 +9079,7 @@
           <w:highlight w:val="red"/>
         </w:rPr>
       </w:pPr>
+      <w:proofErr w:type="spellStart"/>
       <w:r>
         <w:rPr>
           <w:rFonts w:ascii="Candara" w:eastAsia="Now Heavy" w:hAnsi="Candara" w:cs="Now Heavy"/>
@@ -4354,8 +9090,203 @@
           <w:szCs w:val="28"/>
           <w:highlight w:val="red"/>
         </w:rPr>
-        <w:t>type $env:USERPROFILE\.ssh\id_ed25519.pub | ssh root@10.10.241.143 "mkdir -p ~/.ssh &amp;&amp; cat &gt;&gt; ~/.ssh/authorized_keys"</w:t>
-      </w:r>
+        <w:t>type</w:t>
+      </w:r>
+      <w:proofErr w:type="spellEnd"/>
+      <w:r>
+        <w:rPr>
+          <w:rFonts w:ascii="Candara" w:eastAsia="Now Heavy" w:hAnsi="Candara" w:cs="Now Heavy"/>
+          <w:b/>
+          <w:bCs/>
+          <w:color w:val="FFFFFF" w:themeColor="background1"/>
+          <w:sz w:val="28"/>
+          <w:szCs w:val="28"/>
+          <w:highlight w:val="red"/>
+        </w:rPr>
+        <w:t xml:space="preserve"> $</w:t>
+      </w:r>
+      <w:proofErr w:type="spellStart"/>
+      <w:r>
+        <w:rPr>
+          <w:rFonts w:ascii="Candara" w:eastAsia="Now Heavy" w:hAnsi="Candara" w:cs="Now Heavy"/>
+          <w:b/>
+          <w:bCs/>
+          <w:color w:val="FFFFFF" w:themeColor="background1"/>
+          <w:sz w:val="28"/>
+          <w:szCs w:val="28"/>
+          <w:highlight w:val="red"/>
+        </w:rPr>
+        <w:t>env:USERPROFILE</w:t>
+      </w:r>
+      <w:proofErr w:type="spellEnd"/>
+      <w:r>
+        <w:rPr>
+          <w:rFonts w:ascii="Candara" w:eastAsia="Now Heavy" w:hAnsi="Candara" w:cs="Now Heavy"/>
+          <w:b/>
+          <w:bCs/>
+          <w:color w:val="FFFFFF" w:themeColor="background1"/>
+          <w:sz w:val="28"/>
+          <w:szCs w:val="28"/>
+          <w:highlight w:val="red"/>
+        </w:rPr>
+        <w:t>\.</w:t>
+      </w:r>
+      <w:proofErr w:type="spellStart"/>
+      <w:r>
+        <w:rPr>
+          <w:rFonts w:ascii="Candara" w:eastAsia="Now Heavy" w:hAnsi="Candara" w:cs="Now Heavy"/>
+          <w:b/>
+          <w:bCs/>
+          <w:color w:val="FFFFFF" w:themeColor="background1"/>
+          <w:sz w:val="28"/>
+          <w:szCs w:val="28"/>
+          <w:highlight w:val="red"/>
+        </w:rPr>
+        <w:t>ssh</w:t>
+      </w:r>
+      <w:proofErr w:type="spellEnd"/>
+      <w:r>
+        <w:rPr>
+          <w:rFonts w:ascii="Candara" w:eastAsia="Now Heavy" w:hAnsi="Candara" w:cs="Now Heavy"/>
+          <w:b/>
+          <w:bCs/>
+          <w:color w:val="FFFFFF" w:themeColor="background1"/>
+          <w:sz w:val="28"/>
+          <w:szCs w:val="28"/>
+          <w:highlight w:val="red"/>
+        </w:rPr>
+        <w:t xml:space="preserve">\id_ed25519.pub | </w:t>
+      </w:r>
+      <w:proofErr w:type="spellStart"/>
+      <w:r>
+        <w:rPr>
+          <w:rFonts w:ascii="Candara" w:eastAsia="Now Heavy" w:hAnsi="Candara" w:cs="Now Heavy"/>
+          <w:b/>
+          <w:bCs/>
+          <w:color w:val="FFFFFF" w:themeColor="background1"/>
+          <w:sz w:val="28"/>
+          <w:szCs w:val="28"/>
+          <w:highlight w:val="red"/>
+        </w:rPr>
+        <w:t>ssh</w:t>
+      </w:r>
+      <w:proofErr w:type="spellEnd"/>
+      <w:r>
+        <w:rPr>
+          <w:rFonts w:ascii="Candara" w:eastAsia="Now Heavy" w:hAnsi="Candara" w:cs="Now Heavy"/>
+          <w:b/>
+          <w:bCs/>
+          <w:color w:val="FFFFFF" w:themeColor="background1"/>
+          <w:sz w:val="28"/>
+          <w:szCs w:val="28"/>
+          <w:highlight w:val="red"/>
+        </w:rPr>
+        <w:t xml:space="preserve"> root@10.10.241.143 "</w:t>
+      </w:r>
+      <w:proofErr w:type="spellStart"/>
+      <w:r>
+        <w:rPr>
+          <w:rFonts w:ascii="Candara" w:eastAsia="Now Heavy" w:hAnsi="Candara" w:cs="Now Heavy"/>
+          <w:b/>
+          <w:bCs/>
+          <w:color w:val="FFFFFF" w:themeColor="background1"/>
+          <w:sz w:val="28"/>
+          <w:szCs w:val="28"/>
+          <w:highlight w:val="red"/>
+        </w:rPr>
+        <w:t>mkdir</w:t>
+      </w:r>
+      <w:proofErr w:type="spellEnd"/>
+      <w:r>
+        <w:rPr>
+          <w:rFonts w:ascii="Candara" w:eastAsia="Now Heavy" w:hAnsi="Candara" w:cs="Now Heavy"/>
+          <w:b/>
+          <w:bCs/>
+          <w:color w:val="FFFFFF" w:themeColor="background1"/>
+          <w:sz w:val="28"/>
+          <w:szCs w:val="28"/>
+          <w:highlight w:val="red"/>
+        </w:rPr>
+        <w:t xml:space="preserve"> -p ~/.</w:t>
+      </w:r>
+      <w:proofErr w:type="spellStart"/>
+      <w:r>
+        <w:rPr>
+          <w:rFonts w:ascii="Candara" w:eastAsia="Now Heavy" w:hAnsi="Candara" w:cs="Now Heavy"/>
+          <w:b/>
+          <w:bCs/>
+          <w:color w:val="FFFFFF" w:themeColor="background1"/>
+          <w:sz w:val="28"/>
+          <w:szCs w:val="28"/>
+          <w:highlight w:val="red"/>
+        </w:rPr>
+        <w:t>ssh</w:t>
+      </w:r>
+      <w:proofErr w:type="spellEnd"/>
+      <w:r>
+        <w:rPr>
+          <w:rFonts w:ascii="Candara" w:eastAsia="Now Heavy" w:hAnsi="Candara" w:cs="Now Heavy"/>
+          <w:b/>
+          <w:bCs/>
+          <w:color w:val="FFFFFF" w:themeColor="background1"/>
+          <w:sz w:val="28"/>
+          <w:szCs w:val="28"/>
+          <w:highlight w:val="red"/>
+        </w:rPr>
+        <w:t xml:space="preserve"> &amp;&amp; cat &gt;&gt; ~/.</w:t>
+      </w:r>
+      <w:proofErr w:type="spellStart"/>
+      <w:r>
+        <w:rPr>
+          <w:rFonts w:ascii="Candara" w:eastAsia="Now Heavy" w:hAnsi="Candara" w:cs="Now Heavy"/>
+          <w:b/>
+          <w:bCs/>
+          <w:color w:val="FFFFFF" w:themeColor="background1"/>
+          <w:sz w:val="28"/>
+          <w:szCs w:val="28"/>
+          <w:highlight w:val="red"/>
+        </w:rPr>
+        <w:t>ssh</w:t>
+      </w:r>
+      <w:proofErr w:type="spellEnd"/>
+      <w:r>
+        <w:rPr>
+          <w:rFonts w:ascii="Candara" w:eastAsia="Now Heavy" w:hAnsi="Candara" w:cs="Now Heavy"/>
+          <w:b/>
+          <w:bCs/>
+          <w:color w:val="FFFFFF" w:themeColor="background1"/>
+          <w:sz w:val="28"/>
+          <w:szCs w:val="28"/>
+          <w:highlight w:val="red"/>
+        </w:rPr>
+        <w:t>/</w:t>
+      </w:r>
+      <w:proofErr w:type="spellStart"/>
+      <w:r>
+        <w:rPr>
+          <w:rFonts w:ascii="Candara" w:eastAsia="Now Heavy" w:hAnsi="Candara" w:cs="Now Heavy"/>
+          <w:b/>
+          <w:bCs/>
+          <w:color w:val="FFFFFF" w:themeColor="background1"/>
+          <w:sz w:val="28"/>
+          <w:szCs w:val="28"/>
+          <w:highlight w:val="red"/>
+        </w:rPr>
+        <w:t>authorized_keys"</w:t>
+      </w:r>
+      <w:r>
+        <w:rPr>
+          <w:rFonts w:ascii="Candara" w:eastAsia="Now Heavy" w:hAnsi="Candara" w:cs="Now Heavy"/>
+          <w:b/>
+          <w:bCs/>
+          <w:color w:val="FFFFFF" w:themeColor="background1"/>
+          <w:sz w:val="28"/>
+          <w:szCs w:val="28"/>
+          <w:highlight w:val="red"/>
+        </w:rPr>
+        <w:t>l</w:t>
+      </w:r>
+      <w:proofErr w:type="spellEnd"/>
     </w:p>
     <w:p>
       <w:pPr>
@@ -4375,7 +9306,187 @@
           <w:sz w:val="28"/>
           <w:szCs w:val="28"/>
         </w:rPr>
-        <w:t>Perintah tersebut membuat direktori .ssh jika belum tersedia dan menambahkan public key ke file authorized_keys pada server. Setelah menjalankan perintah, pengguna diminta memasukkan password root untuk proses autentikasi awal.</w:t>
+        <w:t xml:space="preserve">Perintah tersebut membuat </w:t>
+      </w:r>
+      <w:proofErr w:type="spellStart"/>
+      <w:r>
+        <w:rPr>
+          <w:rFonts w:ascii="Candara" w:eastAsia="Now Heavy" w:hAnsi="Candara" w:cs="Now Heavy"/>
+          <w:color w:val="19274F"/>
+          <w:sz w:val="28"/>
+          <w:szCs w:val="28"/>
+        </w:rPr>
+        <w:t>direktori</w:t>
+      </w:r>
+      <w:proofErr w:type="spellEnd"/>
+      <w:r>
+        <w:rPr>
+          <w:rFonts w:ascii="Candara" w:eastAsia="Now Heavy" w:hAnsi="Candara" w:cs="Now Heavy"/>
+          <w:color w:val="19274F"/>
+          <w:sz w:val="28"/>
+          <w:szCs w:val="28"/>
+        </w:rPr>
+        <w:t xml:space="preserve"> .</w:t>
+      </w:r>
+      <w:proofErr w:type="spellStart"/>
+      <w:r>
+        <w:rPr>
+          <w:rFonts w:ascii="Candara" w:eastAsia="Now Heavy" w:hAnsi="Candara" w:cs="Now Heavy"/>
+          <w:color w:val="19274F"/>
+          <w:sz w:val="28"/>
+          <w:szCs w:val="28"/>
+        </w:rPr>
+        <w:t>ssh</w:t>
+      </w:r>
+      <w:proofErr w:type="spellEnd"/>
+      <w:r>
+        <w:rPr>
+          <w:rFonts w:ascii="Candara" w:eastAsia="Now Heavy" w:hAnsi="Candara" w:cs="Now Heavy"/>
+          <w:color w:val="19274F"/>
+          <w:sz w:val="28"/>
+          <w:szCs w:val="28"/>
+        </w:rPr>
+        <w:t xml:space="preserve"> jika belum tersedia dan menambahkan </w:t>
+      </w:r>
+      <w:proofErr w:type="spellStart"/>
+      <w:r>
+        <w:rPr>
+          <w:rFonts w:ascii="Candara" w:eastAsia="Now Heavy" w:hAnsi="Candara" w:cs="Now Heavy"/>
+          <w:color w:val="19274F"/>
+          <w:sz w:val="28"/>
+          <w:szCs w:val="28"/>
+        </w:rPr>
+        <w:t>public</w:t>
+      </w:r>
+      <w:proofErr w:type="spellEnd"/>
+      <w:r>
+        <w:rPr>
+          <w:rFonts w:ascii="Candara" w:eastAsia="Now Heavy" w:hAnsi="Candara" w:cs="Now Heavy"/>
+          <w:color w:val="19274F"/>
+          <w:sz w:val="28"/>
+          <w:szCs w:val="28"/>
+        </w:rPr>
+        <w:t xml:space="preserve"> </w:t>
+      </w:r>
+      <w:proofErr w:type="spellStart"/>
+      <w:r>
+        <w:rPr>
+          <w:rFonts w:ascii="Candara" w:eastAsia="Now Heavy" w:hAnsi="Candara" w:cs="Now Heavy"/>
+          <w:color w:val="19274F"/>
+          <w:sz w:val="28"/>
+          <w:szCs w:val="28"/>
+        </w:rPr>
+        <w:t>key</w:t>
+      </w:r>
+      <w:proofErr w:type="spellEnd"/>
+      <w:r>
+        <w:rPr>
+          <w:rFonts w:ascii="Candara" w:eastAsia="Now Heavy" w:hAnsi="Candara" w:cs="Now Heavy"/>
+          <w:color w:val="19274F"/>
+          <w:sz w:val="28"/>
+          <w:szCs w:val="28"/>
+        </w:rPr>
+        <w:t xml:space="preserve"> ke </w:t>
+      </w:r>
+      <w:proofErr w:type="spellStart"/>
+      <w:r>
+        <w:rPr>
+          <w:rFonts w:ascii="Candara" w:eastAsia="Now Heavy" w:hAnsi="Candara" w:cs="Now Heavy"/>
+          <w:color w:val="19274F"/>
+          <w:sz w:val="28"/>
+          <w:szCs w:val="28"/>
+        </w:rPr>
+        <w:t>file</w:t>
+      </w:r>
+      <w:proofErr w:type="spellEnd"/>
+      <w:r>
+        <w:rPr>
+          <w:rFonts w:ascii="Candara" w:eastAsia="Now Heavy" w:hAnsi="Candara" w:cs="Now Heavy"/>
+          <w:color w:val="19274F"/>
+          <w:sz w:val="28"/>
+          <w:szCs w:val="28"/>
+        </w:rPr>
+        <w:t xml:space="preserve"> </w:t>
+      </w:r>
+      <w:proofErr w:type="spellStart"/>
+      <w:r>
+        <w:rPr>
+          <w:rFonts w:ascii="Candara" w:eastAsia="Now Heavy" w:hAnsi="Candara" w:cs="Now Heavy"/>
+          <w:color w:val="19274F"/>
+          <w:sz w:val="28"/>
+          <w:szCs w:val="28"/>
+        </w:rPr>
+        <w:t>authorized_keys</w:t>
+      </w:r>
+      <w:proofErr w:type="spellEnd"/>
+      <w:r>
+        <w:rPr>
+          <w:rFonts w:ascii="Candara" w:eastAsia="Now Heavy" w:hAnsi="Candara" w:cs="Now Heavy"/>
+          <w:color w:val="19274F"/>
+          <w:sz w:val="28"/>
+          <w:szCs w:val="28"/>
+        </w:rPr>
+        <w:t xml:space="preserve"> pada server. Setelah menjalankan perintah, pengguna diminta memasukkan </w:t>
+      </w:r>
+      <w:proofErr w:type="spellStart"/>
+      <w:r>
+        <w:rPr>
+          <w:rFonts w:ascii="Candara" w:eastAsia="Now Heavy" w:hAnsi="Candara" w:cs="Now Heavy"/>
+          <w:color w:val="19274F"/>
+          <w:sz w:val="28"/>
+          <w:szCs w:val="28"/>
+        </w:rPr>
+        <w:t>password</w:t>
+      </w:r>
+      <w:proofErr w:type="spellEnd"/>
+      <w:r>
+        <w:rPr>
+          <w:rFonts w:ascii="Candara" w:eastAsia="Now Heavy" w:hAnsi="Candara" w:cs="Now Heavy"/>
+          <w:color w:val="19274F"/>
+          <w:sz w:val="28"/>
+          <w:szCs w:val="28"/>
+        </w:rPr>
+        <w:t xml:space="preserve"> </w:t>
+      </w:r>
+      <w:proofErr w:type="spellStart"/>
+      <w:r>
+        <w:rPr>
+          <w:rFonts w:ascii="Candara" w:eastAsia="Now Heavy" w:hAnsi="Candara" w:cs="Now Heavy"/>
+          <w:color w:val="19274F"/>
+          <w:sz w:val="28"/>
+          <w:szCs w:val="28"/>
+        </w:rPr>
+        <w:t>root</w:t>
+      </w:r>
+      <w:proofErr w:type="spellEnd"/>
+      <w:r>
+        <w:rPr>
+          <w:rFonts w:ascii="Candara" w:eastAsia="Now Heavy" w:hAnsi="Candara" w:cs="Now Heavy"/>
+          <w:color w:val="19274F"/>
+          <w:sz w:val="28"/>
+          <w:szCs w:val="28"/>
+        </w:rPr>
+        <w:t xml:space="preserve"> untuk proses </w:t>
+      </w:r>
+      <w:proofErr w:type="spellStart"/>
+      <w:r>
+        <w:rPr>
+          <w:rFonts w:ascii="Candara" w:eastAsia="Now Heavy" w:hAnsi="Candara" w:cs="Now Heavy"/>
+          <w:color w:val="19274F"/>
+          <w:sz w:val="28"/>
+          <w:szCs w:val="28"/>
+        </w:rPr>
+        <w:t>autentikasi</w:t>
+      </w:r>
+      <w:proofErr w:type="spellEnd"/>
+      <w:r>
+        <w:rPr>
+          <w:rFonts w:ascii="Candara" w:eastAsia="Now Heavy" w:hAnsi="Candara" w:cs="Now Heavy"/>
+          <w:color w:val="19274F"/>
+          <w:sz w:val="28"/>
+          <w:szCs w:val="28"/>
+        </w:rPr>
+        <w:t xml:space="preserve"> awal.</w:t>
       </w:r>
     </w:p>
     <w:p>
@@ -4409,7 +9520,7 @@
                     <pic:cNvPicPr/>
                   </pic:nvPicPr>
                   <pic:blipFill>
-                    <a:blip r:embed="rId23"/>
+                    <a:blip r:embed="rId24"/>
                     <a:stretch>
                       <a:fillRect/>
                     </a:stretch>
@@ -4448,7 +9559,87 @@
           <w:sz w:val="28"/>
           <w:szCs w:val="28"/>
         </w:rPr>
-        <w:t>Setelah public key berhasil ditambahkan ke server, dilakukan pengaturan hak akses pada direktori dan file SSH menggunakan perintah:</w:t>
+        <w:t xml:space="preserve">Setelah </w:t>
+      </w:r>
+      <w:proofErr w:type="spellStart"/>
+      <w:r>
+        <w:rPr>
+          <w:rFonts w:ascii="Candara" w:eastAsia="Now Heavy" w:hAnsi="Candara" w:cs="Now Heavy"/>
+          <w:color w:val="19274F"/>
+          <w:sz w:val="28"/>
+          <w:szCs w:val="28"/>
+        </w:rPr>
+        <w:t>public</w:t>
+      </w:r>
+      <w:proofErr w:type="spellEnd"/>
+      <w:r>
+        <w:rPr>
+          <w:rFonts w:ascii="Candara" w:eastAsia="Now Heavy" w:hAnsi="Candara" w:cs="Now Heavy"/>
+          <w:color w:val="19274F"/>
+          <w:sz w:val="28"/>
+          <w:szCs w:val="28"/>
+        </w:rPr>
+        <w:t xml:space="preserve"> </w:t>
+      </w:r>
+      <w:proofErr w:type="spellStart"/>
+      <w:r>
+        <w:rPr>
+          <w:rFonts w:ascii="Candara" w:eastAsia="Now Heavy" w:hAnsi="Candara" w:cs="Now Heavy"/>
+          <w:color w:val="19274F"/>
+          <w:sz w:val="28"/>
+          <w:szCs w:val="28"/>
+        </w:rPr>
+        <w:t>key</w:t>
+      </w:r>
+      <w:proofErr w:type="spellEnd"/>
+      <w:r>
+        <w:rPr>
+          <w:rFonts w:ascii="Candara" w:eastAsia="Now Heavy" w:hAnsi="Candara" w:cs="Now Heavy"/>
+          <w:color w:val="19274F"/>
+          <w:sz w:val="28"/>
+          <w:szCs w:val="28"/>
+        </w:rPr>
+        <w:t xml:space="preserve"> berhasil ditambahkan ke server, dilakukan pengaturan hak akses pada </w:t>
+      </w:r>
+      <w:proofErr w:type="spellStart"/>
+      <w:r>
+        <w:rPr>
+          <w:rFonts w:ascii="Candara" w:eastAsia="Now Heavy" w:hAnsi="Candara" w:cs="Now Heavy"/>
+          <w:color w:val="19274F"/>
+          <w:sz w:val="28"/>
+          <w:szCs w:val="28"/>
+        </w:rPr>
+        <w:t>direktori</w:t>
+      </w:r>
+      <w:proofErr w:type="spellEnd"/>
+      <w:r>
+        <w:rPr>
+          <w:rFonts w:ascii="Candara" w:eastAsia="Now Heavy" w:hAnsi="Candara" w:cs="Now Heavy"/>
+          <w:color w:val="19274F"/>
+          <w:sz w:val="28"/>
+          <w:szCs w:val="28"/>
+        </w:rPr>
+        <w:t xml:space="preserve"> dan </w:t>
+      </w:r>
+      <w:proofErr w:type="spellStart"/>
+      <w:r>
+        <w:rPr>
+          <w:rFonts w:ascii="Candara" w:eastAsia="Now Heavy" w:hAnsi="Candara" w:cs="Now Heavy"/>
+          <w:color w:val="19274F"/>
+          <w:sz w:val="28"/>
+          <w:szCs w:val="28"/>
+        </w:rPr>
+        <w:t>file</w:t>
+      </w:r>
+      <w:proofErr w:type="spellEnd"/>
+      <w:r>
+        <w:rPr>
+          <w:rFonts w:ascii="Candara" w:eastAsia="Now Heavy" w:hAnsi="Candara" w:cs="Now Heavy"/>
+          <w:color w:val="19274F"/>
+          <w:sz w:val="28"/>
+          <w:szCs w:val="28"/>
+        </w:rPr>
+        <w:t xml:space="preserve"> SSH menggunakan perintah:</w:t>
       </w:r>
     </w:p>
     <w:p>
@@ -4465,6 +9656,7 @@
           <w:highlight w:val="red"/>
         </w:rPr>
       </w:pPr>
+      <w:proofErr w:type="spellStart"/>
       <w:r>
         <w:rPr>
           <w:rFonts w:ascii="Candara" w:eastAsia="Now Heavy" w:hAnsi="Candara" w:cs="Now Heavy"/>
@@ -4475,8 +9667,61 @@
           <w:szCs w:val="28"/>
           <w:highlight w:val="red"/>
         </w:rPr>
-        <w:t>chmod 700 /root/.ssh</w:t>
-      </w:r>
+        <w:t>chmod</w:t>
+      </w:r>
+      <w:proofErr w:type="spellEnd"/>
+      <w:r>
+        <w:rPr>
+          <w:rFonts w:ascii="Candara" w:eastAsia="Now Heavy" w:hAnsi="Candara" w:cs="Now Heavy"/>
+          <w:b/>
+          <w:bCs/>
+          <w:color w:val="FFFFFF" w:themeColor="background1"/>
+          <w:sz w:val="28"/>
+          <w:szCs w:val="28"/>
+          <w:highlight w:val="red"/>
+        </w:rPr>
+        <w:t xml:space="preserve"> 700 /</w:t>
+      </w:r>
+      <w:proofErr w:type="spellStart"/>
+      <w:r>
+        <w:rPr>
+          <w:rFonts w:ascii="Candara" w:eastAsia="Now Heavy" w:hAnsi="Candara" w:cs="Now Heavy"/>
+          <w:b/>
+          <w:bCs/>
+          <w:color w:val="FFFFFF" w:themeColor="background1"/>
+          <w:sz w:val="28"/>
+          <w:szCs w:val="28"/>
+          <w:highlight w:val="red"/>
+        </w:rPr>
+        <w:t>root</w:t>
+      </w:r>
+      <w:proofErr w:type="spellEnd"/>
+      <w:r>
+        <w:rPr>
+          <w:rFonts w:ascii="Candara" w:eastAsia="Now Heavy" w:hAnsi="Candara" w:cs="Now Heavy"/>
+          <w:b/>
+          <w:bCs/>
+          <w:color w:val="FFFFFF" w:themeColor="background1"/>
+          <w:sz w:val="28"/>
+          <w:szCs w:val="28"/>
+          <w:highlight w:val="red"/>
+        </w:rPr>
+        <w:t>/.</w:t>
+      </w:r>
+      <w:proofErr w:type="spellStart"/>
+      <w:r>
+        <w:rPr>
+          <w:rFonts w:ascii="Candara" w:eastAsia="Now Heavy" w:hAnsi="Candara" w:cs="Now Heavy"/>
+          <w:b/>
+          <w:bCs/>
+          <w:color w:val="FFFFFF" w:themeColor="background1"/>
+          <w:sz w:val="28"/>
+          <w:szCs w:val="28"/>
+          <w:highlight w:val="red"/>
+        </w:rPr>
+        <w:t>ssh</w:t>
+      </w:r>
+      <w:proofErr w:type="spellEnd"/>
     </w:p>
     <w:p>
       <w:pPr>
@@ -4492,6 +9737,7 @@
           <w:highlight w:val="red"/>
         </w:rPr>
       </w:pPr>
+      <w:proofErr w:type="spellStart"/>
       <w:r>
         <w:rPr>
           <w:rFonts w:ascii="Candara" w:eastAsia="Now Heavy" w:hAnsi="Candara" w:cs="Now Heavy"/>
@@ -4502,8 +9748,87 @@
           <w:szCs w:val="28"/>
           <w:highlight w:val="red"/>
         </w:rPr>
-        <w:t>chmod 700 /root/.ssh/authorized_keys</w:t>
-      </w:r>
+        <w:t>chmod</w:t>
+      </w:r>
+      <w:proofErr w:type="spellEnd"/>
+      <w:r>
+        <w:rPr>
+          <w:rFonts w:ascii="Candara" w:eastAsia="Now Heavy" w:hAnsi="Candara" w:cs="Now Heavy"/>
+          <w:b/>
+          <w:bCs/>
+          <w:color w:val="FFFFFF" w:themeColor="background1"/>
+          <w:sz w:val="28"/>
+          <w:szCs w:val="28"/>
+          <w:highlight w:val="red"/>
+        </w:rPr>
+        <w:t xml:space="preserve"> 700 /</w:t>
+      </w:r>
+      <w:proofErr w:type="spellStart"/>
+      <w:r>
+        <w:rPr>
+          <w:rFonts w:ascii="Candara" w:eastAsia="Now Heavy" w:hAnsi="Candara" w:cs="Now Heavy"/>
+          <w:b/>
+          <w:bCs/>
+          <w:color w:val="FFFFFF" w:themeColor="background1"/>
+          <w:sz w:val="28"/>
+          <w:szCs w:val="28"/>
+          <w:highlight w:val="red"/>
+        </w:rPr>
+        <w:t>root</w:t>
+      </w:r>
+      <w:proofErr w:type="spellEnd"/>
+      <w:r>
+        <w:rPr>
+          <w:rFonts w:ascii="Candara" w:eastAsia="Now Heavy" w:hAnsi="Candara" w:cs="Now Heavy"/>
+          <w:b/>
+          <w:bCs/>
+          <w:color w:val="FFFFFF" w:themeColor="background1"/>
+          <w:sz w:val="28"/>
+          <w:szCs w:val="28"/>
+          <w:highlight w:val="red"/>
+        </w:rPr>
+        <w:t>/.</w:t>
+      </w:r>
+      <w:proofErr w:type="spellStart"/>
+      <w:r>
+        <w:rPr>
+          <w:rFonts w:ascii="Candara" w:eastAsia="Now Heavy" w:hAnsi="Candara" w:cs="Now Heavy"/>
+          <w:b/>
+          <w:bCs/>
+          <w:color w:val="FFFFFF" w:themeColor="background1"/>
+          <w:sz w:val="28"/>
+          <w:szCs w:val="28"/>
+          <w:highlight w:val="red"/>
+        </w:rPr>
+        <w:t>ssh</w:t>
+      </w:r>
+      <w:proofErr w:type="spellEnd"/>
+      <w:r>
+        <w:rPr>
+          <w:rFonts w:ascii="Candara" w:eastAsia="Now Heavy" w:hAnsi="Candara" w:cs="Now Heavy"/>
+          <w:b/>
+          <w:bCs/>
+          <w:color w:val="FFFFFF" w:themeColor="background1"/>
+          <w:sz w:val="28"/>
+          <w:szCs w:val="28"/>
+          <w:highlight w:val="red"/>
+        </w:rPr>
+        <w:t>/</w:t>
+      </w:r>
+      <w:proofErr w:type="spellStart"/>
+      <w:r>
+        <w:rPr>
+          <w:rFonts w:ascii="Candara" w:eastAsia="Now Heavy" w:hAnsi="Candara" w:cs="Now Heavy"/>
+          <w:b/>
+          <w:bCs/>
+          <w:color w:val="FFFFFF" w:themeColor="background1"/>
+          <w:sz w:val="28"/>
+          <w:szCs w:val="28"/>
+          <w:highlight w:val="red"/>
+        </w:rPr>
+        <w:t>authorized_keys</w:t>
+      </w:r>
+      <w:proofErr w:type="spellEnd"/>
     </w:p>
     <w:p>
       <w:pPr>
@@ -4519,6 +9844,7 @@
           <w:highlight w:val="red"/>
         </w:rPr>
       </w:pPr>
+      <w:proofErr w:type="spellStart"/>
       <w:r>
         <w:rPr>
           <w:rFonts w:ascii="Candara" w:eastAsia="Now Heavy" w:hAnsi="Candara" w:cs="Now Heavy"/>
@@ -4529,8 +9855,87 @@
           <w:szCs w:val="28"/>
           <w:highlight w:val="red"/>
         </w:rPr>
-        <w:t>chown -R root:root /root/.ssh</w:t>
-      </w:r>
+        <w:t>chown</w:t>
+      </w:r>
+      <w:proofErr w:type="spellEnd"/>
+      <w:r>
+        <w:rPr>
+          <w:rFonts w:ascii="Candara" w:eastAsia="Now Heavy" w:hAnsi="Candara" w:cs="Now Heavy"/>
+          <w:b/>
+          <w:bCs/>
+          <w:color w:val="FFFFFF" w:themeColor="background1"/>
+          <w:sz w:val="28"/>
+          <w:szCs w:val="28"/>
+          <w:highlight w:val="red"/>
+        </w:rPr>
+        <w:t xml:space="preserve"> -R </w:t>
+      </w:r>
+      <w:proofErr w:type="spellStart"/>
+      <w:r>
+        <w:rPr>
+          <w:rFonts w:ascii="Candara" w:eastAsia="Now Heavy" w:hAnsi="Candara" w:cs="Now Heavy"/>
+          <w:b/>
+          <w:bCs/>
+          <w:color w:val="FFFFFF" w:themeColor="background1"/>
+          <w:sz w:val="28"/>
+          <w:szCs w:val="28"/>
+          <w:highlight w:val="red"/>
+        </w:rPr>
+        <w:t>root:root</w:t>
+      </w:r>
+      <w:proofErr w:type="spellEnd"/>
+      <w:r>
+        <w:rPr>
+          <w:rFonts w:ascii="Candara" w:eastAsia="Now Heavy" w:hAnsi="Candara" w:cs="Now Heavy"/>
+          <w:b/>
+          <w:bCs/>
+          <w:color w:val="FFFFFF" w:themeColor="background1"/>
+          <w:sz w:val="28"/>
+          <w:szCs w:val="28"/>
+          <w:highlight w:val="red"/>
+        </w:rPr>
+        <w:t xml:space="preserve"> /</w:t>
+      </w:r>
+      <w:proofErr w:type="spellStart"/>
+      <w:r>
+        <w:rPr>
+          <w:rFonts w:ascii="Candara" w:eastAsia="Now Heavy" w:hAnsi="Candara" w:cs="Now Heavy"/>
+          <w:b/>
+          <w:bCs/>
+          <w:color w:val="FFFFFF" w:themeColor="background1"/>
+          <w:sz w:val="28"/>
+          <w:szCs w:val="28"/>
+          <w:highlight w:val="red"/>
+        </w:rPr>
+        <w:t>root</w:t>
+      </w:r>
+      <w:proofErr w:type="spellEnd"/>
+      <w:r>
+        <w:rPr>
+          <w:rFonts w:ascii="Candara" w:eastAsia="Now Heavy" w:hAnsi="Candara" w:cs="Now Heavy"/>
+          <w:b/>
+          <w:bCs/>
+          <w:color w:val="FFFFFF" w:themeColor="background1"/>
+          <w:sz w:val="28"/>
+          <w:szCs w:val="28"/>
+          <w:highlight w:val="red"/>
+        </w:rPr>
+        <w:t>/.</w:t>
+      </w:r>
+      <w:proofErr w:type="spellStart"/>
+      <w:r>
+        <w:rPr>
+          <w:rFonts w:ascii="Candara" w:eastAsia="Now Heavy" w:hAnsi="Candara" w:cs="Now Heavy"/>
+          <w:b/>
+          <w:bCs/>
+          <w:color w:val="FFFFFF" w:themeColor="background1"/>
+          <w:sz w:val="28"/>
+          <w:szCs w:val="28"/>
+          <w:highlight w:val="red"/>
+        </w:rPr>
+        <w:t>ssh</w:t>
+      </w:r>
+      <w:proofErr w:type="spellEnd"/>
     </w:p>
     <w:p>
       <w:pPr>
@@ -4550,7 +9955,87 @@
           <w:sz w:val="28"/>
           <w:szCs w:val="28"/>
         </w:rPr>
-        <w:t>Pengaturan tersebut bertujuan untuk memastikan direktori dan file SSH memiliki permission serta kepemilikan yang sesuai sehingga dapat digunakan dengan aman untuk proses autentikasi SSH.</w:t>
+        <w:t xml:space="preserve">Pengaturan tersebut bertujuan untuk memastikan </w:t>
+      </w:r>
+      <w:proofErr w:type="spellStart"/>
+      <w:r>
+        <w:rPr>
+          <w:rFonts w:ascii="Candara" w:eastAsia="Now Heavy" w:hAnsi="Candara" w:cs="Now Heavy"/>
+          <w:color w:val="19274F"/>
+          <w:sz w:val="28"/>
+          <w:szCs w:val="28"/>
+        </w:rPr>
+        <w:t>direktori</w:t>
+      </w:r>
+      <w:proofErr w:type="spellEnd"/>
+      <w:r>
+        <w:rPr>
+          <w:rFonts w:ascii="Candara" w:eastAsia="Now Heavy" w:hAnsi="Candara" w:cs="Now Heavy"/>
+          <w:color w:val="19274F"/>
+          <w:sz w:val="28"/>
+          <w:szCs w:val="28"/>
+        </w:rPr>
+        <w:t xml:space="preserve"> dan </w:t>
+      </w:r>
+      <w:proofErr w:type="spellStart"/>
+      <w:r>
+        <w:rPr>
+          <w:rFonts w:ascii="Candara" w:eastAsia="Now Heavy" w:hAnsi="Candara" w:cs="Now Heavy"/>
+          <w:color w:val="19274F"/>
+          <w:sz w:val="28"/>
+          <w:szCs w:val="28"/>
+        </w:rPr>
+        <w:t>file</w:t>
+      </w:r>
+      <w:proofErr w:type="spellEnd"/>
+      <w:r>
+        <w:rPr>
+          <w:rFonts w:ascii="Candara" w:eastAsia="Now Heavy" w:hAnsi="Candara" w:cs="Now Heavy"/>
+          <w:color w:val="19274F"/>
+          <w:sz w:val="28"/>
+          <w:szCs w:val="28"/>
+        </w:rPr>
+        <w:t xml:space="preserve"> SSH memiliki </w:t>
+      </w:r>
+      <w:proofErr w:type="spellStart"/>
+      <w:r>
+        <w:rPr>
+          <w:rFonts w:ascii="Candara" w:eastAsia="Now Heavy" w:hAnsi="Candara" w:cs="Now Heavy"/>
+          <w:color w:val="19274F"/>
+          <w:sz w:val="28"/>
+          <w:szCs w:val="28"/>
+        </w:rPr>
+        <w:t>permission</w:t>
+      </w:r>
+      <w:proofErr w:type="spellEnd"/>
+      <w:r>
+        <w:rPr>
+          <w:rFonts w:ascii="Candara" w:eastAsia="Now Heavy" w:hAnsi="Candara" w:cs="Now Heavy"/>
+          <w:color w:val="19274F"/>
+          <w:sz w:val="28"/>
+          <w:szCs w:val="28"/>
+        </w:rPr>
+        <w:t xml:space="preserve"> serta kepemilikan yang sesuai sehingga dapat digunakan dengan aman untuk proses </w:t>
+      </w:r>
+      <w:proofErr w:type="spellStart"/>
+      <w:r>
+        <w:rPr>
+          <w:rFonts w:ascii="Candara" w:eastAsia="Now Heavy" w:hAnsi="Candara" w:cs="Now Heavy"/>
+          <w:color w:val="19274F"/>
+          <w:sz w:val="28"/>
+          <w:szCs w:val="28"/>
+        </w:rPr>
+        <w:t>autentikasi</w:t>
+      </w:r>
+      <w:proofErr w:type="spellEnd"/>
+      <w:r>
+        <w:rPr>
+          <w:rFonts w:ascii="Candara" w:eastAsia="Now Heavy" w:hAnsi="Candara" w:cs="Now Heavy"/>
+          <w:color w:val="19274F"/>
+          <w:sz w:val="28"/>
+          <w:szCs w:val="28"/>
+        </w:rPr>
+        <w:t xml:space="preserve"> SSH.</w:t>
       </w:r>
     </w:p>
     <w:p>
@@ -4584,7 +10069,7 @@
                     <pic:cNvPicPr/>
                   </pic:nvPicPr>
                   <pic:blipFill>
-                    <a:blip r:embed="rId24"/>
+                    <a:blip r:embed="rId25"/>
                     <a:stretch>
                       <a:fillRect/>
                     </a:stretch>
@@ -4623,7 +10108,47 @@
           <w:sz w:val="28"/>
           <w:szCs w:val="28"/>
         </w:rPr>
-        <w:t>Pada tahap ini, file konfigurasi SSH dibuka menggunakan editor nano dengan perintah:</w:t>
+        <w:t xml:space="preserve">Pada tahap ini, </w:t>
+      </w:r>
+      <w:proofErr w:type="spellStart"/>
+      <w:r>
+        <w:rPr>
+          <w:rFonts w:ascii="Candara" w:eastAsia="Now Heavy" w:hAnsi="Candara" w:cs="Now Heavy"/>
+          <w:color w:val="19274F"/>
+          <w:sz w:val="28"/>
+          <w:szCs w:val="28"/>
+        </w:rPr>
+        <w:t>file</w:t>
+      </w:r>
+      <w:proofErr w:type="spellEnd"/>
+      <w:r>
+        <w:rPr>
+          <w:rFonts w:ascii="Candara" w:eastAsia="Now Heavy" w:hAnsi="Candara" w:cs="Now Heavy"/>
+          <w:color w:val="19274F"/>
+          <w:sz w:val="28"/>
+          <w:szCs w:val="28"/>
+        </w:rPr>
+        <w:t xml:space="preserve"> konfigurasi SSH dibuka menggunakan editor </w:t>
+      </w:r>
+      <w:proofErr w:type="spellStart"/>
+      <w:r>
+        <w:rPr>
+          <w:rFonts w:ascii="Candara" w:eastAsia="Now Heavy" w:hAnsi="Candara" w:cs="Now Heavy"/>
+          <w:color w:val="19274F"/>
+          <w:sz w:val="28"/>
+          <w:szCs w:val="28"/>
+        </w:rPr>
+        <w:t>nano</w:t>
+      </w:r>
+      <w:proofErr w:type="spellEnd"/>
+      <w:r>
+        <w:rPr>
+          <w:rFonts w:ascii="Candara" w:eastAsia="Now Heavy" w:hAnsi="Candara" w:cs="Now Heavy"/>
+          <w:color w:val="19274F"/>
+          <w:sz w:val="28"/>
+          <w:szCs w:val="28"/>
+        </w:rPr>
+        <w:t xml:space="preserve"> dengan perintah:</w:t>
       </w:r>
     </w:p>
     <w:p>
@@ -4640,6 +10165,7 @@
           <w:highlight w:val="red"/>
         </w:rPr>
       </w:pPr>
+      <w:proofErr w:type="spellStart"/>
       <w:r>
         <w:rPr>
           <w:rFonts w:ascii="Candara" w:eastAsia="Now Heavy" w:hAnsi="Candara" w:cs="Now Heavy"/>
@@ -4651,8 +10177,87 @@
           <w:highlight w:val="red"/>
         </w:rPr>
         <w:lastRenderedPageBreak/>
-        <w:t>nano /etc/ssh/sshd_config</w:t>
-      </w:r>
+        <w:t>nano</w:t>
+      </w:r>
+      <w:proofErr w:type="spellEnd"/>
+      <w:r>
+        <w:rPr>
+          <w:rFonts w:ascii="Candara" w:eastAsia="Now Heavy" w:hAnsi="Candara" w:cs="Now Heavy"/>
+          <w:b/>
+          <w:bCs/>
+          <w:color w:val="FFFFFF" w:themeColor="background1"/>
+          <w:sz w:val="28"/>
+          <w:szCs w:val="28"/>
+          <w:highlight w:val="red"/>
+        </w:rPr>
+        <w:t xml:space="preserve"> /</w:t>
+      </w:r>
+      <w:proofErr w:type="spellStart"/>
+      <w:r>
+        <w:rPr>
+          <w:rFonts w:ascii="Candara" w:eastAsia="Now Heavy" w:hAnsi="Candara" w:cs="Now Heavy"/>
+          <w:b/>
+          <w:bCs/>
+          <w:color w:val="FFFFFF" w:themeColor="background1"/>
+          <w:sz w:val="28"/>
+          <w:szCs w:val="28"/>
+          <w:highlight w:val="red"/>
+        </w:rPr>
+        <w:t>etc</w:t>
+      </w:r>
+      <w:proofErr w:type="spellEnd"/>
+      <w:r>
+        <w:rPr>
+          <w:rFonts w:ascii="Candara" w:eastAsia="Now Heavy" w:hAnsi="Candara" w:cs="Now Heavy"/>
+          <w:b/>
+          <w:bCs/>
+          <w:color w:val="FFFFFF" w:themeColor="background1"/>
+          <w:sz w:val="28"/>
+          <w:szCs w:val="28"/>
+          <w:highlight w:val="red"/>
+        </w:rPr>
+        <w:t>/</w:t>
+      </w:r>
+      <w:proofErr w:type="spellStart"/>
+      <w:r>
+        <w:rPr>
+          <w:rFonts w:ascii="Candara" w:eastAsia="Now Heavy" w:hAnsi="Candara" w:cs="Now Heavy"/>
+          <w:b/>
+          <w:bCs/>
+          <w:color w:val="FFFFFF" w:themeColor="background1"/>
+          <w:sz w:val="28"/>
+          <w:szCs w:val="28"/>
+          <w:highlight w:val="red"/>
+        </w:rPr>
+        <w:t>ssh</w:t>
+      </w:r>
+      <w:proofErr w:type="spellEnd"/>
+      <w:r>
+        <w:rPr>
+          <w:rFonts w:ascii="Candara" w:eastAsia="Now Heavy" w:hAnsi="Candara" w:cs="Now Heavy"/>
+          <w:b/>
+          <w:bCs/>
+          <w:color w:val="FFFFFF" w:themeColor="background1"/>
+          <w:sz w:val="28"/>
+          <w:szCs w:val="28"/>
+          <w:highlight w:val="red"/>
+        </w:rPr>
+        <w:t>/</w:t>
+      </w:r>
+      <w:proofErr w:type="spellStart"/>
+      <w:r>
+        <w:rPr>
+          <w:rFonts w:ascii="Candara" w:eastAsia="Now Heavy" w:hAnsi="Candara" w:cs="Now Heavy"/>
+          <w:b/>
+          <w:bCs/>
+          <w:color w:val="FFFFFF" w:themeColor="background1"/>
+          <w:sz w:val="28"/>
+          <w:szCs w:val="28"/>
+          <w:highlight w:val="red"/>
+        </w:rPr>
+        <w:t>sshd_config</w:t>
+      </w:r>
+      <w:proofErr w:type="spellEnd"/>
     </w:p>
     <w:p>
       <w:pPr>
@@ -4665,14 +10270,45 @@
           <w:szCs w:val="28"/>
         </w:rPr>
       </w:pPr>
-      <w:r>
-        <w:rPr>
-          <w:rFonts w:ascii="Candara" w:eastAsia="Now Heavy" w:hAnsi="Candara" w:cs="Now Heavy"/>
-          <w:color w:val="19274F"/>
-          <w:sz w:val="28"/>
-          <w:szCs w:val="28"/>
-        </w:rPr>
-        <w:t>File tersebut digunakan untuk mengatur konfigurasi layanan SSH pada server, termasuk pengaturan autentikasi dan akses pengguna.</w:t>
+      <w:proofErr w:type="spellStart"/>
+      <w:r>
+        <w:rPr>
+          <w:rFonts w:ascii="Candara" w:eastAsia="Now Heavy" w:hAnsi="Candara" w:cs="Now Heavy"/>
+          <w:color w:val="19274F"/>
+          <w:sz w:val="28"/>
+          <w:szCs w:val="28"/>
+        </w:rPr>
+        <w:t>File</w:t>
+      </w:r>
+      <w:proofErr w:type="spellEnd"/>
+      <w:r>
+        <w:rPr>
+          <w:rFonts w:ascii="Candara" w:eastAsia="Now Heavy" w:hAnsi="Candara" w:cs="Now Heavy"/>
+          <w:color w:val="19274F"/>
+          <w:sz w:val="28"/>
+          <w:szCs w:val="28"/>
+        </w:rPr>
+        <w:t xml:space="preserve"> tersebut digunakan untuk mengatur konfigurasi layanan SSH pada server, termasuk pengaturan </w:t>
+      </w:r>
+      <w:proofErr w:type="spellStart"/>
+      <w:r>
+        <w:rPr>
+          <w:rFonts w:ascii="Candara" w:eastAsia="Now Heavy" w:hAnsi="Candara" w:cs="Now Heavy"/>
+          <w:color w:val="19274F"/>
+          <w:sz w:val="28"/>
+          <w:szCs w:val="28"/>
+        </w:rPr>
+        <w:t>autentikasi</w:t>
+      </w:r>
+      <w:proofErr w:type="spellEnd"/>
+      <w:r>
+        <w:rPr>
+          <w:rFonts w:ascii="Candara" w:eastAsia="Now Heavy" w:hAnsi="Candara" w:cs="Now Heavy"/>
+          <w:color w:val="19274F"/>
+          <w:sz w:val="28"/>
+          <w:szCs w:val="28"/>
+        </w:rPr>
+        <w:t xml:space="preserve"> dan akses pengguna.</w:t>
       </w:r>
     </w:p>
     <w:p>
@@ -4706,7 +10342,7 @@
                     <pic:cNvPicPr/>
                   </pic:nvPicPr>
                   <pic:blipFill>
-                    <a:blip r:embed="rId25"/>
+                    <a:blip r:embed="rId26"/>
                     <a:stretch>
                       <a:fillRect/>
                     </a:stretch>
@@ -4745,8 +10381,49 @@
           <w:sz w:val="28"/>
           <w:szCs w:val="28"/>
         </w:rPr>
-        <w:t xml:space="preserve">Pada tahap ini dilakukan pengaturan autentikasi pada file </w:t>
-      </w:r>
+        <w:t xml:space="preserve">Pada tahap ini dilakukan pengaturan </w:t>
+      </w:r>
+      <w:proofErr w:type="spellStart"/>
+      <w:r>
+        <w:rPr>
+          <w:rFonts w:ascii="Candara" w:eastAsia="Now Heavy" w:hAnsi="Candara" w:cs="Now Heavy"/>
+          <w:color w:val="19274F"/>
+          <w:sz w:val="28"/>
+          <w:szCs w:val="28"/>
+        </w:rPr>
+        <w:t>autentikasi</w:t>
+      </w:r>
+      <w:proofErr w:type="spellEnd"/>
+      <w:r>
+        <w:rPr>
+          <w:rFonts w:ascii="Candara" w:eastAsia="Now Heavy" w:hAnsi="Candara" w:cs="Now Heavy"/>
+          <w:color w:val="19274F"/>
+          <w:sz w:val="28"/>
+          <w:szCs w:val="28"/>
+        </w:rPr>
+        <w:t xml:space="preserve"> pada </w:t>
+      </w:r>
+      <w:proofErr w:type="spellStart"/>
+      <w:r>
+        <w:rPr>
+          <w:rFonts w:ascii="Candara" w:eastAsia="Now Heavy" w:hAnsi="Candara" w:cs="Now Heavy"/>
+          <w:color w:val="19274F"/>
+          <w:sz w:val="28"/>
+          <w:szCs w:val="28"/>
+        </w:rPr>
+        <w:t>file</w:t>
+      </w:r>
+      <w:proofErr w:type="spellEnd"/>
+      <w:r>
+        <w:rPr>
+          <w:rFonts w:ascii="Candara" w:eastAsia="Now Heavy" w:hAnsi="Candara" w:cs="Now Heavy"/>
+          <w:color w:val="19274F"/>
+          <w:sz w:val="28"/>
+          <w:szCs w:val="28"/>
+        </w:rPr>
+        <w:t xml:space="preserve"> </w:t>
+      </w:r>
+      <w:proofErr w:type="spellStart"/>
       <w:r>
         <w:rPr>
           <w:rFonts w:ascii="Candara" w:eastAsia="Now Heavy" w:hAnsi="Candara" w:cs="Now Heavy"/>
@@ -4758,6 +10435,7 @@
         </w:rPr>
         <w:t>sshd_config</w:t>
       </w:r>
+      <w:proofErr w:type="spellEnd"/>
       <w:r>
         <w:rPr>
           <w:rFonts w:ascii="Candara" w:eastAsia="Now Heavy" w:hAnsi="Candara" w:cs="Now Heavy"/>
@@ -4782,6 +10460,7 @@
           <w:highlight w:val="red"/>
         </w:rPr>
       </w:pPr>
+      <w:proofErr w:type="spellStart"/>
       <w:r>
         <w:rPr>
           <w:rFonts w:ascii="Candara" w:eastAsia="Now Heavy" w:hAnsi="Candara" w:cs="Now Heavy"/>
@@ -4792,8 +10471,35 @@
           <w:szCs w:val="28"/>
           <w:highlight w:val="red"/>
         </w:rPr>
-        <w:t>PermitRootLogin prohibit-password</w:t>
-      </w:r>
+        <w:t>PermitRootLogin</w:t>
+      </w:r>
+      <w:proofErr w:type="spellEnd"/>
+      <w:r>
+        <w:rPr>
+          <w:rFonts w:ascii="Candara" w:eastAsia="Now Heavy" w:hAnsi="Candara" w:cs="Now Heavy"/>
+          <w:b/>
+          <w:bCs/>
+          <w:color w:val="FFFFFF" w:themeColor="background1"/>
+          <w:sz w:val="28"/>
+          <w:szCs w:val="28"/>
+          <w:highlight w:val="red"/>
+        </w:rPr>
+        <w:t xml:space="preserve"> </w:t>
+      </w:r>
+      <w:proofErr w:type="spellStart"/>
+      <w:r>
+        <w:rPr>
+          <w:rFonts w:ascii="Candara" w:eastAsia="Now Heavy" w:hAnsi="Candara" w:cs="Now Heavy"/>
+          <w:b/>
+          <w:bCs/>
+          <w:color w:val="FFFFFF" w:themeColor="background1"/>
+          <w:sz w:val="28"/>
+          <w:szCs w:val="28"/>
+          <w:highlight w:val="red"/>
+        </w:rPr>
+        <w:t>prohibit-password</w:t>
+      </w:r>
+      <w:proofErr w:type="spellEnd"/>
     </w:p>
     <w:p>
       <w:pPr>
@@ -4809,6 +10515,7 @@
           <w:highlight w:val="red"/>
         </w:rPr>
       </w:pPr>
+      <w:proofErr w:type="spellStart"/>
       <w:r>
         <w:rPr>
           <w:rFonts w:ascii="Candara" w:eastAsia="Now Heavy" w:hAnsi="Candara" w:cs="Now Heavy"/>
@@ -4819,8 +10526,35 @@
           <w:szCs w:val="28"/>
           <w:highlight w:val="red"/>
         </w:rPr>
-        <w:t>PubkeyAuthentication yes</w:t>
-      </w:r>
+        <w:t>PubkeyAuthentication</w:t>
+      </w:r>
+      <w:proofErr w:type="spellEnd"/>
+      <w:r>
+        <w:rPr>
+          <w:rFonts w:ascii="Candara" w:eastAsia="Now Heavy" w:hAnsi="Candara" w:cs="Now Heavy"/>
+          <w:b/>
+          <w:bCs/>
+          <w:color w:val="FFFFFF" w:themeColor="background1"/>
+          <w:sz w:val="28"/>
+          <w:szCs w:val="28"/>
+          <w:highlight w:val="red"/>
+        </w:rPr>
+        <w:t xml:space="preserve"> </w:t>
+      </w:r>
+      <w:proofErr w:type="spellStart"/>
+      <w:r>
+        <w:rPr>
+          <w:rFonts w:ascii="Candara" w:eastAsia="Now Heavy" w:hAnsi="Candara" w:cs="Now Heavy"/>
+          <w:b/>
+          <w:bCs/>
+          <w:color w:val="FFFFFF" w:themeColor="background1"/>
+          <w:sz w:val="28"/>
+          <w:szCs w:val="28"/>
+          <w:highlight w:val="red"/>
+        </w:rPr>
+        <w:t>yes</w:t>
+      </w:r>
+      <w:proofErr w:type="spellEnd"/>
     </w:p>
     <w:p>
       <w:pPr>
@@ -4842,6 +10576,7 @@
         </w:rPr>
         <w:t xml:space="preserve">Pengaturan tersebut memungkinkan pengguna </w:t>
       </w:r>
+      <w:proofErr w:type="spellStart"/>
       <w:r>
         <w:rPr>
           <w:rFonts w:ascii="Candara" w:eastAsia="Now Heavy" w:hAnsi="Candara" w:cs="Now Heavy"/>
@@ -4853,54 +10588,207 @@
         </w:rPr>
         <w:t>root</w:t>
       </w:r>
-      <w:r>
-        <w:rPr>
-          <w:rFonts w:ascii="Candara" w:eastAsia="Now Heavy" w:hAnsi="Candara" w:cs="Now Heavy"/>
-          <w:color w:val="19274F"/>
-          <w:sz w:val="28"/>
-          <w:szCs w:val="28"/>
-        </w:rPr>
-        <w:t xml:space="preserve"> melakukan login melalui SSH menggunakan </w:t>
-      </w:r>
-      <w:r>
-        <w:rPr>
-          <w:rFonts w:ascii="Candara" w:eastAsia="Now Heavy" w:hAnsi="Candara" w:cs="Now Heavy"/>
-          <w:b/>
-          <w:bCs/>
-          <w:color w:val="19274F"/>
-          <w:sz w:val="28"/>
-          <w:szCs w:val="28"/>
-        </w:rPr>
-        <w:t>public key</w:t>
-      </w:r>
-      <w:r>
-        <w:rPr>
-          <w:rFonts w:ascii="Candara" w:eastAsia="Now Heavy" w:hAnsi="Candara" w:cs="Now Heavy"/>
-          <w:color w:val="19274F"/>
-          <w:sz w:val="28"/>
-          <w:szCs w:val="28"/>
-        </w:rPr>
-        <w:t xml:space="preserve">, sedangkan login root menggunakan password tidak diizinkan. Konfigurasi ini digunakan untuk menerapkan </w:t>
-      </w:r>
-      <w:r>
-        <w:rPr>
-          <w:rFonts w:ascii="Candara" w:eastAsia="Now Heavy" w:hAnsi="Candara" w:cs="Now Heavy"/>
-          <w:b/>
-          <w:bCs/>
-          <w:color w:val="19274F"/>
-          <w:sz w:val="28"/>
-          <w:szCs w:val="28"/>
-        </w:rPr>
-        <w:t>keyless login</w:t>
-      </w:r>
-      <w:r>
-        <w:rPr>
-          <w:rFonts w:ascii="Candara" w:eastAsia="Now Heavy" w:hAnsi="Candara" w:cs="Now Heavy"/>
-          <w:color w:val="19274F"/>
-          <w:sz w:val="28"/>
-          <w:szCs w:val="28"/>
-        </w:rPr>
-        <w:t xml:space="preserve"> dengan SSH Key.</w:t>
+      <w:proofErr w:type="spellEnd"/>
+      <w:r>
+        <w:rPr>
+          <w:rFonts w:ascii="Candara" w:eastAsia="Now Heavy" w:hAnsi="Candara" w:cs="Now Heavy"/>
+          <w:color w:val="19274F"/>
+          <w:sz w:val="28"/>
+          <w:szCs w:val="28"/>
+        </w:rPr>
+        <w:t xml:space="preserve"> melakukan </w:t>
+      </w:r>
+      <w:proofErr w:type="spellStart"/>
+      <w:r>
+        <w:rPr>
+          <w:rFonts w:ascii="Candara" w:eastAsia="Now Heavy" w:hAnsi="Candara" w:cs="Now Heavy"/>
+          <w:color w:val="19274F"/>
+          <w:sz w:val="28"/>
+          <w:szCs w:val="28"/>
+        </w:rPr>
+        <w:t>login</w:t>
+      </w:r>
+      <w:proofErr w:type="spellEnd"/>
+      <w:r>
+        <w:rPr>
+          <w:rFonts w:ascii="Candara" w:eastAsia="Now Heavy" w:hAnsi="Candara" w:cs="Now Heavy"/>
+          <w:color w:val="19274F"/>
+          <w:sz w:val="28"/>
+          <w:szCs w:val="28"/>
+        </w:rPr>
+        <w:t xml:space="preserve"> melalui SSH menggunakan </w:t>
+      </w:r>
+      <w:proofErr w:type="spellStart"/>
+      <w:r>
+        <w:rPr>
+          <w:rFonts w:ascii="Candara" w:eastAsia="Now Heavy" w:hAnsi="Candara" w:cs="Now Heavy"/>
+          <w:b/>
+          <w:bCs/>
+          <w:color w:val="19274F"/>
+          <w:sz w:val="28"/>
+          <w:szCs w:val="28"/>
+        </w:rPr>
+        <w:t>public</w:t>
+      </w:r>
+      <w:proofErr w:type="spellEnd"/>
+      <w:r>
+        <w:rPr>
+          <w:rFonts w:ascii="Candara" w:eastAsia="Now Heavy" w:hAnsi="Candara" w:cs="Now Heavy"/>
+          <w:b/>
+          <w:bCs/>
+          <w:color w:val="19274F"/>
+          <w:sz w:val="28"/>
+          <w:szCs w:val="28"/>
+        </w:rPr>
+        <w:t xml:space="preserve"> </w:t>
+      </w:r>
+      <w:proofErr w:type="spellStart"/>
+      <w:r>
+        <w:rPr>
+          <w:rFonts w:ascii="Candara" w:eastAsia="Now Heavy" w:hAnsi="Candara" w:cs="Now Heavy"/>
+          <w:b/>
+          <w:bCs/>
+          <w:color w:val="19274F"/>
+          <w:sz w:val="28"/>
+          <w:szCs w:val="28"/>
+        </w:rPr>
+        <w:t>key</w:t>
+      </w:r>
+      <w:proofErr w:type="spellEnd"/>
+      <w:r>
+        <w:rPr>
+          <w:rFonts w:ascii="Candara" w:eastAsia="Now Heavy" w:hAnsi="Candara" w:cs="Now Heavy"/>
+          <w:color w:val="19274F"/>
+          <w:sz w:val="28"/>
+          <w:szCs w:val="28"/>
+        </w:rPr>
+        <w:t xml:space="preserve">, sedangkan </w:t>
+      </w:r>
+      <w:proofErr w:type="spellStart"/>
+      <w:r>
+        <w:rPr>
+          <w:rFonts w:ascii="Candara" w:eastAsia="Now Heavy" w:hAnsi="Candara" w:cs="Now Heavy"/>
+          <w:color w:val="19274F"/>
+          <w:sz w:val="28"/>
+          <w:szCs w:val="28"/>
+        </w:rPr>
+        <w:t>login</w:t>
+      </w:r>
+      <w:proofErr w:type="spellEnd"/>
+      <w:r>
+        <w:rPr>
+          <w:rFonts w:ascii="Candara" w:eastAsia="Now Heavy" w:hAnsi="Candara" w:cs="Now Heavy"/>
+          <w:color w:val="19274F"/>
+          <w:sz w:val="28"/>
+          <w:szCs w:val="28"/>
+        </w:rPr>
+        <w:t xml:space="preserve"> </w:t>
+      </w:r>
+      <w:proofErr w:type="spellStart"/>
+      <w:r>
+        <w:rPr>
+          <w:rFonts w:ascii="Candara" w:eastAsia="Now Heavy" w:hAnsi="Candara" w:cs="Now Heavy"/>
+          <w:color w:val="19274F"/>
+          <w:sz w:val="28"/>
+          <w:szCs w:val="28"/>
+        </w:rPr>
+        <w:t>root</w:t>
+      </w:r>
+      <w:proofErr w:type="spellEnd"/>
+      <w:r>
+        <w:rPr>
+          <w:rFonts w:ascii="Candara" w:eastAsia="Now Heavy" w:hAnsi="Candara" w:cs="Now Heavy"/>
+          <w:color w:val="19274F"/>
+          <w:sz w:val="28"/>
+          <w:szCs w:val="28"/>
+        </w:rPr>
+        <w:t xml:space="preserve"> menggunakan </w:t>
+      </w:r>
+      <w:proofErr w:type="spellStart"/>
+      <w:r>
+        <w:rPr>
+          <w:rFonts w:ascii="Candara" w:eastAsia="Now Heavy" w:hAnsi="Candara" w:cs="Now Heavy"/>
+          <w:color w:val="19274F"/>
+          <w:sz w:val="28"/>
+          <w:szCs w:val="28"/>
+        </w:rPr>
+        <w:t>password</w:t>
+      </w:r>
+      <w:proofErr w:type="spellEnd"/>
+      <w:r>
+        <w:rPr>
+          <w:rFonts w:ascii="Candara" w:eastAsia="Now Heavy" w:hAnsi="Candara" w:cs="Now Heavy"/>
+          <w:color w:val="19274F"/>
+          <w:sz w:val="28"/>
+          <w:szCs w:val="28"/>
+        </w:rPr>
+        <w:t xml:space="preserve"> tidak diizinkan. Konfigurasi ini digunakan untuk menerapkan </w:t>
+      </w:r>
+      <w:proofErr w:type="spellStart"/>
+      <w:r>
+        <w:rPr>
+          <w:rFonts w:ascii="Candara" w:eastAsia="Now Heavy" w:hAnsi="Candara" w:cs="Now Heavy"/>
+          <w:b/>
+          <w:bCs/>
+          <w:color w:val="19274F"/>
+          <w:sz w:val="28"/>
+          <w:szCs w:val="28"/>
+        </w:rPr>
+        <w:t>keyless</w:t>
+      </w:r>
+      <w:proofErr w:type="spellEnd"/>
+      <w:r>
+        <w:rPr>
+          <w:rFonts w:ascii="Candara" w:eastAsia="Now Heavy" w:hAnsi="Candara" w:cs="Now Heavy"/>
+          <w:b/>
+          <w:bCs/>
+          <w:color w:val="19274F"/>
+          <w:sz w:val="28"/>
+          <w:szCs w:val="28"/>
+        </w:rPr>
+        <w:t xml:space="preserve"> </w:t>
+      </w:r>
+      <w:proofErr w:type="spellStart"/>
+      <w:r>
+        <w:rPr>
+          <w:rFonts w:ascii="Candara" w:eastAsia="Now Heavy" w:hAnsi="Candara" w:cs="Now Heavy"/>
+          <w:b/>
+          <w:bCs/>
+          <w:color w:val="19274F"/>
+          <w:sz w:val="28"/>
+          <w:szCs w:val="28"/>
+        </w:rPr>
+        <w:t>login</w:t>
+      </w:r>
+      <w:proofErr w:type="spellEnd"/>
+      <w:r>
+        <w:rPr>
+          <w:rFonts w:ascii="Candara" w:eastAsia="Now Heavy" w:hAnsi="Candara" w:cs="Now Heavy"/>
+          <w:color w:val="19274F"/>
+          <w:sz w:val="28"/>
+          <w:szCs w:val="28"/>
+        </w:rPr>
+        <w:t xml:space="preserve"> dengan SSH </w:t>
+      </w:r>
+      <w:proofErr w:type="spellStart"/>
+      <w:r>
+        <w:rPr>
+          <w:rFonts w:ascii="Candara" w:eastAsia="Now Heavy" w:hAnsi="Candara" w:cs="Now Heavy"/>
+          <w:color w:val="19274F"/>
+          <w:sz w:val="28"/>
+          <w:szCs w:val="28"/>
+        </w:rPr>
+        <w:t>Key</w:t>
+      </w:r>
+      <w:proofErr w:type="spellEnd"/>
+      <w:r>
+        <w:rPr>
+          <w:rFonts w:ascii="Candara" w:eastAsia="Now Heavy" w:hAnsi="Candara" w:cs="Now Heavy"/>
+          <w:color w:val="19274F"/>
+          <w:sz w:val="28"/>
+          <w:szCs w:val="28"/>
+        </w:rPr>
+        <w:t>.</w:t>
       </w:r>
     </w:p>
     <w:p>
@@ -4934,7 +10822,7 @@
                     <pic:cNvPicPr/>
                   </pic:nvPicPr>
                   <pic:blipFill>
-                    <a:blip r:embed="rId26"/>
+                    <a:blip r:embed="rId27"/>
                     <a:stretch>
                       <a:fillRect/>
                     </a:stretch>
@@ -4973,7 +10861,17 @@
           <w:sz w:val="28"/>
           <w:szCs w:val="28"/>
         </w:rPr>
-        <w:t>Setelah konfigurasi SSH diubah, layanan SSH di-</w:t>
+        <w:t xml:space="preserve">Setelah konfigurasi SSH diubah, layanan SSH </w:t>
+      </w:r>
+      <w:proofErr w:type="spellStart"/>
+      <w:r>
+        <w:rPr>
+          <w:rFonts w:ascii="Candara" w:eastAsia="Now Heavy" w:hAnsi="Candara" w:cs="Now Heavy"/>
+          <w:color w:val="19274F"/>
+          <w:sz w:val="28"/>
+          <w:szCs w:val="28"/>
+        </w:rPr>
+        <w:t>di-</w:t>
       </w:r>
       <w:r>
         <w:rPr>
@@ -4986,6 +10884,7 @@
         </w:rPr>
         <w:t>restart</w:t>
       </w:r>
+      <w:proofErr w:type="spellEnd"/>
       <w:r>
         <w:rPr>
           <w:rFonts w:ascii="Candara" w:eastAsia="Now Heavy" w:hAnsi="Candara" w:cs="Now Heavy"/>
@@ -5010,6 +10909,7 @@
           <w:highlight w:val="red"/>
         </w:rPr>
       </w:pPr>
+      <w:proofErr w:type="spellStart"/>
       <w:r>
         <w:rPr>
           <w:rFonts w:ascii="Candara" w:eastAsia="Now Heavy" w:hAnsi="Candara" w:cs="Now Heavy"/>
@@ -5020,8 +10920,61 @@
           <w:szCs w:val="28"/>
           <w:highlight w:val="red"/>
         </w:rPr>
-        <w:t>systemctl restart ssh</w:t>
-      </w:r>
+        <w:t>systemctl</w:t>
+      </w:r>
+      <w:proofErr w:type="spellEnd"/>
+      <w:r>
+        <w:rPr>
+          <w:rFonts w:ascii="Candara" w:eastAsia="Now Heavy" w:hAnsi="Candara" w:cs="Now Heavy"/>
+          <w:b/>
+          <w:bCs/>
+          <w:color w:val="FFFFFF" w:themeColor="background1"/>
+          <w:sz w:val="28"/>
+          <w:szCs w:val="28"/>
+          <w:highlight w:val="red"/>
+        </w:rPr>
+        <w:t xml:space="preserve"> </w:t>
+      </w:r>
+      <w:proofErr w:type="spellStart"/>
+      <w:r>
+        <w:rPr>
+          <w:rFonts w:ascii="Candara" w:eastAsia="Now Heavy" w:hAnsi="Candara" w:cs="Now Heavy"/>
+          <w:b/>
+          <w:bCs/>
+          <w:color w:val="FFFFFF" w:themeColor="background1"/>
+          <w:sz w:val="28"/>
+          <w:szCs w:val="28"/>
+          <w:highlight w:val="red"/>
+        </w:rPr>
+        <w:t>restart</w:t>
+      </w:r>
+      <w:proofErr w:type="spellEnd"/>
+      <w:r>
+        <w:rPr>
+          <w:rFonts w:ascii="Candara" w:eastAsia="Now Heavy" w:hAnsi="Candara" w:cs="Now Heavy"/>
+          <w:b/>
+          <w:bCs/>
+          <w:color w:val="FFFFFF" w:themeColor="background1"/>
+          <w:sz w:val="28"/>
+          <w:szCs w:val="28"/>
+          <w:highlight w:val="red"/>
+        </w:rPr>
+        <w:t xml:space="preserve"> </w:t>
+      </w:r>
+      <w:proofErr w:type="spellStart"/>
+      <w:r>
+        <w:rPr>
+          <w:rFonts w:ascii="Candara" w:eastAsia="Now Heavy" w:hAnsi="Candara" w:cs="Now Heavy"/>
+          <w:b/>
+          <w:bCs/>
+          <w:color w:val="FFFFFF" w:themeColor="background1"/>
+          <w:sz w:val="28"/>
+          <w:szCs w:val="28"/>
+          <w:highlight w:val="red"/>
+        </w:rPr>
+        <w:t>ssh</w:t>
+      </w:r>
+      <w:proofErr w:type="spellEnd"/>
     </w:p>
     <w:p>
       <w:pPr>
@@ -5058,6 +11011,7 @@
           <w:highlight w:val="red"/>
         </w:rPr>
       </w:pPr>
+      <w:proofErr w:type="spellStart"/>
       <w:r>
         <w:rPr>
           <w:rFonts w:ascii="Candara" w:eastAsia="Now Heavy" w:hAnsi="Candara" w:cs="Now Heavy"/>
@@ -5069,8 +11023,35 @@
           <w:highlight w:val="red"/>
         </w:rPr>
         <w:lastRenderedPageBreak/>
-        <w:t>systemctl status ssh</w:t>
-      </w:r>
+        <w:t>systemctl</w:t>
+      </w:r>
+      <w:proofErr w:type="spellEnd"/>
+      <w:r>
+        <w:rPr>
+          <w:rFonts w:ascii="Candara" w:eastAsia="Now Heavy" w:hAnsi="Candara" w:cs="Now Heavy"/>
+          <w:b/>
+          <w:bCs/>
+          <w:color w:val="FFFFFF" w:themeColor="background1"/>
+          <w:sz w:val="28"/>
+          <w:szCs w:val="28"/>
+          <w:highlight w:val="red"/>
+        </w:rPr>
+        <w:t xml:space="preserve"> status </w:t>
+      </w:r>
+      <w:proofErr w:type="spellStart"/>
+      <w:r>
+        <w:rPr>
+          <w:rFonts w:ascii="Candara" w:eastAsia="Now Heavy" w:hAnsi="Candara" w:cs="Now Heavy"/>
+          <w:b/>
+          <w:bCs/>
+          <w:color w:val="FFFFFF" w:themeColor="background1"/>
+          <w:sz w:val="28"/>
+          <w:szCs w:val="28"/>
+          <w:highlight w:val="red"/>
+        </w:rPr>
+        <w:t>ssh</w:t>
+      </w:r>
+      <w:proofErr w:type="spellEnd"/>
     </w:p>
     <w:p>
       <w:pPr>
@@ -5092,16 +11073,77 @@
         </w:rPr>
         <w:t xml:space="preserve">Berdasarkan hasil pada gambar, layanan </w:t>
       </w:r>
-      <w:r>
-        <w:rPr>
-          <w:rFonts w:ascii="Candara" w:eastAsia="Now Heavy" w:hAnsi="Candara" w:cs="Now Heavy"/>
-          <w:b/>
-          <w:bCs/>
-          <w:color w:val="19274F"/>
-          <w:sz w:val="28"/>
-          <w:szCs w:val="28"/>
-        </w:rPr>
-        <w:t>OpenSSH Secure Shell Server</w:t>
+      <w:proofErr w:type="spellStart"/>
+      <w:r>
+        <w:rPr>
+          <w:rFonts w:ascii="Candara" w:eastAsia="Now Heavy" w:hAnsi="Candara" w:cs="Now Heavy"/>
+          <w:b/>
+          <w:bCs/>
+          <w:color w:val="19274F"/>
+          <w:sz w:val="28"/>
+          <w:szCs w:val="28"/>
+        </w:rPr>
+        <w:t>OpenSSH</w:t>
+      </w:r>
+      <w:proofErr w:type="spellEnd"/>
+      <w:r>
+        <w:rPr>
+          <w:rFonts w:ascii="Candara" w:eastAsia="Now Heavy" w:hAnsi="Candara" w:cs="Now Heavy"/>
+          <w:b/>
+          <w:bCs/>
+          <w:color w:val="19274F"/>
+          <w:sz w:val="28"/>
+          <w:szCs w:val="28"/>
+        </w:rPr>
+        <w:t xml:space="preserve"> </w:t>
+      </w:r>
+      <w:proofErr w:type="spellStart"/>
+      <w:r>
+        <w:rPr>
+          <w:rFonts w:ascii="Candara" w:eastAsia="Now Heavy" w:hAnsi="Candara" w:cs="Now Heavy"/>
+          <w:b/>
+          <w:bCs/>
+          <w:color w:val="19274F"/>
+          <w:sz w:val="28"/>
+          <w:szCs w:val="28"/>
+        </w:rPr>
+        <w:t>Secure</w:t>
+      </w:r>
+      <w:proofErr w:type="spellEnd"/>
+      <w:r>
+        <w:rPr>
+          <w:rFonts w:ascii="Candara" w:eastAsia="Now Heavy" w:hAnsi="Candara" w:cs="Now Heavy"/>
+          <w:b/>
+          <w:bCs/>
+          <w:color w:val="19274F"/>
+          <w:sz w:val="28"/>
+          <w:szCs w:val="28"/>
+        </w:rPr>
+        <w:t xml:space="preserve"> </w:t>
+      </w:r>
+      <w:proofErr w:type="spellStart"/>
+      <w:r>
+        <w:rPr>
+          <w:rFonts w:ascii="Candara" w:eastAsia="Now Heavy" w:hAnsi="Candara" w:cs="Now Heavy"/>
+          <w:b/>
+          <w:bCs/>
+          <w:color w:val="19274F"/>
+          <w:sz w:val="28"/>
+          <w:szCs w:val="28"/>
+        </w:rPr>
+        <w:t>Shell</w:t>
+      </w:r>
+      <w:proofErr w:type="spellEnd"/>
+      <w:r>
+        <w:rPr>
+          <w:rFonts w:ascii="Candara" w:eastAsia="Now Heavy" w:hAnsi="Candara" w:cs="Now Heavy"/>
+          <w:b/>
+          <w:bCs/>
+          <w:color w:val="19274F"/>
+          <w:sz w:val="28"/>
+          <w:szCs w:val="28"/>
+        </w:rPr>
+        <w:t xml:space="preserve"> Server</w:t>
       </w:r>
       <w:r>
         <w:rPr>
@@ -5112,16 +11154,53 @@
         </w:rPr>
         <w:t xml:space="preserve"> berstatus </w:t>
       </w:r>
-      <w:r>
-        <w:rPr>
-          <w:rFonts w:ascii="Candara" w:eastAsia="Now Heavy" w:hAnsi="Candara" w:cs="Now Heavy"/>
-          <w:b/>
-          <w:bCs/>
-          <w:color w:val="19274F"/>
-          <w:sz w:val="28"/>
-          <w:szCs w:val="28"/>
-        </w:rPr>
-        <w:t>active (running)</w:t>
+      <w:proofErr w:type="spellStart"/>
+      <w:r>
+        <w:rPr>
+          <w:rFonts w:ascii="Candara" w:eastAsia="Now Heavy" w:hAnsi="Candara" w:cs="Now Heavy"/>
+          <w:b/>
+          <w:bCs/>
+          <w:color w:val="19274F"/>
+          <w:sz w:val="28"/>
+          <w:szCs w:val="28"/>
+        </w:rPr>
+        <w:t>active</w:t>
+      </w:r>
+      <w:proofErr w:type="spellEnd"/>
+      <w:r>
+        <w:rPr>
+          <w:rFonts w:ascii="Candara" w:eastAsia="Now Heavy" w:hAnsi="Candara" w:cs="Now Heavy"/>
+          <w:b/>
+          <w:bCs/>
+          <w:color w:val="19274F"/>
+          <w:sz w:val="28"/>
+          <w:szCs w:val="28"/>
+        </w:rPr>
+        <w:t xml:space="preserve"> (</w:t>
+      </w:r>
+      <w:proofErr w:type="spellStart"/>
+      <w:r>
+        <w:rPr>
+          <w:rFonts w:ascii="Candara" w:eastAsia="Now Heavy" w:hAnsi="Candara" w:cs="Now Heavy"/>
+          <w:b/>
+          <w:bCs/>
+          <w:color w:val="19274F"/>
+          <w:sz w:val="28"/>
+          <w:szCs w:val="28"/>
+        </w:rPr>
+        <w:t>running</w:t>
+      </w:r>
+      <w:proofErr w:type="spellEnd"/>
+      <w:r>
+        <w:rPr>
+          <w:rFonts w:ascii="Candara" w:eastAsia="Now Heavy" w:hAnsi="Candara" w:cs="Now Heavy"/>
+          <w:b/>
+          <w:bCs/>
+          <w:color w:val="19274F"/>
+          <w:sz w:val="28"/>
+          <w:szCs w:val="28"/>
+        </w:rPr>
+        <w:t>)</w:t>
       </w:r>
       <w:r>
         <w:rPr>
@@ -5132,16 +11211,29 @@
         </w:rPr>
         <w:t xml:space="preserve"> dan berjalan pada </w:t>
       </w:r>
-      <w:r>
-        <w:rPr>
-          <w:rFonts w:ascii="Candara" w:eastAsia="Now Heavy" w:hAnsi="Candara" w:cs="Now Heavy"/>
-          <w:b/>
-          <w:bCs/>
-          <w:color w:val="19274F"/>
-          <w:sz w:val="28"/>
-          <w:szCs w:val="28"/>
-        </w:rPr>
-        <w:t>port 22</w:t>
+      <w:proofErr w:type="spellStart"/>
+      <w:r>
+        <w:rPr>
+          <w:rFonts w:ascii="Candara" w:eastAsia="Now Heavy" w:hAnsi="Candara" w:cs="Now Heavy"/>
+          <w:b/>
+          <w:bCs/>
+          <w:color w:val="19274F"/>
+          <w:sz w:val="28"/>
+          <w:szCs w:val="28"/>
+        </w:rPr>
+        <w:t>port</w:t>
+      </w:r>
+      <w:proofErr w:type="spellEnd"/>
+      <w:r>
+        <w:rPr>
+          <w:rFonts w:ascii="Candara" w:eastAsia="Now Heavy" w:hAnsi="Candara" w:cs="Now Heavy"/>
+          <w:b/>
+          <w:bCs/>
+          <w:color w:val="19274F"/>
+          <w:sz w:val="28"/>
+          <w:szCs w:val="28"/>
+        </w:rPr>
+        <w:t xml:space="preserve"> 22</w:t>
       </w:r>
       <w:r>
         <w:rPr>
@@ -5184,7 +11276,7 @@
                     <pic:cNvPicPr/>
                   </pic:nvPicPr>
                   <pic:blipFill>
-                    <a:blip r:embed="rId27"/>
+                    <a:blip r:embed="rId28"/>
                     <a:stretch>
                       <a:fillRect/>
                     </a:stretch>
@@ -5223,7 +11315,27 @@
           <w:sz w:val="28"/>
           <w:szCs w:val="28"/>
         </w:rPr>
-        <w:t>Setelah konfigurasi SSH diterapkan, dilakukan pengujian koneksi dari client Windows ke Ubuntu Server menggunakan perintah:</w:t>
+        <w:t xml:space="preserve">Setelah konfigurasi SSH diterapkan, dilakukan pengujian koneksi dari </w:t>
+      </w:r>
+      <w:proofErr w:type="spellStart"/>
+      <w:r>
+        <w:rPr>
+          <w:rFonts w:ascii="Candara" w:eastAsia="Now Heavy" w:hAnsi="Candara" w:cs="Now Heavy"/>
+          <w:color w:val="19274F"/>
+          <w:sz w:val="28"/>
+          <w:szCs w:val="28"/>
+        </w:rPr>
+        <w:t>client</w:t>
+      </w:r>
+      <w:proofErr w:type="spellEnd"/>
+      <w:r>
+        <w:rPr>
+          <w:rFonts w:ascii="Candara" w:eastAsia="Now Heavy" w:hAnsi="Candara" w:cs="Now Heavy"/>
+          <w:color w:val="19274F"/>
+          <w:sz w:val="28"/>
+          <w:szCs w:val="28"/>
+        </w:rPr>
+        <w:t xml:space="preserve"> Windows ke Ubuntu Server menggunakan perintah:</w:t>
       </w:r>
     </w:p>
     <w:p>
@@ -5240,6 +11352,7 @@
           <w:highlight w:val="red"/>
         </w:rPr>
       </w:pPr>
+      <w:proofErr w:type="spellStart"/>
       <w:r>
         <w:rPr>
           <w:rFonts w:ascii="Candara" w:eastAsia="Now Heavy" w:hAnsi="Candara" w:cs="Now Heavy"/>
@@ -5250,7 +11363,20 @@
           <w:szCs w:val="28"/>
           <w:highlight w:val="red"/>
         </w:rPr>
-        <w:t>ssh root@10.10.241.143</w:t>
+        <w:t>ssh</w:t>
+      </w:r>
+      <w:proofErr w:type="spellEnd"/>
+      <w:r>
+        <w:rPr>
+          <w:rFonts w:ascii="Candara" w:eastAsia="Now Heavy" w:hAnsi="Candara" w:cs="Now Heavy"/>
+          <w:b/>
+          <w:bCs/>
+          <w:color w:val="FFFFFF" w:themeColor="background1"/>
+          <w:sz w:val="28"/>
+          <w:szCs w:val="28"/>
+          <w:highlight w:val="red"/>
+        </w:rPr>
+        <w:t xml:space="preserve"> root@10.10.241.143</w:t>
       </w:r>
     </w:p>
     <w:p>
@@ -5271,7 +11397,107 @@
           <w:sz w:val="28"/>
           <w:szCs w:val="28"/>
         </w:rPr>
-        <w:t>Berdasarkan hasil pada gambar, koneksi berhasil dan pengguna langsung masuk ke server sebagai root tanpa diminta memasukkan password. Hal ini menunjukkan bahwa konfigurasi keyless login menggunakan SSH Key telah berhasil diterapkan.</w:t>
+        <w:t xml:space="preserve">Berdasarkan hasil pada gambar, koneksi berhasil dan pengguna langsung masuk ke server sebagai </w:t>
+      </w:r>
+      <w:proofErr w:type="spellStart"/>
+      <w:r>
+        <w:rPr>
+          <w:rFonts w:ascii="Candara" w:eastAsia="Now Heavy" w:hAnsi="Candara" w:cs="Now Heavy"/>
+          <w:color w:val="19274F"/>
+          <w:sz w:val="28"/>
+          <w:szCs w:val="28"/>
+        </w:rPr>
+        <w:t>root</w:t>
+      </w:r>
+      <w:proofErr w:type="spellEnd"/>
+      <w:r>
+        <w:rPr>
+          <w:rFonts w:ascii="Candara" w:eastAsia="Now Heavy" w:hAnsi="Candara" w:cs="Now Heavy"/>
+          <w:color w:val="19274F"/>
+          <w:sz w:val="28"/>
+          <w:szCs w:val="28"/>
+        </w:rPr>
+        <w:t xml:space="preserve"> tanpa diminta memasukkan </w:t>
+      </w:r>
+      <w:proofErr w:type="spellStart"/>
+      <w:r>
+        <w:rPr>
+          <w:rFonts w:ascii="Candara" w:eastAsia="Now Heavy" w:hAnsi="Candara" w:cs="Now Heavy"/>
+          <w:color w:val="19274F"/>
+          <w:sz w:val="28"/>
+          <w:szCs w:val="28"/>
+        </w:rPr>
+        <w:t>password</w:t>
+      </w:r>
+      <w:proofErr w:type="spellEnd"/>
+      <w:r>
+        <w:rPr>
+          <w:rFonts w:ascii="Candara" w:eastAsia="Now Heavy" w:hAnsi="Candara" w:cs="Now Heavy"/>
+          <w:color w:val="19274F"/>
+          <w:sz w:val="28"/>
+          <w:szCs w:val="28"/>
+        </w:rPr>
+        <w:t xml:space="preserve">. Hal ini menunjukkan bahwa konfigurasi </w:t>
+      </w:r>
+      <w:proofErr w:type="spellStart"/>
+      <w:r>
+        <w:rPr>
+          <w:rFonts w:ascii="Candara" w:eastAsia="Now Heavy" w:hAnsi="Candara" w:cs="Now Heavy"/>
+          <w:color w:val="19274F"/>
+          <w:sz w:val="28"/>
+          <w:szCs w:val="28"/>
+        </w:rPr>
+        <w:t>keyless</w:t>
+      </w:r>
+      <w:proofErr w:type="spellEnd"/>
+      <w:r>
+        <w:rPr>
+          <w:rFonts w:ascii="Candara" w:eastAsia="Now Heavy" w:hAnsi="Candara" w:cs="Now Heavy"/>
+          <w:color w:val="19274F"/>
+          <w:sz w:val="28"/>
+          <w:szCs w:val="28"/>
+        </w:rPr>
+        <w:t xml:space="preserve"> </w:t>
+      </w:r>
+      <w:proofErr w:type="spellStart"/>
+      <w:r>
+        <w:rPr>
+          <w:rFonts w:ascii="Candara" w:eastAsia="Now Heavy" w:hAnsi="Candara" w:cs="Now Heavy"/>
+          <w:color w:val="19274F"/>
+          <w:sz w:val="28"/>
+          <w:szCs w:val="28"/>
+        </w:rPr>
+        <w:t>login</w:t>
+      </w:r>
+      <w:proofErr w:type="spellEnd"/>
+      <w:r>
+        <w:rPr>
+          <w:rFonts w:ascii="Candara" w:eastAsia="Now Heavy" w:hAnsi="Candara" w:cs="Now Heavy"/>
+          <w:color w:val="19274F"/>
+          <w:sz w:val="28"/>
+          <w:szCs w:val="28"/>
+        </w:rPr>
+        <w:t xml:space="preserve"> menggunakan SSH </w:t>
+      </w:r>
+      <w:proofErr w:type="spellStart"/>
+      <w:r>
+        <w:rPr>
+          <w:rFonts w:ascii="Candara" w:eastAsia="Now Heavy" w:hAnsi="Candara" w:cs="Now Heavy"/>
+          <w:color w:val="19274F"/>
+          <w:sz w:val="28"/>
+          <w:szCs w:val="28"/>
+        </w:rPr>
+        <w:t>Key</w:t>
+      </w:r>
+      <w:proofErr w:type="spellEnd"/>
+      <w:r>
+        <w:rPr>
+          <w:rFonts w:ascii="Candara" w:eastAsia="Now Heavy" w:hAnsi="Candara" w:cs="Now Heavy"/>
+          <w:color w:val="19274F"/>
+          <w:sz w:val="28"/>
+          <w:szCs w:val="28"/>
+        </w:rPr>
+        <w:t xml:space="preserve"> telah berhasil diterapkan.</w:t>
       </w:r>
     </w:p>
     <w:p>
